--- a/fuentes/CF2_96151139_DU.docx
+++ b/fuentes/CF2_96151139_DU.docx
@@ -429,7 +429,19 @@
     </w:p>
     <w:p>
       <w:r>
-        <w:t>En este componente se exploran las características de la carne como alimento y los factores que afectan su calidad, incluyendo alteraciones microbiológicas. También se abordan los cuidados necesarios durante el faenado y la elaboración de derivados cárnicos, con énfasis en las prácticas higiénico-sanitarias que previenen la contaminación y garantizan la seguridad del producto final</w:t>
+        <w:t>En este componente se exploran las características de la carne como alimento y los factores que afectan su calidad, incluyendo alteraciones microbiológicas. También se abordan los cuidados necesarios durante el faenado y la elaboración de derivados cárnicos, con énfasis en las prácticas higiénico</w:t>
+      </w:r>
+      <w:r>
+        <w:t xml:space="preserve"> </w:t>
+      </w:r>
+      <w:r>
+        <w:t>-</w:t>
+      </w:r>
+      <w:r>
+        <w:t xml:space="preserve"> </w:t>
+      </w:r>
+      <w:r>
+        <w:t>sanitarias que previenen la contaminación y garantizan la seguridad del producto final</w:t>
       </w:r>
       <w:r>
         <w:t>.</w:t>
@@ -501,7 +513,8 @@
         <w:br w:type="page"/>
       </w:r>
     </w:p>
-    <w:bookmarkStart w:id="0" w:name="_Toc204025439" w:displacedByCustomXml="next"/>
+    <w:bookmarkStart w:id="0" w:name="_Toc204881176" w:displacedByCustomXml="next"/>
+    <w:bookmarkStart w:id="1" w:name="_Toc204025439" w:displacedByCustomXml="next"/>
     <w:sdt>
       <w:sdtPr>
         <w:rPr>
@@ -538,6 +551,9 @@
               <w:numId w:val="0"/>
             </w:numPr>
             <w:ind w:left="709"/>
+            <w:rPr>
+              <w:noProof/>
+            </w:rPr>
           </w:pPr>
           <w:r>
             <w:t>Tabla de c</w:t>
@@ -545,6 +561,7 @@
           <w:r>
             <w:t>ontenido</w:t>
           </w:r>
+          <w:bookmarkEnd w:id="1"/>
           <w:bookmarkEnd w:id="0"/>
           <w:r>
             <w:rPr>
@@ -583,7 +600,7 @@
               <w:lang w:eastAsia="es-MX"/>
             </w:rPr>
           </w:pPr>
-          <w:hyperlink w:anchor="_Toc204025440" w:history="1">
+          <w:hyperlink w:anchor="_Toc204881177" w:history="1">
             <w:r>
               <w:rPr>
                 <w:rStyle w:val="Hipervnculo"/>
@@ -610,7 +627,7 @@
                 <w:noProof/>
                 <w:webHidden/>
               </w:rPr>
-              <w:instrText xml:space="preserve"> PAGEREF _Toc204025440 \h </w:instrText>
+              <w:instrText xml:space="preserve"> PAGEREF _Toc204881177 \h </w:instrText>
             </w:r>
             <w:r>
               <w:rPr>
@@ -656,7 +673,7 @@
               <w:lang w:eastAsia="es-MX"/>
             </w:rPr>
           </w:pPr>
-          <w:hyperlink w:anchor="_Toc204025441" w:history="1">
+          <w:hyperlink w:anchor="_Toc204881178" w:history="1">
             <w:r>
               <w:rPr>
                 <w:rStyle w:val="Hipervnculo"/>
@@ -700,7 +717,7 @@
                 <w:noProof/>
                 <w:webHidden/>
               </w:rPr>
-              <w:instrText xml:space="preserve"> PAGEREF _Toc204025441 \h </w:instrText>
+              <w:instrText xml:space="preserve"> PAGEREF _Toc204881178 \h </w:instrText>
             </w:r>
             <w:r>
               <w:rPr>
@@ -746,7 +763,7 @@
               <w:lang w:eastAsia="es-MX"/>
             </w:rPr>
           </w:pPr>
-          <w:hyperlink w:anchor="_Toc204025442" w:history="1">
+          <w:hyperlink w:anchor="_Toc204881179" w:history="1">
             <w:r>
               <w:rPr>
                 <w:rStyle w:val="Hipervnculo"/>
@@ -790,7 +807,7 @@
                 <w:noProof/>
                 <w:webHidden/>
               </w:rPr>
-              <w:instrText xml:space="preserve"> PAGEREF _Toc204025442 \h </w:instrText>
+              <w:instrText xml:space="preserve"> PAGEREF _Toc204881179 \h </w:instrText>
             </w:r>
             <w:r>
               <w:rPr>
@@ -836,7 +853,7 @@
               <w:lang w:eastAsia="es-MX"/>
             </w:rPr>
           </w:pPr>
-          <w:hyperlink w:anchor="_Toc204025443" w:history="1">
+          <w:hyperlink w:anchor="_Toc204881180" w:history="1">
             <w:r>
               <w:rPr>
                 <w:rStyle w:val="Hipervnculo"/>
@@ -859,7 +876,7 @@
                 <w:rStyle w:val="Hipervnculo"/>
                 <w:noProof/>
               </w:rPr>
-              <w:t>Microorganismos alterantes en los embutido</w:t>
+              <w:t>Microorganismos alterantes en los embutidos</w:t>
             </w:r>
             <w:r>
               <w:rPr>
@@ -880,7 +897,7 @@
                 <w:noProof/>
                 <w:webHidden/>
               </w:rPr>
-              <w:instrText xml:space="preserve"> PAGEREF _Toc204025443 \h </w:instrText>
+              <w:instrText xml:space="preserve"> PAGEREF _Toc204881180 \h </w:instrText>
             </w:r>
             <w:r>
               <w:rPr>
@@ -926,7 +943,7 @@
               <w:lang w:eastAsia="es-MX"/>
             </w:rPr>
           </w:pPr>
-          <w:hyperlink w:anchor="_Toc204025444" w:history="1">
+          <w:hyperlink w:anchor="_Toc204881181" w:history="1">
             <w:r>
               <w:rPr>
                 <w:rStyle w:val="Hipervnculo"/>
@@ -970,7 +987,7 @@
                 <w:noProof/>
                 <w:webHidden/>
               </w:rPr>
-              <w:instrText xml:space="preserve"> PAGEREF _Toc204025444 \h </w:instrText>
+              <w:instrText xml:space="preserve"> PAGEREF _Toc204881181 \h </w:instrText>
             </w:r>
             <w:r>
               <w:rPr>
@@ -1016,7 +1033,7 @@
               <w:lang w:eastAsia="es-MX"/>
             </w:rPr>
           </w:pPr>
-          <w:hyperlink w:anchor="_Toc204025445" w:history="1">
+          <w:hyperlink w:anchor="_Toc204881182" w:history="1">
             <w:r>
               <w:rPr>
                 <w:rStyle w:val="Hipervnculo"/>
@@ -1060,7 +1077,7 @@
                 <w:noProof/>
                 <w:webHidden/>
               </w:rPr>
-              <w:instrText xml:space="preserve"> PAGEREF _Toc204025445 \h </w:instrText>
+              <w:instrText xml:space="preserve"> PAGEREF _Toc204881182 \h </w:instrText>
             </w:r>
             <w:r>
               <w:rPr>
@@ -1106,7 +1123,7 @@
               <w:lang w:eastAsia="es-MX"/>
             </w:rPr>
           </w:pPr>
-          <w:hyperlink w:anchor="_Toc204025446" w:history="1">
+          <w:hyperlink w:anchor="_Toc204881183" w:history="1">
             <w:r>
               <w:rPr>
                 <w:rStyle w:val="Hipervnculo"/>
@@ -1150,7 +1167,7 @@
                 <w:noProof/>
                 <w:webHidden/>
               </w:rPr>
-              <w:instrText xml:space="preserve"> PAGEREF _Toc204025446 \h </w:instrText>
+              <w:instrText xml:space="preserve"> PAGEREF _Toc204881183 \h </w:instrText>
             </w:r>
             <w:r>
               <w:rPr>
@@ -1195,7 +1212,7 @@
               <w:lang w:eastAsia="es-MX"/>
             </w:rPr>
           </w:pPr>
-          <w:hyperlink w:anchor="_Toc204025447" w:history="1">
+          <w:hyperlink w:anchor="_Toc204881184" w:history="1">
             <w:r>
               <w:rPr>
                 <w:rStyle w:val="Hipervnculo"/>
@@ -1222,7 +1239,7 @@
                 <w:noProof/>
                 <w:webHidden/>
               </w:rPr>
-              <w:instrText xml:space="preserve"> PAGEREF _Toc204025447 \h </w:instrText>
+              <w:instrText xml:space="preserve"> PAGEREF _Toc204881184 \h </w:instrText>
             </w:r>
             <w:r>
               <w:rPr>
@@ -1267,7 +1284,7 @@
               <w:lang w:eastAsia="es-MX"/>
             </w:rPr>
           </w:pPr>
-          <w:hyperlink w:anchor="_Toc204025448" w:history="1">
+          <w:hyperlink w:anchor="_Toc204881185" w:history="1">
             <w:r>
               <w:rPr>
                 <w:rStyle w:val="Hipervnculo"/>
@@ -1294,7 +1311,7 @@
                 <w:noProof/>
                 <w:webHidden/>
               </w:rPr>
-              <w:instrText xml:space="preserve"> PAGEREF _Toc204025448 \h </w:instrText>
+              <w:instrText xml:space="preserve"> PAGEREF _Toc204881185 \h </w:instrText>
             </w:r>
             <w:r>
               <w:rPr>
@@ -1339,7 +1356,7 @@
               <w:lang w:eastAsia="es-MX"/>
             </w:rPr>
           </w:pPr>
-          <w:hyperlink w:anchor="_Toc204025449" w:history="1">
+          <w:hyperlink w:anchor="_Toc204881186" w:history="1">
             <w:r>
               <w:rPr>
                 <w:rStyle w:val="Hipervnculo"/>
@@ -1366,7 +1383,7 @@
                 <w:noProof/>
                 <w:webHidden/>
               </w:rPr>
-              <w:instrText xml:space="preserve"> PAGEREF _Toc204025449 \h </w:instrText>
+              <w:instrText xml:space="preserve"> PAGEREF _Toc204881186 \h </w:instrText>
             </w:r>
             <w:r>
               <w:rPr>
@@ -1411,7 +1428,7 @@
               <w:lang w:eastAsia="es-MX"/>
             </w:rPr>
           </w:pPr>
-          <w:hyperlink w:anchor="_Toc204025450" w:history="1">
+          <w:hyperlink w:anchor="_Toc204881187" w:history="1">
             <w:r>
               <w:rPr>
                 <w:rStyle w:val="Hipervnculo"/>
@@ -1438,7 +1455,7 @@
                 <w:noProof/>
                 <w:webHidden/>
               </w:rPr>
-              <w:instrText xml:space="preserve"> PAGEREF _Toc204025450 \h </w:instrText>
+              <w:instrText xml:space="preserve"> PAGEREF _Toc204881187 \h </w:instrText>
             </w:r>
             <w:r>
               <w:rPr>
@@ -1483,7 +1500,7 @@
               <w:lang w:eastAsia="es-MX"/>
             </w:rPr>
           </w:pPr>
-          <w:hyperlink w:anchor="_Toc204025451" w:history="1">
+          <w:hyperlink w:anchor="_Toc204881188" w:history="1">
             <w:r>
               <w:rPr>
                 <w:rStyle w:val="Hipervnculo"/>
@@ -1510,7 +1527,7 @@
                 <w:noProof/>
                 <w:webHidden/>
               </w:rPr>
-              <w:instrText xml:space="preserve"> PAGEREF _Toc204025451 \h </w:instrText>
+              <w:instrText xml:space="preserve"> PAGEREF _Toc204881188 \h </w:instrText>
             </w:r>
             <w:r>
               <w:rPr>
@@ -1586,16 +1603,28 @@
         </w:numPr>
         <w:ind w:left="709"/>
       </w:pPr>
-      <w:bookmarkStart w:id="1" w:name="_Toc204025440"/>
+      <w:bookmarkStart w:id="2" w:name="_Toc204881177"/>
       <w:r>
         <w:lastRenderedPageBreak/>
         <w:t>Introducción</w:t>
       </w:r>
-      <w:bookmarkEnd w:id="1"/>
-    </w:p>
-    <w:p>
-      <w:r>
-        <w:t>En este componente se abordan las principales características de la carne como alimento, destacando su valor nutricional y su susceptibilidad a alteraciones durante la producción primaria. Se analizan los factores que pueden afectar su calidad, incluyendo la acción de microorganismos alterantes presentes en embutidos, carnes curadas y secas. Asimismo, se describen las etapas del proceso de faenado y las medidas higiénico-sanitarias que deben implementarse para prevenir la contaminación. Finalmente, se presentan las precauciones necesarias en la elaboración de productos cárnicos derivados, con el fin de garantizar su inocuidad y calidad durante el almacenamiento, transporte y consumo.</w:t>
+      <w:bookmarkEnd w:id="2"/>
+    </w:p>
+    <w:p>
+      <w:r>
+        <w:t>En este componente se abordan las principales características de la carne como alimento, destacando su valor nutricional y su susceptibilidad a alteraciones durante la producción primaria. Se analizan los factores que pueden afectar su calidad, incluyendo la acción de microorganismos alterantes presentes en embutidos, carnes curadas y secas. Asimismo, se describen las etapas del proceso de faenado y las medidas higiénico</w:t>
+      </w:r>
+      <w:r>
+        <w:t xml:space="preserve"> </w:t>
+      </w:r>
+      <w:r>
+        <w:t>-</w:t>
+      </w:r>
+      <w:r>
+        <w:t xml:space="preserve"> </w:t>
+      </w:r>
+      <w:r>
+        <w:t>sanitarias que deben implementarse para prevenir la contaminación. Finalmente, se presentan las precauciones necesarias en la elaboración de productos cárnicos derivados, con el fin de garantizar su inocuidad y calidad durante el almacenamiento, transporte y consumo.</w:t>
       </w:r>
     </w:p>
     <w:p>
@@ -1606,25 +1635,105 @@
         <w:t>Más allá del sabor: prevención y seguridad en productos cárnicos</w:t>
       </w:r>
     </w:p>
-    <w:p/>
     <w:p>
       <w:pPr>
         <w:jc w:val="center"/>
-        <w:rPr>
+      </w:pPr>
+      <w:r>
+        <w:fldChar w:fldCharType="begin"/>
+      </w:r>
+      <w:r>
+        <w:instrText xml:space="preserve"> INCLUDEPICTURE "/Users/andreaardila/Library/Group Containers/UBF8T346G9.ms/WebArchiveCopyPasteTempFiles/com.microsoft.Word/9k=" \* MERGEFORMATINET </w:instrText>
+      </w:r>
+      <w:r>
+        <w:fldChar w:fldCharType="separate"/>
+      </w:r>
+      <w:r>
+        <w:rPr>
+          <w:noProof/>
+        </w:rPr>
+        <w:drawing>
+          <wp:inline distT="0" distB="0" distL="0" distR="0" wp14:anchorId="39554269" wp14:editId="4FBB4E48">
+            <wp:extent cx="5334000" cy="3000242"/>
+            <wp:effectExtent l="0" t="0" r="0" b="0"/>
+            <wp:docPr id="2115311080" name="Imagen 3">
+              <a:extLst xmlns:a="http://schemas.openxmlformats.org/drawingml/2006/main">
+                <a:ext uri="{C183D7F6-B498-43B3-948B-1728B52AA6E4}">
+                  <adec:decorative xmlns:adec="http://schemas.microsoft.com/office/drawing/2017/decorative" val="1"/>
+                </a:ext>
+              </a:extLst>
+            </wp:docPr>
+            <wp:cNvGraphicFramePr>
+              <a:graphicFrameLocks xmlns:a="http://schemas.openxmlformats.org/drawingml/2006/main" noChangeAspect="1"/>
+            </wp:cNvGraphicFramePr>
+            <a:graphic xmlns:a="http://schemas.openxmlformats.org/drawingml/2006/main">
+              <a:graphicData uri="http://schemas.openxmlformats.org/drawingml/2006/picture">
+                <pic:pic xmlns:pic="http://schemas.openxmlformats.org/drawingml/2006/picture">
+                  <pic:nvPicPr>
+                    <pic:cNvPr id="2115311080" name="Imagen 3">
+                      <a:extLst>
+                        <a:ext uri="{C183D7F6-B498-43B3-948B-1728B52AA6E4}">
+                          <adec:decorative xmlns:adec="http://schemas.microsoft.com/office/drawing/2017/decorative" val="1"/>
+                        </a:ext>
+                      </a:extLst>
+                    </pic:cNvPr>
+                    <pic:cNvPicPr>
+                      <a:picLocks noChangeAspect="1" noChangeArrowheads="1"/>
+                    </pic:cNvPicPr>
+                  </pic:nvPicPr>
+                  <pic:blipFill>
+                    <a:blip r:embed="rId13">
+                      <a:extLst>
+                        <a:ext uri="{28A0092B-C50C-407E-A947-70E740481C1C}">
+                          <a14:useLocalDpi xmlns:a14="http://schemas.microsoft.com/office/drawing/2010/main" val="0"/>
+                        </a:ext>
+                      </a:extLst>
+                    </a:blip>
+                    <a:srcRect/>
+                    <a:stretch>
+                      <a:fillRect/>
+                    </a:stretch>
+                  </pic:blipFill>
+                  <pic:spPr bwMode="auto">
+                    <a:xfrm>
+                      <a:off x="0" y="0"/>
+                      <a:ext cx="5358194" cy="3013850"/>
+                    </a:xfrm>
+                    <a:prstGeom prst="rect">
+                      <a:avLst/>
+                    </a:prstGeom>
+                    <a:noFill/>
+                    <a:ln>
+                      <a:noFill/>
+                    </a:ln>
+                  </pic:spPr>
+                </pic:pic>
+              </a:graphicData>
+            </a:graphic>
+          </wp:inline>
+        </w:drawing>
+      </w:r>
+      <w:r>
+        <w:fldChar w:fldCharType="end"/>
+      </w:r>
+    </w:p>
+    <w:p>
+      <w:pPr>
+        <w:jc w:val="center"/>
+      </w:pPr>
+    </w:p>
+    <w:p>
+      <w:pPr>
+        <w:jc w:val="center"/>
+        <w:rPr>
+          <w:rStyle w:val="Hipervnculo"/>
           <w:b/>
           <w:bCs/>
-        </w:rPr>
-      </w:pPr>
-    </w:p>
-    <w:p>
-      <w:pPr>
-        <w:jc w:val="center"/>
-        <w:rPr>
-          <w:b/>
-          <w:bCs/>
-        </w:rPr>
-      </w:pPr>
-      <w:hyperlink r:id="rId13" w:history="1">
+          <w:color w:val="auto"/>
+          <w:u w:val="none"/>
+        </w:rPr>
+      </w:pPr>
+      <w:hyperlink r:id="rId14" w:history="1">
         <w:r>
           <w:rPr>
             <w:rStyle w:val="Hipervnculo"/>
@@ -1634,18 +1743,6 @@
           <w:t>Enlace de reproducción del video</w:t>
         </w:r>
       </w:hyperlink>
-    </w:p>
-    <w:p>
-      <w:pPr>
-        <w:jc w:val="center"/>
-        <w:rPr>
-          <w:rStyle w:val="Hipervnculo"/>
-          <w:b/>
-          <w:bCs/>
-          <w:color w:val="auto"/>
-          <w:u w:val="none"/>
-        </w:rPr>
-      </w:pPr>
     </w:p>
     <w:tbl>
       <w:tblPr>
@@ -1675,6 +1772,7 @@
                 <w:b/>
                 <w:bCs/>
               </w:rPr>
+              <w:lastRenderedPageBreak/>
               <w:t xml:space="preserve">Síntesis del video: </w:t>
             </w:r>
             <w:r>
@@ -1702,11 +1800,7 @@
           </w:p>
           <w:p>
             <w:r>
-              <w:t xml:space="preserve">En este componente exploraremos por qué la carne es un alimento fundamental en nuestra alimentación. Su riqueza en proteínas, vitaminas del complejo B y minerales como el hierro y el zinc la convierte en una fuente esencial de nutrientes. Sin embargo, su composición la hace altamente perecedera, lo que exige </w:t>
-            </w:r>
-            <w:r>
-              <w:lastRenderedPageBreak/>
-              <w:t>cuidados especiales desde la producción primaria para mantener su calidad e inocuidad.</w:t>
+              <w:t>En este componente exploraremos por qué la carne es un alimento fundamental en nuestra alimentación. Su riqueza en proteínas, vitaminas del complejo B y minerales como el hierro y el zinc la convierte en una fuente esencial de nutrientes. Sin embargo, su composición la hace altamente perecedera, lo que exige cuidados especiales desde la producción primaria para mantener su calidad e inocuidad.</w:t>
             </w:r>
           </w:p>
           <w:p>
@@ -1736,28 +1830,20 @@
     </w:tbl>
     <w:p>
       <w:pPr>
-        <w:ind w:firstLine="0"/>
-      </w:pPr>
-    </w:p>
-    <w:p>
-      <w:pPr>
         <w:spacing w:before="0" w:after="160" w:line="259" w:lineRule="auto"/>
         <w:ind w:firstLine="0"/>
       </w:pPr>
-      <w:r>
-        <w:br w:type="page"/>
-      </w:r>
     </w:p>
     <w:p>
       <w:pPr>
         <w:pStyle w:val="Ttulo1"/>
       </w:pPr>
-      <w:bookmarkStart w:id="2" w:name="_Toc204025441"/>
+      <w:bookmarkStart w:id="3" w:name="_Toc204881178"/>
       <w:r>
         <w:lastRenderedPageBreak/>
         <w:t>La carne como alimento</w:t>
       </w:r>
-      <w:bookmarkEnd w:id="2"/>
+      <w:bookmarkEnd w:id="3"/>
     </w:p>
     <w:p>
       <w:pPr>
@@ -1879,10 +1965,10 @@
           <w:lang w:val="es-419" w:eastAsia="es-CO"/>
         </w:rPr>
         <w:drawing>
-          <wp:inline distT="0" distB="0" distL="0" distR="0" wp14:anchorId="4EBB8370" wp14:editId="458F5C66">
+          <wp:inline distT="0" distB="0" distL="0" distR="0" wp14:anchorId="4EBB8370" wp14:editId="6BA00874">
             <wp:extent cx="3508185" cy="3868616"/>
             <wp:effectExtent l="0" t="0" r="0" b="5080"/>
-            <wp:docPr id="1532739935" name="Gráfico 3"/>
+            <wp:docPr id="1532739935" name="Gráfico 3" descr="Diagrama de flujo que muestra las etapas en las que la carne puede contaminarse: desde la producción primaria, matadero, transporte, sala de despiece o carnicería, hasta el almacenamiento, elaboración, exposición y venta."/>
             <wp:cNvGraphicFramePr>
               <a:graphicFrameLocks xmlns:a="http://schemas.openxmlformats.org/drawingml/2006/main" noChangeAspect="1"/>
             </wp:cNvGraphicFramePr>
@@ -1890,14 +1976,14 @@
               <a:graphicData uri="http://schemas.openxmlformats.org/drawingml/2006/picture">
                 <pic:pic xmlns:pic="http://schemas.openxmlformats.org/drawingml/2006/picture">
                   <pic:nvPicPr>
-                    <pic:cNvPr id="1532739935" name="Gráfico 1532739935"/>
+                    <pic:cNvPr id="1532739935" name="Gráfico 3" descr="Diagrama de flujo que muestra las etapas en las que la carne puede contaminarse: desde la producción primaria, matadero, transporte, sala de despiece o carnicería, hasta el almacenamiento, elaboración, exposición y venta."/>
                     <pic:cNvPicPr/>
                   </pic:nvPicPr>
                   <pic:blipFill>
-                    <a:blip r:embed="rId14">
+                    <a:blip r:embed="rId15">
                       <a:extLst>
                         <a:ext uri="{96DAC541-7B7A-43D3-8B79-37D633B846F1}">
-                          <asvg:svgBlip xmlns:asvg="http://schemas.microsoft.com/office/drawing/2016/SVG/main" r:embed="rId15"/>
+                          <asvg:svgBlip xmlns:asvg="http://schemas.microsoft.com/office/drawing/2016/SVG/main" r:embed="rId16"/>
                         </a:ext>
                       </a:extLst>
                     </a:blip>
@@ -1938,40 +2024,66 @@
     <w:p>
       <w:pPr>
         <w:rPr>
-          <w:lang w:val="es-419" w:eastAsia="es-CO"/>
-        </w:rPr>
-      </w:pPr>
-      <w:r>
-        <w:rPr>
+          <w:b/>
+          <w:bCs/>
+          <w:lang w:val="es-419" w:eastAsia="es-CO"/>
+        </w:rPr>
+      </w:pPr>
+      <w:r>
+        <w:rPr>
+          <w:b/>
+          <w:bCs/>
           <w:lang w:val="es-419" w:eastAsia="es-CO"/>
         </w:rPr>
         <w:lastRenderedPageBreak/>
-        <w:t>Para fortalecer el tema anteriormente plasmado, se recomienda revisar el siguiente documento</w:t>
-      </w:r>
-      <w:r>
-        <w:rPr>
-          <w:lang w:val="es-419" w:eastAsia="es-CO"/>
-        </w:rPr>
-        <w:t xml:space="preserve"> en la carpeta de anexos</w:t>
-      </w:r>
-      <w:r>
-        <w:rPr>
-          <w:lang w:val="es-419" w:eastAsia="es-CO"/>
-        </w:rPr>
-        <w:t>.</w:t>
-      </w:r>
-    </w:p>
-    <w:p>
-      <w:pPr>
-        <w:rPr>
-          <w:lang w:val="es-419" w:eastAsia="es-CO"/>
-        </w:rPr>
-      </w:pPr>
-      <w:r>
-        <w:rPr>
-          <w:lang w:val="es-419" w:eastAsia="es-CO"/>
-        </w:rPr>
-        <w:t>A</w:t>
+        <w:t>Evaluación de la calidad de carnes frescas: aplicación de té</w:t>
+      </w:r>
+      <w:r>
+        <w:rPr>
+          <w:b/>
+          <w:bCs/>
+          <w:lang w:val="es-419" w:eastAsia="es-CO"/>
+        </w:rPr>
+        <w:t>c</w:t>
+      </w:r>
+      <w:r>
+        <w:rPr>
+          <w:b/>
+          <w:bCs/>
+          <w:lang w:val="es-419" w:eastAsia="es-CO"/>
+        </w:rPr>
+        <w:t>nicas analíticas, instrumentales y sensoriales</w:t>
+      </w:r>
+    </w:p>
+    <w:p>
+      <w:pPr>
+        <w:rPr>
+          <w:lang w:val="es-419" w:eastAsia="es-CO"/>
+        </w:rPr>
+      </w:pPr>
+      <w:r>
+        <w:rPr>
+          <w:lang w:val="es-419" w:eastAsia="es-CO"/>
+        </w:rPr>
+        <w:t>Para fortalecer el tema anteriormente abordado, se recomiend</w:t>
+      </w:r>
+      <w:r>
+        <w:rPr>
+          <w:lang w:val="es-419" w:eastAsia="es-CO"/>
+        </w:rPr>
+        <w:t>a</w:t>
+      </w:r>
+      <w:r>
+        <w:rPr>
+          <w:lang w:val="es-419" w:eastAsia="es-CO"/>
+        </w:rPr>
+        <w:t xml:space="preserve"> revisar el siguiente documento</w:t>
+      </w:r>
+      <w:r>
+        <w:rPr>
+          <w:lang w:val="es-419" w:eastAsia="es-CO"/>
+        </w:rPr>
+        <w:t>: a</w:t>
       </w:r>
       <w:r>
         <w:rPr>
@@ -2042,12 +2154,12 @@
       <w:r>
         <w:br w:type="page"/>
       </w:r>
-      <w:bookmarkStart w:id="3" w:name="_Toc204025442"/>
+      <w:bookmarkStart w:id="4" w:name="_Toc204881179"/>
       <w:r>
         <w:lastRenderedPageBreak/>
         <w:t>Factores de contaminación de la carne en la cadena alimentaria</w:t>
       </w:r>
-      <w:bookmarkEnd w:id="3"/>
+      <w:bookmarkEnd w:id="4"/>
     </w:p>
     <w:p>
       <w:pPr>
@@ -2317,13 +2429,19 @@
           <w:rStyle w:val="Extranjerismo"/>
           <w:lang w:val="es-419" w:eastAsia="es-CO"/>
         </w:rPr>
-        <w:t>Escherichia colispan</w:t>
-      </w:r>
-      <w:r>
-        <w:rPr>
-          <w:lang w:val="es-419" w:eastAsia="es-CO"/>
-        </w:rPr>
-        <w:t xml:space="preserve"> (especialmente la cepa O157:H7).</w:t>
+        <w:t>Escherichia coli</w:t>
+      </w:r>
+      <w:r>
+        <w:rPr>
+          <w:lang w:val="es-419" w:eastAsia="es-CO"/>
+        </w:rPr>
+        <w:t xml:space="preserve"> </w:t>
+      </w:r>
+      <w:r>
+        <w:rPr>
+          <w:lang w:val="es-419" w:eastAsia="es-CO"/>
+        </w:rPr>
+        <w:t>(especialmente la cepa O157:H7).</w:t>
       </w:r>
     </w:p>
     <w:p>
@@ -2793,7 +2911,43 @@
         <w:rPr>
           <w:lang w:val="es-419" w:eastAsia="es-CO"/>
         </w:rPr>
-        <w:t>Aplicar de manera constante las buenas prácticas ganaderas (BPG), incluyendo el control sanitario, la trazabilidad y el bienestar animal.</w:t>
+        <w:t xml:space="preserve">Aplicar de manera constante las </w:t>
+      </w:r>
+      <w:r>
+        <w:rPr>
+          <w:lang w:val="es-419" w:eastAsia="es-CO"/>
+        </w:rPr>
+        <w:t>B</w:t>
+      </w:r>
+      <w:r>
+        <w:rPr>
+          <w:lang w:val="es-419" w:eastAsia="es-CO"/>
+        </w:rPr>
+        <w:t xml:space="preserve">uenas </w:t>
+      </w:r>
+      <w:r>
+        <w:rPr>
+          <w:lang w:val="es-419" w:eastAsia="es-CO"/>
+        </w:rPr>
+        <w:t>P</w:t>
+      </w:r>
+      <w:r>
+        <w:rPr>
+          <w:lang w:val="es-419" w:eastAsia="es-CO"/>
+        </w:rPr>
+        <w:t xml:space="preserve">rácticas </w:t>
+      </w:r>
+      <w:r>
+        <w:rPr>
+          <w:lang w:val="es-419" w:eastAsia="es-CO"/>
+        </w:rPr>
+        <w:t>G</w:t>
+      </w:r>
+      <w:r>
+        <w:rPr>
+          <w:lang w:val="es-419" w:eastAsia="es-CO"/>
+        </w:rPr>
+        <w:t>anaderas (BPG), incluyendo el control sanitario, la trazabilidad y el bienestar animal.</w:t>
       </w:r>
     </w:p>
     <w:p>
@@ -2899,12 +3053,15 @@
       <w:pPr>
         <w:pStyle w:val="Ttulo1"/>
       </w:pPr>
-      <w:bookmarkStart w:id="4" w:name="_Toc204025443"/>
+      <w:bookmarkStart w:id="5" w:name="_Toc204881180"/>
       <w:r>
         <w:lastRenderedPageBreak/>
         <w:t>Microorganismos alterantes en los embutido</w:t>
       </w:r>
-      <w:bookmarkEnd w:id="4"/>
+      <w:r>
+        <w:t>s</w:t>
+      </w:r>
+      <w:bookmarkEnd w:id="5"/>
     </w:p>
     <w:p>
       <w:pPr>
@@ -3025,7 +3182,15 @@
           <w:bCs/>
           <w:lang w:val="es-419" w:eastAsia="es-CO"/>
         </w:rPr>
-        <w:t>Alteración por levaduras</w:t>
+        <w:t xml:space="preserve">Alteración por </w:t>
+      </w:r>
+      <w:r>
+        <w:rPr>
+          <w:b/>
+          <w:bCs/>
+          <w:lang w:val="es-419" w:eastAsia="es-CO"/>
+        </w:rPr>
+        <w:t>mohos</w:t>
       </w:r>
     </w:p>
     <w:p>
@@ -3040,7 +3205,13 @@
         <w:rPr>
           <w:lang w:val="es-419" w:eastAsia="es-CO"/>
         </w:rPr>
-        <w:t>Afecta el sabor, produce fermentaciones indeseadas y genera gas, hinchazón o ablandamiento anormal.</w:t>
+        <w:t>Generalmente visible en la superficie, puede cambiar el color del embutido y, en algunos casos, producir micotoxinas si no se controla adecuadamente</w:t>
+      </w:r>
+      <w:r>
+        <w:rPr>
+          <w:lang w:val="es-419" w:eastAsia="es-CO"/>
+        </w:rPr>
+        <w:t>.</w:t>
       </w:r>
     </w:p>
     <w:p>
@@ -3060,7 +3231,43 @@
           <w:lang w:val="es-419" w:eastAsia="es-CO"/>
         </w:rPr>
         <w:lastRenderedPageBreak/>
-        <w:t>de buenas prácticas de manufactura (BPM); la alteración de estos alimentos es por lo general de tres tipos:</w:t>
+        <w:t xml:space="preserve">de </w:t>
+      </w:r>
+      <w:r>
+        <w:rPr>
+          <w:lang w:val="es-419" w:eastAsia="es-CO"/>
+        </w:rPr>
+        <w:t>B</w:t>
+      </w:r>
+      <w:r>
+        <w:rPr>
+          <w:lang w:val="es-419" w:eastAsia="es-CO"/>
+        </w:rPr>
+        <w:t xml:space="preserve">uenas </w:t>
+      </w:r>
+      <w:r>
+        <w:rPr>
+          <w:lang w:val="es-419" w:eastAsia="es-CO"/>
+        </w:rPr>
+        <w:t>P</w:t>
+      </w:r>
+      <w:r>
+        <w:rPr>
+          <w:lang w:val="es-419" w:eastAsia="es-CO"/>
+        </w:rPr>
+        <w:t xml:space="preserve">rácticas de </w:t>
+      </w:r>
+      <w:r>
+        <w:rPr>
+          <w:lang w:val="es-419" w:eastAsia="es-CO"/>
+        </w:rPr>
+        <w:t>M</w:t>
+      </w:r>
+      <w:r>
+        <w:rPr>
+          <w:lang w:val="es-419" w:eastAsia="es-CO"/>
+        </w:rPr>
+        <w:t>anufactura (BPM); la alteración de estos alimentos es por lo general de tres tipos:</w:t>
       </w:r>
     </w:p>
     <w:p>
@@ -3141,7 +3348,14 @@
           <w:rStyle w:val="Extranjerismo"/>
           <w:lang w:val="es-419" w:eastAsia="es-CO"/>
         </w:rPr>
-        <w:t>lactobacillus</w:t>
+        <w:t>L</w:t>
+      </w:r>
+      <w:r>
+        <w:rPr>
+          <w:rStyle w:val="Extranjerismo"/>
+          <w:lang w:val="es-419" w:eastAsia="es-CO"/>
+        </w:rPr>
+        <w:t>actobacillus</w:t>
       </w:r>
       <w:r>
         <w:rPr>
@@ -3154,7 +3368,14 @@
           <w:rStyle w:val="Extranjerismo"/>
           <w:lang w:val="es-419" w:eastAsia="es-CO"/>
         </w:rPr>
-        <w:t>enterococcus</w:t>
+        <w:t>E</w:t>
+      </w:r>
+      <w:r>
+        <w:rPr>
+          <w:rStyle w:val="Extranjerismo"/>
+          <w:lang w:val="es-419" w:eastAsia="es-CO"/>
+        </w:rPr>
+        <w:t>nterococcus</w:t>
       </w:r>
       <w:r>
         <w:rPr>
@@ -3204,7 +3425,20 @@
           <w:rStyle w:val="Extranjerismo"/>
           <w:lang w:val="es-419" w:eastAsia="es-CO"/>
         </w:rPr>
-        <w:t>lactobacillus viridescens</w:t>
+        <w:t>Lactobacillus</w:t>
+      </w:r>
+      <w:r>
+        <w:rPr>
+          <w:lang w:val="es-419" w:eastAsia="es-CO"/>
+        </w:rPr>
+        <w:t xml:space="preserve"> </w:t>
+      </w:r>
+      <w:r>
+        <w:rPr>
+          <w:rStyle w:val="Extranjerismo"/>
+          <w:lang w:val="es-419" w:eastAsia="es-CO"/>
+        </w:rPr>
+        <w:t>viridescens</w:t>
       </w:r>
       <w:r>
         <w:rPr>
@@ -3217,26 +3451,32 @@
           <w:rStyle w:val="Extranjerismo"/>
           <w:lang w:val="es-419" w:eastAsia="es-CO"/>
         </w:rPr>
-        <w:t>leuconostoc spp</w:t>
-      </w:r>
-      <w:r>
-        <w:rPr>
-          <w:lang w:val="es-419" w:eastAsia="es-CO"/>
-        </w:rPr>
-        <w:t xml:space="preserve"> y </w:t>
+        <w:t>Leuconostoc spp</w:t>
+      </w:r>
+      <w:r>
+        <w:rPr>
+          <w:lang w:val="es-419" w:eastAsia="es-CO"/>
+        </w:rPr>
+        <w:t xml:space="preserve">. y </w:t>
       </w:r>
       <w:r>
         <w:rPr>
           <w:rStyle w:val="Extranjerismo"/>
           <w:lang w:val="es-419" w:eastAsia="es-CO"/>
         </w:rPr>
-        <w:t>enterococcus spp</w:t>
-      </w:r>
-      <w:r>
-        <w:rPr>
-          <w:lang w:val="es-419" w:eastAsia="es-CO"/>
-        </w:rPr>
-        <w:t>, los cuales interactúan con los pigmentos naturales de la carne.</w:t>
+        <w:t>Enterococcus spp</w:t>
+      </w:r>
+      <w:r>
+        <w:rPr>
+          <w:lang w:val="es-419" w:eastAsia="es-CO"/>
+        </w:rPr>
+        <w:t>., los cuales interactúan con los pigmentos naturales de la carne</w:t>
+      </w:r>
+      <w:r>
+        <w:rPr>
+          <w:lang w:val="es-419" w:eastAsia="es-CO"/>
+        </w:rPr>
+        <w:t>.</w:t>
       </w:r>
     </w:p>
     <w:p>
@@ -3316,14 +3556,47 @@
         <w:rPr>
           <w:lang w:val="es-419" w:eastAsia="es-CO"/>
         </w:rPr>
-        <w:t xml:space="preserve">En las carnes curadas, la contaminación bacteriana puede surgir en las primeras etapas del proceso, antes de que el producto alcance niveles bajos de PH y actividad de agua que impidan el crecimiento microbiano, el desarrollo de mohos sobre el producto final no solo afecta su apariencia, sino que también puede generar olores y sabores indeseables; para evitarlo, se recomienda el empaque al vacío o el uso de atmósferas modificadas. En productos como los jamones crudos, la falta de concentración adecuada de sal y temperaturas de curado insuficientemente bajas pueden favorecer el desarrollo de patógenos peligrosos como </w:t>
+        <w:t xml:space="preserve">En las carnes curadas, la contaminación bacteriana puede surgir en las primeras etapas del proceso, antes de que el producto alcance niveles bajos de </w:t>
+      </w:r>
+      <w:r>
+        <w:rPr>
+          <w:lang w:val="es-419" w:eastAsia="es-CO"/>
+        </w:rPr>
+        <w:t>p</w:t>
+      </w:r>
+      <w:r>
+        <w:rPr>
+          <w:lang w:val="es-419" w:eastAsia="es-CO"/>
+        </w:rPr>
+        <w:t xml:space="preserve">H y actividad de agua que impidan el crecimiento microbiano, el desarrollo de mohos sobre el producto final no solo afecta su apariencia, sino que también puede generar olores y sabores indeseables; para evitarlo, se recomienda el empaque al vacío o el uso de atmósferas modificadas. En productos como los jamones crudos, la falta de concentración adecuada de sal y temperaturas de curado insuficientemente bajas pueden favorecer el desarrollo de patógenos peligrosos como </w:t>
       </w:r>
       <w:r>
         <w:rPr>
           <w:rStyle w:val="Extranjerismo"/>
           <w:lang w:val="es-419" w:eastAsia="es-CO"/>
         </w:rPr>
-        <w:t>clostridium botulinum</w:t>
+        <w:t>C</w:t>
+      </w:r>
+      <w:r>
+        <w:rPr>
+          <w:rStyle w:val="Extranjerismo"/>
+          <w:lang w:val="es-419" w:eastAsia="es-CO"/>
+        </w:rPr>
+        <w:t xml:space="preserve">lostridium </w:t>
+      </w:r>
+      <w:r>
+        <w:rPr>
+          <w:rStyle w:val="Extranjerismo"/>
+          <w:lang w:val="es-419" w:eastAsia="es-CO"/>
+        </w:rPr>
+        <w:t>B</w:t>
+      </w:r>
+      <w:r>
+        <w:rPr>
+          <w:rStyle w:val="Extranjerismo"/>
+          <w:lang w:val="es-419" w:eastAsia="es-CO"/>
+        </w:rPr>
+        <w:t>otulinum</w:t>
       </w:r>
       <w:r>
         <w:rPr>
@@ -3354,12 +3627,12 @@
       <w:pPr>
         <w:pStyle w:val="Ttulo1"/>
       </w:pPr>
-      <w:bookmarkStart w:id="5" w:name="_Toc204025444"/>
+      <w:bookmarkStart w:id="6" w:name="_Toc204881181"/>
       <w:r>
         <w:lastRenderedPageBreak/>
         <w:t>Manipulación en el faenado</w:t>
       </w:r>
-      <w:bookmarkEnd w:id="5"/>
+      <w:bookmarkEnd w:id="6"/>
     </w:p>
     <w:p>
       <w:pPr>
@@ -3462,7 +3735,43 @@
         <w:rPr>
           <w:lang w:val="es-419" w:eastAsia="es-CO"/>
         </w:rPr>
-        <w:t xml:space="preserve">Consiste en la extracción de las vísceras del animal, esta etapa es crítica desde el punto de vista higiénico, ya que el contenido del tracto gastrointestinal puede contaminar fácilmente la canal si se libera. Para minimizar el riesgo, deben seguirse estrictamente las buenas prácticas de manufactura (BPM), incluyendo el atado correcto del esófago y el recto </w:t>
+        <w:t xml:space="preserve">Consiste en la extracción de las vísceras del animal, esta etapa es crítica desde el punto de vista higiénico, ya que el contenido del tracto gastrointestinal puede contaminar fácilmente la canal si se libera. Para minimizar el riesgo, deben seguirse estrictamente las </w:t>
+      </w:r>
+      <w:r>
+        <w:rPr>
+          <w:lang w:val="es-419" w:eastAsia="es-CO"/>
+        </w:rPr>
+        <w:t>B</w:t>
+      </w:r>
+      <w:r>
+        <w:rPr>
+          <w:lang w:val="es-419" w:eastAsia="es-CO"/>
+        </w:rPr>
+        <w:t xml:space="preserve">uenas </w:t>
+      </w:r>
+      <w:r>
+        <w:rPr>
+          <w:lang w:val="es-419" w:eastAsia="es-CO"/>
+        </w:rPr>
+        <w:t>P</w:t>
+      </w:r>
+      <w:r>
+        <w:rPr>
+          <w:lang w:val="es-419" w:eastAsia="es-CO"/>
+        </w:rPr>
+        <w:t xml:space="preserve">rácticas de </w:t>
+      </w:r>
+      <w:r>
+        <w:rPr>
+          <w:lang w:val="es-419" w:eastAsia="es-CO"/>
+        </w:rPr>
+        <w:t>M</w:t>
+      </w:r>
+      <w:r>
+        <w:rPr>
+          <w:lang w:val="es-419" w:eastAsia="es-CO"/>
+        </w:rPr>
+        <w:t xml:space="preserve">anufactura (BPM), incluyendo el atado correcto del esófago y el recto </w:t>
       </w:r>
       <w:r>
         <w:rPr>
@@ -4066,7 +4375,55 @@
         <w:rPr>
           <w:lang w:val="es-419" w:eastAsia="es-CO"/>
         </w:rPr>
-        <w:t xml:space="preserve"> del ministerio de salud y protección social de Colombia, los establecimientos que manipulan, almacenan o comercializan productos cárnicos deben cumplir con condiciones sanitarias específicas que garanticen la conservación segura de los alimentos y prevengan cualquier riesgo para la salud del consumidor.</w:t>
+        <w:t xml:space="preserve"> del </w:t>
+      </w:r>
+      <w:r>
+        <w:rPr>
+          <w:lang w:val="es-419" w:eastAsia="es-CO"/>
+        </w:rPr>
+        <w:t>M</w:t>
+      </w:r>
+      <w:r>
+        <w:rPr>
+          <w:lang w:val="es-419" w:eastAsia="es-CO"/>
+        </w:rPr>
+        <w:t xml:space="preserve">inisterio de </w:t>
+      </w:r>
+      <w:r>
+        <w:rPr>
+          <w:lang w:val="es-419" w:eastAsia="es-CO"/>
+        </w:rPr>
+        <w:t>S</w:t>
+      </w:r>
+      <w:r>
+        <w:rPr>
+          <w:lang w:val="es-419" w:eastAsia="es-CO"/>
+        </w:rPr>
+        <w:t xml:space="preserve">alud y </w:t>
+      </w:r>
+      <w:r>
+        <w:rPr>
+          <w:lang w:val="es-419" w:eastAsia="es-CO"/>
+        </w:rPr>
+        <w:t>P</w:t>
+      </w:r>
+      <w:r>
+        <w:rPr>
+          <w:lang w:val="es-419" w:eastAsia="es-CO"/>
+        </w:rPr>
+        <w:t xml:space="preserve">rotección </w:t>
+      </w:r>
+      <w:r>
+        <w:rPr>
+          <w:lang w:val="es-419" w:eastAsia="es-CO"/>
+        </w:rPr>
+        <w:t>S</w:t>
+      </w:r>
+      <w:r>
+        <w:rPr>
+          <w:lang w:val="es-419" w:eastAsia="es-CO"/>
+        </w:rPr>
+        <w:t>ocial de Colombia, los establecimientos que manipulan, almacenan o comercializan productos cárnicos deben cumplir con condiciones sanitarias específicas que garanticen la conservación segura de los alimentos y prevengan cualquier riesgo para la salud del consumidor.</w:t>
       </w:r>
     </w:p>
     <w:p>
@@ -4096,7 +4453,31 @@
         <w:rPr>
           <w:lang w:val="es-419" w:eastAsia="es-CO"/>
         </w:rPr>
-        <w:t>La adecuación de la carne para el proceso, es la etapa en la que la carne como materia prima se prepara para su venta directa o para ser utilizada en la elaboración de derivados cárnicos, este proceso incluye diversas operaciones que deben realizarse bajo estrictas condiciones higiénico-sanitarias, ya que representan puntos críticos donde la carne puede contaminarse si no se aplican buenas prácticas de manipulación.</w:t>
+        <w:t>La adecuación de la carne para el proceso, es la etapa en la que la carne como materia prima se prepara para su venta directa o para ser utilizada en la elaboración de derivados cárnicos, este proceso incluye diversas operaciones que deben realizarse bajo estrictas condiciones higiénico</w:t>
+      </w:r>
+      <w:r>
+        <w:rPr>
+          <w:lang w:val="es-419" w:eastAsia="es-CO"/>
+        </w:rPr>
+        <w:t xml:space="preserve"> </w:t>
+      </w:r>
+      <w:r>
+        <w:rPr>
+          <w:lang w:val="es-419" w:eastAsia="es-CO"/>
+        </w:rPr>
+        <w:t>-</w:t>
+      </w:r>
+      <w:r>
+        <w:rPr>
+          <w:lang w:val="es-419" w:eastAsia="es-CO"/>
+        </w:rPr>
+        <w:t xml:space="preserve"> </w:t>
+      </w:r>
+      <w:r>
+        <w:rPr>
+          <w:lang w:val="es-419" w:eastAsia="es-CO"/>
+        </w:rPr>
+        <w:t>sanitarias, ya que representan puntos críticos donde la carne puede contaminarse si no se aplican buenas prácticas de manipulación.</w:t>
       </w:r>
     </w:p>
     <w:p>
@@ -4369,7 +4750,43 @@
         <w:rPr>
           <w:lang w:val="es-419" w:eastAsia="es-CO"/>
         </w:rPr>
-        <w:t xml:space="preserve">Todas estas operaciones deben realizarse respetando las buenas prácticas de manufactura (BPM) y los protocolos establecidos por la normativa </w:t>
+        <w:t xml:space="preserve">Todas estas operaciones deben realizarse respetando las </w:t>
+      </w:r>
+      <w:r>
+        <w:rPr>
+          <w:lang w:val="es-419" w:eastAsia="es-CO"/>
+        </w:rPr>
+        <w:t>B</w:t>
+      </w:r>
+      <w:r>
+        <w:rPr>
+          <w:lang w:val="es-419" w:eastAsia="es-CO"/>
+        </w:rPr>
+        <w:t xml:space="preserve">uenas </w:t>
+      </w:r>
+      <w:r>
+        <w:rPr>
+          <w:lang w:val="es-419" w:eastAsia="es-CO"/>
+        </w:rPr>
+        <w:t>P</w:t>
+      </w:r>
+      <w:r>
+        <w:rPr>
+          <w:lang w:val="es-419" w:eastAsia="es-CO"/>
+        </w:rPr>
+        <w:t xml:space="preserve">rácticas de </w:t>
+      </w:r>
+      <w:r>
+        <w:rPr>
+          <w:lang w:val="es-419" w:eastAsia="es-CO"/>
+        </w:rPr>
+        <w:t>M</w:t>
+      </w:r>
+      <w:r>
+        <w:rPr>
+          <w:lang w:val="es-419" w:eastAsia="es-CO"/>
+        </w:rPr>
+        <w:t xml:space="preserve">anufactura (BPM) y los protocolos establecidos por la normativa </w:t>
       </w:r>
       <w:r>
         <w:rPr>
@@ -4427,12 +4844,12 @@
       <w:pPr>
         <w:pStyle w:val="Ttulo1"/>
       </w:pPr>
-      <w:bookmarkStart w:id="6" w:name="_Toc204025445"/>
+      <w:bookmarkStart w:id="7" w:name="_Toc204881182"/>
       <w:r>
         <w:lastRenderedPageBreak/>
         <w:t>Requisitos higiénicos en el proceso de elaboración de productos cárnicos</w:t>
       </w:r>
-      <w:bookmarkEnd w:id="6"/>
+      <w:bookmarkEnd w:id="7"/>
     </w:p>
     <w:p>
       <w:pPr>
@@ -4916,7 +5333,13 @@
         <w:rPr>
           <w:lang w:val="es-419" w:eastAsia="es-CO"/>
         </w:rPr>
-        <w:t>En procesos como el secado y maduración, es igualmente necesario controlar el tiempo y la temperatura, ya que de ello depende la inhibición del crecimiento microbiano y la correcta fermentación del producto, Además, los productos devueltos al área de proceso por problemas de inocuidad o vencimiento no deben, Bajo ninguna circunstancia se deben envasar nuevamente ni reprocesar los productos, ya que ello representa un riesgo sanitario para el consumidor final y afecta la integridad del sistema de calidad.</w:t>
+        <w:t>En procesos como el secado y la maduración, es fundamental controlar de manera rigurosa el tiempo y la temperatura, ya que de ello depende tanto la inhibición del crecimiento microbiano como la fermentación adecuada del producto. Por otro lado, los productos que sean devueltos al área de proceso debido a problemas de inocuidad o vencimiento no deben ser envasados nuevamente ni reprocesados bajo ninguna circunstancia, ya que ello representa un riesgo sanitario para el consumidor final y compromete la integridad del sistema de gestión de calidad</w:t>
+      </w:r>
+      <w:r>
+        <w:rPr>
+          <w:lang w:val="es-419" w:eastAsia="es-CO"/>
+        </w:rPr>
+        <w:t>.</w:t>
       </w:r>
     </w:p>
     <w:p>
@@ -5071,12 +5494,12 @@
       <w:pPr>
         <w:pStyle w:val="Ttulo1"/>
       </w:pPr>
-      <w:bookmarkStart w:id="7" w:name="_Toc204025446"/>
+      <w:bookmarkStart w:id="8" w:name="_Toc204881183"/>
       <w:r>
         <w:lastRenderedPageBreak/>
         <w:t>Prácticas higiénicas en áreas de proceso</w:t>
       </w:r>
-      <w:bookmarkEnd w:id="7"/>
+      <w:bookmarkEnd w:id="8"/>
     </w:p>
     <w:p>
       <w:pPr>
@@ -5554,39 +5977,55 @@
     <w:p>
       <w:pPr>
         <w:rPr>
-          <w:lang w:val="es-419" w:eastAsia="es-CO"/>
-        </w:rPr>
-      </w:pPr>
-      <w:r>
-        <w:rPr>
-          <w:lang w:val="es-419" w:eastAsia="es-CO"/>
-        </w:rPr>
-        <w:t>Para fortalecer el tema anteriormente plasmado, se recomienda revisar el siguiente documento</w:t>
-      </w:r>
-      <w:r>
-        <w:rPr>
-          <w:lang w:val="es-419" w:eastAsia="es-CO"/>
-        </w:rPr>
-        <w:t>, en la carpeta de anexoos.</w:t>
-      </w:r>
-      <w:r>
-        <w:rPr>
-          <w:lang w:val="es-419" w:eastAsia="es-CO"/>
-        </w:rPr>
-        <w:t xml:space="preserve"> </w:t>
-      </w:r>
-    </w:p>
-    <w:p>
-      <w:pPr>
-        <w:rPr>
-          <w:lang w:val="es-419" w:eastAsia="es-CO"/>
-        </w:rPr>
-      </w:pPr>
-      <w:r>
-        <w:rPr>
-          <w:lang w:val="es-419" w:eastAsia="es-CO"/>
-        </w:rPr>
-        <w:t xml:space="preserve">Anexo 2. </w:t>
+          <w:b/>
+          <w:bCs/>
+          <w:lang w:val="es-419" w:eastAsia="es-CO"/>
+        </w:rPr>
+      </w:pPr>
+      <w:r>
+        <w:rPr>
+          <w:b/>
+          <w:bCs/>
+          <w:lang w:val="es-419" w:eastAsia="es-CO"/>
+        </w:rPr>
+        <w:t>Buenas prácticas para la industria de la carne</w:t>
+      </w:r>
+    </w:p>
+    <w:p>
+      <w:pPr>
+        <w:rPr>
+          <w:lang w:val="es-419" w:eastAsia="es-CO"/>
+        </w:rPr>
+      </w:pPr>
+      <w:r>
+        <w:rPr>
+          <w:lang w:val="es-419" w:eastAsia="es-CO"/>
+        </w:rPr>
+        <w:t>Para fortalecer el tema anteriormente abordado, se recomiend</w:t>
+      </w:r>
+      <w:r>
+        <w:rPr>
+          <w:lang w:val="es-419" w:eastAsia="es-CO"/>
+        </w:rPr>
+        <w:t>a</w:t>
+      </w:r>
+      <w:r>
+        <w:rPr>
+          <w:lang w:val="es-419" w:eastAsia="es-CO"/>
+        </w:rPr>
+        <w:t xml:space="preserve"> revisar el siguiente documento:</w:t>
+      </w:r>
+      <w:r>
+        <w:rPr>
+          <w:lang w:val="es-419" w:eastAsia="es-CO"/>
+        </w:rPr>
+        <w:t xml:space="preserve"> a</w:t>
+      </w:r>
+      <w:r>
+        <w:rPr>
+          <w:lang w:val="es-419" w:eastAsia="es-CO"/>
+        </w:rPr>
+        <w:t xml:space="preserve">nexo 2. </w:t>
       </w:r>
       <w:r>
         <w:rPr>
@@ -5650,12 +6089,12 @@
         </w:numPr>
         <w:ind w:left="709"/>
       </w:pPr>
-      <w:bookmarkStart w:id="8" w:name="_Toc204025447"/>
+      <w:bookmarkStart w:id="9" w:name="_Toc204881184"/>
       <w:r>
         <w:lastRenderedPageBreak/>
         <w:t>Síntesis</w:t>
       </w:r>
-      <w:bookmarkEnd w:id="8"/>
+      <w:bookmarkEnd w:id="9"/>
     </w:p>
     <w:p>
       <w:pPr>
@@ -5682,10 +6121,10 @@
           <w:lang w:eastAsia="es-CO"/>
         </w:rPr>
         <w:drawing>
-          <wp:inline distT="0" distB="0" distL="0" distR="0" wp14:anchorId="135A6AC0" wp14:editId="70D49750">
-            <wp:extent cx="5799667" cy="2728263"/>
-            <wp:effectExtent l="0" t="0" r="0" b="2540"/>
-            <wp:docPr id="21816765" name="Gráfico 3" descr="Diagrama temático titulado “Más allá del sabor: prevención y seguridad en productos cárnicos”, que organiza en seis columnas los aspectos clave del proceso cárnico: características de la carne, factores de contaminación, microorganismos alterantes, manipulación en el faenado, requisitos higiénicos y prácticas higiénicas en el área de proceso."/>
+          <wp:inline distT="0" distB="0" distL="0" distR="0" wp14:anchorId="5D2D3AA7" wp14:editId="78735F77">
+            <wp:extent cx="5701004" cy="2681850"/>
+            <wp:effectExtent l="0" t="0" r="0" b="0"/>
+            <wp:docPr id="417773635" name="Gráfico 4" descr="Diagrama temático titulado “Más allá del sabor: prevención y seguridad en productos cárnicos”, que organiza en seis columnas los aspectos clave del proceso cárnico: características de la carne, factores de contaminación, microorganismos alterantes, manipulación en el faenado, requisitos higiénicos y prácticas higiénicas en el área de proceso."/>
             <wp:cNvGraphicFramePr>
               <a:graphicFrameLocks xmlns:a="http://schemas.openxmlformats.org/drawingml/2006/main" noChangeAspect="1"/>
             </wp:cNvGraphicFramePr>
@@ -5693,14 +6132,14 @@
               <a:graphicData uri="http://schemas.openxmlformats.org/drawingml/2006/picture">
                 <pic:pic xmlns:pic="http://schemas.openxmlformats.org/drawingml/2006/picture">
                   <pic:nvPicPr>
-                    <pic:cNvPr id="21816765" name="Gráfico 3" descr="Diagrama temático titulado “Más allá del sabor: prevención y seguridad en productos cárnicos”, que organiza en seis columnas los aspectos clave del proceso cárnico: características de la carne, factores de contaminación, microorganismos alterantes, manipulación en el faenado, requisitos higiénicos y prácticas higiénicas en el área de proceso."/>
+                    <pic:cNvPr id="417773635" name="Gráfico 4" descr="Diagrama temático titulado “Más allá del sabor: prevención y seguridad en productos cárnicos”, que organiza en seis columnas los aspectos clave del proceso cárnico: características de la carne, factores de contaminación, microorganismos alterantes, manipulación en el faenado, requisitos higiénicos y prácticas higiénicas en el área de proceso."/>
                     <pic:cNvPicPr/>
                   </pic:nvPicPr>
                   <pic:blipFill>
-                    <a:blip r:embed="rId16">
+                    <a:blip r:embed="rId17">
                       <a:extLst>
                         <a:ext uri="{96DAC541-7B7A-43D3-8B79-37D633B846F1}">
-                          <asvg:svgBlip xmlns:asvg="http://schemas.microsoft.com/office/drawing/2016/SVG/main" r:embed="rId17"/>
+                          <asvg:svgBlip xmlns:asvg="http://schemas.microsoft.com/office/drawing/2016/SVG/main" r:embed="rId18"/>
                         </a:ext>
                       </a:extLst>
                     </a:blip>
@@ -5711,7 +6150,7 @@
                   <pic:spPr>
                     <a:xfrm>
                       <a:off x="0" y="0"/>
-                      <a:ext cx="5806564" cy="2731507"/>
+                      <a:ext cx="5711241" cy="2686666"/>
                     </a:xfrm>
                     <a:prstGeom prst="rect">
                       <a:avLst/>
@@ -5748,12 +6187,12 @@
         </w:numPr>
         <w:ind w:left="709"/>
       </w:pPr>
-      <w:bookmarkStart w:id="9" w:name="_Toc204025448"/>
+      <w:bookmarkStart w:id="10" w:name="_Toc204881185"/>
       <w:r>
         <w:lastRenderedPageBreak/>
         <w:t>Material complementario</w:t>
       </w:r>
-      <w:bookmarkEnd w:id="9"/>
+      <w:bookmarkEnd w:id="10"/>
     </w:p>
     <w:tbl>
       <w:tblPr>
@@ -5877,7 +6316,7 @@
             <w:pPr>
               <w:pStyle w:val="TextoTablas"/>
             </w:pPr>
-            <w:hyperlink r:id="rId18" w:history="1">
+            <w:hyperlink r:id="rId19" w:history="1">
               <w:r>
                 <w:rPr>
                   <w:rStyle w:val="Hipervnculo"/>
@@ -5914,7 +6353,10 @@
               <w:pStyle w:val="TextoTablas"/>
             </w:pPr>
             <w:r>
-              <w:t>FAO. (2007). Buenas prácticas para la industria de la carne. Organización de las Naciones Unidas para la Agricultura y la Alimentación.</w:t>
+              <w:t>Organización de las Naciones Unidas para la Agricultura y la Alimentación (FAO) &amp; Fundación Internacional Carrefour. (2007). Buenas prácticas para la industria de la carne</w:t>
+            </w:r>
+            <w:r>
+              <w:t>.</w:t>
             </w:r>
           </w:p>
         </w:tc>
@@ -5939,7 +6381,7 @@
             <w:pPr>
               <w:pStyle w:val="TextoTablas"/>
             </w:pPr>
-            <w:hyperlink r:id="rId19" w:history="1">
+            <w:hyperlink r:id="rId20" w:history="1">
               <w:r>
                 <w:rPr>
                   <w:rStyle w:val="Hipervnculo"/>
@@ -5989,12 +6431,12 @@
         </w:numPr>
         <w:ind w:left="709"/>
       </w:pPr>
-      <w:bookmarkStart w:id="10" w:name="_Toc204025449"/>
+      <w:bookmarkStart w:id="11" w:name="_Toc204881186"/>
       <w:r>
         <w:lastRenderedPageBreak/>
         <w:t>Glosario</w:t>
       </w:r>
-      <w:bookmarkEnd w:id="10"/>
+      <w:bookmarkEnd w:id="11"/>
     </w:p>
     <w:p>
       <w:pPr>
@@ -6376,12 +6818,12 @@
         </w:numPr>
         <w:ind w:left="709"/>
       </w:pPr>
-      <w:bookmarkStart w:id="11" w:name="_Toc204025450"/>
+      <w:bookmarkStart w:id="12" w:name="_Toc204881187"/>
       <w:r>
         <w:lastRenderedPageBreak/>
         <w:t>Referencias bibliográficas</w:t>
       </w:r>
-      <w:bookmarkEnd w:id="11"/>
+      <w:bookmarkEnd w:id="12"/>
     </w:p>
     <w:p>
       <w:pPr>
@@ -6396,7 +6838,6 @@
           <w14:ligatures w14:val="none"/>
         </w:rPr>
       </w:pPr>
-      <w:proofErr w:type="spellStart"/>
       <w:r>
         <w:rPr>
           <w:rFonts w:eastAsia="Times New Roman" w:cstheme="minorHAnsi"/>
@@ -6406,9 +6847,9 @@
           <w:lang w:eastAsia="es-CO"/>
           <w14:ligatures w14:val="none"/>
         </w:rPr>
-        <w:t>Gomez</w:t>
-      </w:r>
-      <w:proofErr w:type="spellEnd"/>
+        <w:t xml:space="preserve">Burgos </w:t>
+      </w:r>
+      <w:proofErr w:type="spellStart"/>
       <w:r>
         <w:rPr>
           <w:rFonts w:eastAsia="Times New Roman" w:cstheme="minorHAnsi"/>
@@ -6418,9 +6859,9 @@
           <w:lang w:eastAsia="es-CO"/>
           <w14:ligatures w14:val="none"/>
         </w:rPr>
-        <w:t xml:space="preserve">, M. B. (s. f.). Tematico8.Asturias.es </w:t>
-      </w:r>
-      <w:proofErr w:type="spellStart"/>
+        <w:t>Gomez</w:t>
+      </w:r>
+      <w:proofErr w:type="spellEnd"/>
       <w:r>
         <w:rPr>
           <w:rFonts w:eastAsia="Times New Roman" w:cstheme="minorHAnsi"/>
@@ -6430,9 +6871,9 @@
           <w:lang w:eastAsia="es-CO"/>
           <w14:ligatures w14:val="none"/>
         </w:rPr>
-        <w:t>export</w:t>
-      </w:r>
-      <w:proofErr w:type="spellEnd"/>
+        <w:t xml:space="preserve">, M. (s.f.). Anexo I Fichas autocontrol. Guia de ayuda para el autocontrol en panaderías y </w:t>
+      </w:r>
+      <w:proofErr w:type="spellStart"/>
       <w:r>
         <w:rPr>
           <w:rFonts w:eastAsia="Times New Roman" w:cstheme="minorHAnsi"/>
@@ -6442,9 +6883,9 @@
           <w:lang w:eastAsia="es-CO"/>
           <w14:ligatures w14:val="none"/>
         </w:rPr>
-        <w:t xml:space="preserve"> sites default Consumo </w:t>
-      </w:r>
-      <w:proofErr w:type="spellStart"/>
+        <w:t>pastelerias</w:t>
+      </w:r>
+      <w:proofErr w:type="spellEnd"/>
       <w:r>
         <w:rPr>
           <w:rFonts w:eastAsia="Times New Roman" w:cstheme="minorHAnsi"/>
@@ -6454,9 +6895,8 @@
           <w:lang w:eastAsia="es-CO"/>
           <w14:ligatures w14:val="none"/>
         </w:rPr>
-        <w:t>SeguridadAlimentaria</w:t>
-      </w:r>
-      <w:proofErr w:type="spellEnd"/>
+        <w:t xml:space="preserve"> artesanales. SCRIBD</w:t>
+      </w:r>
       <w:r>
         <w:rPr>
           <w:rFonts w:eastAsia="Times New Roman" w:cstheme="minorHAnsi"/>
@@ -6466,9 +6906,8 @@
           <w:lang w:eastAsia="es-CO"/>
           <w14:ligatures w14:val="none"/>
         </w:rPr>
-        <w:t xml:space="preserve"> Seguridad-Alimentaria-Documentos FICHAS AUTOCONTROL </w:t>
-      </w:r>
-      <w:proofErr w:type="spellStart"/>
+        <w:t>.</w:t>
+      </w:r>
       <w:r>
         <w:rPr>
           <w:rFonts w:eastAsia="Times New Roman" w:cstheme="minorHAnsi"/>
@@ -6478,32 +6917,9 @@
           <w:lang w:eastAsia="es-CO"/>
           <w14:ligatures w14:val="none"/>
         </w:rPr>
-        <w:t>xPDFx</w:t>
-      </w:r>
-      <w:proofErr w:type="spellEnd"/>
-      <w:r>
-        <w:rPr>
-          <w:rFonts w:eastAsia="Times New Roman" w:cstheme="minorHAnsi"/>
-          <w:kern w:val="0"/>
-          <w:szCs w:val="28"/>
-          <w:bdr w:val="none" w:sz="0" w:space="0" w:color="auto" w:frame="1"/>
-          <w:lang w:eastAsia="es-CO"/>
-          <w14:ligatures w14:val="none"/>
-        </w:rPr>
-        <w:t>. Scribd.</w:t>
-      </w:r>
-      <w:r>
-        <w:rPr>
-          <w:rFonts w:eastAsia="Times New Roman" w:cstheme="minorHAnsi"/>
-          <w:kern w:val="0"/>
-          <w:szCs w:val="28"/>
-          <w:bdr w:val="none" w:sz="0" w:space="0" w:color="auto" w:frame="1"/>
-          <w:lang w:eastAsia="es-CO"/>
-          <w14:ligatures w14:val="none"/>
-        </w:rPr>
         <w:t xml:space="preserve"> </w:t>
       </w:r>
-      <w:hyperlink r:id="rId20" w:history="1">
+      <w:hyperlink r:id="rId21" w:history="1">
         <w:r>
           <w:rPr>
             <w:rStyle w:val="Hipervnculo"/>
@@ -6613,7 +7029,7 @@
         </w:rPr>
         <w:t xml:space="preserve"> </w:t>
       </w:r>
-      <w:hyperlink r:id="rId21" w:history="1">
+      <w:hyperlink r:id="rId22" w:history="1">
         <w:r>
           <w:rPr>
             <w:rStyle w:val="Hipervnculo"/>
@@ -6686,8 +7102,9 @@
           <w:lang w:eastAsia="es-CO"/>
           <w14:ligatures w14:val="none"/>
         </w:rPr>
-        <w:t>Restrepo, D., Arango, C., Amézquita, A. y Restrepo, R. (2001). Industria de carne. Medellín, Colombia: Universidad Nacional de Colombia.</w:t>
-      </w:r>
+        <w:t xml:space="preserve">Restrepo Molina, D.A., Arango Mejía, C.M., Amézquita Campuzano, A., Restrepo </w:t>
+      </w:r>
+      <w:proofErr w:type="spellStart"/>
       <w:r>
         <w:rPr>
           <w:rFonts w:eastAsia="Times New Roman" w:cstheme="minorHAnsi"/>
@@ -6697,6 +7114,40 @@
           <w:lang w:eastAsia="es-CO"/>
           <w14:ligatures w14:val="none"/>
         </w:rPr>
+        <w:t>Digiammarco</w:t>
+      </w:r>
+      <w:proofErr w:type="spellEnd"/>
+      <w:r>
+        <w:rPr>
+          <w:rFonts w:eastAsia="Times New Roman" w:cstheme="minorHAnsi"/>
+          <w:kern w:val="0"/>
+          <w:szCs w:val="28"/>
+          <w:bdr w:val="none" w:sz="0" w:space="0" w:color="auto" w:frame="1"/>
+          <w:lang w:eastAsia="es-CO"/>
+          <w14:ligatures w14:val="none"/>
+        </w:rPr>
+        <w:t>, R.A. (2001). Industria de carnes. Universidad Nacional de Colombia. Medellín, Colombia</w:t>
+      </w:r>
+      <w:r>
+        <w:rPr>
+          <w:rFonts w:eastAsia="Times New Roman" w:cstheme="minorHAnsi"/>
+          <w:kern w:val="0"/>
+          <w:szCs w:val="28"/>
+          <w:bdr w:val="none" w:sz="0" w:space="0" w:color="auto" w:frame="1"/>
+          <w:lang w:eastAsia="es-CO"/>
+          <w14:ligatures w14:val="none"/>
+        </w:rPr>
+        <w:t>.</w:t>
+      </w:r>
+      <w:r>
+        <w:rPr>
+          <w:rFonts w:eastAsia="Times New Roman" w:cstheme="minorHAnsi"/>
+          <w:kern w:val="0"/>
+          <w:szCs w:val="28"/>
+          <w:bdr w:val="none" w:sz="0" w:space="0" w:color="auto" w:frame="1"/>
+          <w:lang w:eastAsia="es-CO"/>
+          <w14:ligatures w14:val="none"/>
+        </w:rPr>
         <w:br w:type="page"/>
       </w:r>
     </w:p>
@@ -6709,12 +7160,12 @@
         </w:numPr>
         <w:ind w:left="709"/>
       </w:pPr>
-      <w:bookmarkStart w:id="12" w:name="_Toc204025451"/>
+      <w:bookmarkStart w:id="13" w:name="_Toc204881188"/>
       <w:r>
         <w:lastRenderedPageBreak/>
         <w:t>Créditos</w:t>
       </w:r>
-      <w:bookmarkEnd w:id="12"/>
+      <w:bookmarkEnd w:id="13"/>
     </w:p>
     <w:tbl>
       <w:tblPr>
@@ -7286,8 +7737,8 @@
       </w:pPr>
     </w:p>
     <w:sectPr>
-      <w:headerReference w:type="default" r:id="rId22"/>
-      <w:footerReference w:type="default" r:id="rId23"/>
+      <w:headerReference w:type="default" r:id="rId23"/>
+      <w:footerReference w:type="default" r:id="rId24"/>
       <w:pgSz w:w="12240" w:h="15840"/>
       <w:pgMar w:top="1701" w:right="1134" w:bottom="1134" w:left="1134" w:header="709" w:footer="737" w:gutter="0"/>
       <w:pgNumType w:start="1"/>
@@ -15737,10 +16188,19 @@
 </file>
 
 <file path=customXml/item1.xml><?xml version="1.0" encoding="utf-8"?>
+<?mso-contentType ?>
+<FormTemplates xmlns="http://schemas.microsoft.com/sharepoint/v3/contenttype/forms">
+  <Display>DocumentLibraryForm</Display>
+  <Edit>DocumentLibraryForm</Edit>
+  <New>DocumentLibraryForm</New>
+</FormTemplates>
+</file>
+
+<file path=customXml/item2.xml><?xml version="1.0" encoding="utf-8"?>
 <b:Sources xmlns:b="http://schemas.openxmlformats.org/officeDocument/2006/bibliography" xmlns="http://schemas.openxmlformats.org/officeDocument/2006/bibliography" SelectedStyle="\APASixthEditionOfficeOnline.xsl" StyleName="APA" Version="6"/>
 </file>
 
-<file path=customXml/item2.xml><?xml version="1.0" encoding="utf-8"?>
+<file path=customXml/item3.xml><?xml version="1.0" encoding="utf-8"?>
 <p:properties xmlns:p="http://schemas.microsoft.com/office/2006/metadata/properties" xmlns:xsi="http://www.w3.org/2001/XMLSchema-instance" xmlns:pc="http://schemas.microsoft.com/office/infopath/2007/PartnerControls">
   <documentManagement>
     <TaxCatchAll xmlns="cb45339b-ced9-4d0d-8f64-77573914d53b" xsi:nil="true"/>
@@ -15751,7 +16211,7 @@
 </p:properties>
 </file>
 
-<file path=customXml/item3.xml><?xml version="1.0" encoding="utf-8"?>
+<file path=customXml/item4.xml><?xml version="1.0" encoding="utf-8"?>
 <ct:contentTypeSchema xmlns:ct="http://schemas.microsoft.com/office/2006/metadata/contentType" xmlns:ma="http://schemas.microsoft.com/office/2006/metadata/properties/metaAttributes" ct:_="" ma:_="" ma:contentTypeName="Documento" ma:contentTypeID="0x01010049282E1EDBE9234EA9E6D38F720E265F" ma:contentTypeVersion="15" ma:contentTypeDescription="Crear nuevo documento." ma:contentTypeScope="" ma:versionID="b31c7aa9eaf043a08b87120b3c4916e3">
   <xsd:schema xmlns:xsd="http://www.w3.org/2001/XMLSchema" xmlns:xs="http://www.w3.org/2001/XMLSchema" xmlns:p="http://schemas.microsoft.com/office/2006/metadata/properties" xmlns:ns2="cb45339b-ced9-4d0d-8f64-77573914d53b" xmlns:ns3="43a3ca16-9c26-4813-b83f-4aec9927b43f" targetNamespace="http://schemas.microsoft.com/office/2006/metadata/properties" ma:root="true" ma:fieldsID="3533d065b04d75c457075bc55f1f5315" ns2:_="" ns3:_="">
     <xsd:import namespace="cb45339b-ced9-4d0d-8f64-77573914d53b"/>
@@ -15986,16 +16446,15 @@
 </ct:contentTypeSchema>
 </file>
 
-<file path=customXml/item4.xml><?xml version="1.0" encoding="utf-8"?>
-<?mso-contentType ?>
-<FormTemplates xmlns="http://schemas.microsoft.com/sharepoint/v3/contenttype/forms">
-  <Display>DocumentLibraryForm</Display>
-  <Edit>DocumentLibraryForm</Edit>
-  <New>DocumentLibraryForm</New>
-</FormTemplates>
+<file path=customXml/itemProps1.xml><?xml version="1.0" encoding="utf-8"?>
+<ds:datastoreItem xmlns:ds="http://schemas.openxmlformats.org/officeDocument/2006/customXml" ds:itemID="{D00A4A46-BDBD-48AC-87B9-2BA42D9CC06F}">
+  <ds:schemaRefs>
+    <ds:schemaRef ds:uri="http://schemas.microsoft.com/sharepoint/v3/contenttype/forms"/>
+  </ds:schemaRefs>
+</ds:datastoreItem>
 </file>
 
-<file path=customXml/itemProps1.xml><?xml version="1.0" encoding="utf-8"?>
+<file path=customXml/itemProps2.xml><?xml version="1.0" encoding="utf-8"?>
 <ds:datastoreItem xmlns:ds="http://schemas.openxmlformats.org/officeDocument/2006/customXml" ds:itemID="{A9F2CEBA-C824-4C86-81A8-E32CBD0EB92D}">
   <ds:schemaRefs>
     <ds:schemaRef ds:uri="http://schemas.openxmlformats.org/officeDocument/2006/bibliography"/>
@@ -16003,7 +16462,7 @@
 </ds:datastoreItem>
 </file>
 
-<file path=customXml/itemProps2.xml><?xml version="1.0" encoding="utf-8"?>
+<file path=customXml/itemProps3.xml><?xml version="1.0" encoding="utf-8"?>
 <ds:datastoreItem xmlns:ds="http://schemas.openxmlformats.org/officeDocument/2006/customXml" ds:itemID="{26259216-AD86-464A-AEAD-95B1F9E17392}">
   <ds:schemaRefs>
     <ds:schemaRef ds:uri="http://schemas.microsoft.com/office/2006/metadata/properties"/>
@@ -16014,7 +16473,7 @@
 </ds:datastoreItem>
 </file>
 
-<file path=customXml/itemProps3.xml><?xml version="1.0" encoding="utf-8"?>
+<file path=customXml/itemProps4.xml><?xml version="1.0" encoding="utf-8"?>
 <ds:datastoreItem xmlns:ds="http://schemas.openxmlformats.org/officeDocument/2006/customXml" ds:itemID="{0BC4A0A4-89EA-4C0C-9011-C1B351E892BC}">
   <ds:schemaRefs>
     <ds:schemaRef ds:uri="http://schemas.microsoft.com/office/2006/metadata/contentType"/>
@@ -16031,12 +16490,4 @@
     <ds:schemaRef ds:uri="http://schemas.microsoft.com/internal/obd"/>
   </ds:schemaRefs>
 </ds:datastoreItem>
-</file>
-
-<file path=customXml/itemProps4.xml><?xml version="1.0" encoding="utf-8"?>
-<ds:datastoreItem xmlns:ds="http://schemas.openxmlformats.org/officeDocument/2006/customXml" ds:itemID="{D00A4A46-BDBD-48AC-87B9-2BA42D9CC06F}">
-  <ds:schemaRefs>
-    <ds:schemaRef ds:uri="http://schemas.microsoft.com/sharepoint/v3/contenttype/forms"/>
-  </ds:schemaRefs>
-</ds:datastoreItem>
 </file>
--- a/fuentes/CF2_96151139_DU.docx
+++ b/fuentes/CF2_96151139_DU.docx
@@ -513,8 +513,8 @@
         <w:br w:type="page"/>
       </w:r>
     </w:p>
-    <w:bookmarkStart w:id="0" w:name="_Toc204881176" w:displacedByCustomXml="next"/>
-    <w:bookmarkStart w:id="1" w:name="_Toc204025439" w:displacedByCustomXml="next"/>
+    <w:bookmarkStart w:id="0" w:name="_Toc204025439" w:displacedByCustomXml="next"/>
+    <w:bookmarkStart w:id="1" w:name="_Toc204881176" w:displacedByCustomXml="next"/>
     <w:sdt>
       <w:sdtPr>
         <w:rPr>
@@ -6121,10 +6121,10 @@
           <w:lang w:eastAsia="es-CO"/>
         </w:rPr>
         <w:drawing>
-          <wp:inline distT="0" distB="0" distL="0" distR="0" wp14:anchorId="5D2D3AA7" wp14:editId="78735F77">
-            <wp:extent cx="5701004" cy="2681850"/>
+          <wp:inline distT="0" distB="0" distL="0" distR="0" wp14:anchorId="10085092" wp14:editId="6382A38B">
+            <wp:extent cx="5755341" cy="2707411"/>
             <wp:effectExtent l="0" t="0" r="0" b="0"/>
-            <wp:docPr id="417773635" name="Gráfico 4" descr="Diagrama temático titulado “Más allá del sabor: prevención y seguridad en productos cárnicos”, que organiza en seis columnas los aspectos clave del proceso cárnico: características de la carne, factores de contaminación, microorganismos alterantes, manipulación en el faenado, requisitos higiénicos y prácticas higiénicas en el área de proceso."/>
+            <wp:docPr id="1506105083" name="Gráfico 3" descr="Diagrama temático titulado “Más allá del sabor: prevención y seguridad en productos cárnicos”, que organiza en seis columnas los aspectos clave del proceso cárnico: características de la carne, factores de contaminación, microorganismos alterantes, manipulación en el faenado, requisitos higiénicos y prácticas higiénicas en el área de proceso."/>
             <wp:cNvGraphicFramePr>
               <a:graphicFrameLocks xmlns:a="http://schemas.openxmlformats.org/drawingml/2006/main" noChangeAspect="1"/>
             </wp:cNvGraphicFramePr>
@@ -6132,7 +6132,7 @@
               <a:graphicData uri="http://schemas.openxmlformats.org/drawingml/2006/picture">
                 <pic:pic xmlns:pic="http://schemas.openxmlformats.org/drawingml/2006/picture">
                   <pic:nvPicPr>
-                    <pic:cNvPr id="417773635" name="Gráfico 4" descr="Diagrama temático titulado “Más allá del sabor: prevención y seguridad en productos cárnicos”, que organiza en seis columnas los aspectos clave del proceso cárnico: características de la carne, factores de contaminación, microorganismos alterantes, manipulación en el faenado, requisitos higiénicos y prácticas higiénicas en el área de proceso."/>
+                    <pic:cNvPr id="1506105083" name="Gráfico 3" descr="Diagrama temático titulado “Más allá del sabor: prevención y seguridad en productos cárnicos”, que organiza en seis columnas los aspectos clave del proceso cárnico: características de la carne, factores de contaminación, microorganismos alterantes, manipulación en el faenado, requisitos higiénicos y prácticas higiénicas en el área de proceso."/>
                     <pic:cNvPicPr/>
                   </pic:nvPicPr>
                   <pic:blipFill>
@@ -6150,7 +6150,7 @@
                   <pic:spPr>
                     <a:xfrm>
                       <a:off x="0" y="0"/>
-                      <a:ext cx="5711241" cy="2686666"/>
+                      <a:ext cx="5760848" cy="2710001"/>
                     </a:xfrm>
                     <a:prstGeom prst="rect">
                       <a:avLst/>
@@ -16188,6 +16188,10 @@
 </file>
 
 <file path=customXml/item1.xml><?xml version="1.0" encoding="utf-8"?>
+<b:Sources xmlns:b="http://schemas.openxmlformats.org/officeDocument/2006/bibliography" xmlns="http://schemas.openxmlformats.org/officeDocument/2006/bibliography" SelectedStyle="\APASixthEditionOfficeOnline.xsl" StyleName="APA" Version="6"/>
+</file>
+
+<file path=customXml/item2.xml><?xml version="1.0" encoding="utf-8"?>
 <?mso-contentType ?>
 <FormTemplates xmlns="http://schemas.microsoft.com/sharepoint/v3/contenttype/forms">
   <Display>DocumentLibraryForm</Display>
@@ -16196,22 +16200,7 @@
 </FormTemplates>
 </file>
 
-<file path=customXml/item2.xml><?xml version="1.0" encoding="utf-8"?>
-<b:Sources xmlns:b="http://schemas.openxmlformats.org/officeDocument/2006/bibliography" xmlns="http://schemas.openxmlformats.org/officeDocument/2006/bibliography" SelectedStyle="\APASixthEditionOfficeOnline.xsl" StyleName="APA" Version="6"/>
-</file>
-
 <file path=customXml/item3.xml><?xml version="1.0" encoding="utf-8"?>
-<p:properties xmlns:p="http://schemas.microsoft.com/office/2006/metadata/properties" xmlns:xsi="http://www.w3.org/2001/XMLSchema-instance" xmlns:pc="http://schemas.microsoft.com/office/infopath/2007/PartnerControls">
-  <documentManagement>
-    <TaxCatchAll xmlns="cb45339b-ced9-4d0d-8f64-77573914d53b" xsi:nil="true"/>
-    <lcf76f155ced4ddcb4097134ff3c332f xmlns="43a3ca16-9c26-4813-b83f-4aec9927b43f">
-      <Terms xmlns="http://schemas.microsoft.com/office/infopath/2007/PartnerControls"/>
-    </lcf76f155ced4ddcb4097134ff3c332f>
-  </documentManagement>
-</p:properties>
-</file>
-
-<file path=customXml/item4.xml><?xml version="1.0" encoding="utf-8"?>
 <ct:contentTypeSchema xmlns:ct="http://schemas.microsoft.com/office/2006/metadata/contentType" xmlns:ma="http://schemas.microsoft.com/office/2006/metadata/properties/metaAttributes" ct:_="" ma:_="" ma:contentTypeName="Documento" ma:contentTypeID="0x01010049282E1EDBE9234EA9E6D38F720E265F" ma:contentTypeVersion="15" ma:contentTypeDescription="Crear nuevo documento." ma:contentTypeScope="" ma:versionID="b31c7aa9eaf043a08b87120b3c4916e3">
   <xsd:schema xmlns:xsd="http://www.w3.org/2001/XMLSchema" xmlns:xs="http://www.w3.org/2001/XMLSchema" xmlns:p="http://schemas.microsoft.com/office/2006/metadata/properties" xmlns:ns2="cb45339b-ced9-4d0d-8f64-77573914d53b" xmlns:ns3="43a3ca16-9c26-4813-b83f-4aec9927b43f" targetNamespace="http://schemas.microsoft.com/office/2006/metadata/properties" ma:root="true" ma:fieldsID="3533d065b04d75c457075bc55f1f5315" ns2:_="" ns3:_="">
     <xsd:import namespace="cb45339b-ced9-4d0d-8f64-77573914d53b"/>
@@ -16446,7 +16435,26 @@
 </ct:contentTypeSchema>
 </file>
 
+<file path=customXml/item4.xml><?xml version="1.0" encoding="utf-8"?>
+<p:properties xmlns:p="http://schemas.microsoft.com/office/2006/metadata/properties" xmlns:xsi="http://www.w3.org/2001/XMLSchema-instance" xmlns:pc="http://schemas.microsoft.com/office/infopath/2007/PartnerControls">
+  <documentManagement>
+    <TaxCatchAll xmlns="cb45339b-ced9-4d0d-8f64-77573914d53b" xsi:nil="true"/>
+    <lcf76f155ced4ddcb4097134ff3c332f xmlns="43a3ca16-9c26-4813-b83f-4aec9927b43f">
+      <Terms xmlns="http://schemas.microsoft.com/office/infopath/2007/PartnerControls"/>
+    </lcf76f155ced4ddcb4097134ff3c332f>
+  </documentManagement>
+</p:properties>
+</file>
+
 <file path=customXml/itemProps1.xml><?xml version="1.0" encoding="utf-8"?>
+<ds:datastoreItem xmlns:ds="http://schemas.openxmlformats.org/officeDocument/2006/customXml" ds:itemID="{A9F2CEBA-C824-4C86-81A8-E32CBD0EB92D}">
+  <ds:schemaRefs>
+    <ds:schemaRef ds:uri="http://schemas.openxmlformats.org/officeDocument/2006/bibliography"/>
+  </ds:schemaRefs>
+</ds:datastoreItem>
+</file>
+
+<file path=customXml/itemProps2.xml><?xml version="1.0" encoding="utf-8"?>
 <ds:datastoreItem xmlns:ds="http://schemas.openxmlformats.org/officeDocument/2006/customXml" ds:itemID="{D00A4A46-BDBD-48AC-87B9-2BA42D9CC06F}">
   <ds:schemaRefs>
     <ds:schemaRef ds:uri="http://schemas.microsoft.com/sharepoint/v3/contenttype/forms"/>
@@ -16454,26 +16462,7 @@
 </ds:datastoreItem>
 </file>
 
-<file path=customXml/itemProps2.xml><?xml version="1.0" encoding="utf-8"?>
-<ds:datastoreItem xmlns:ds="http://schemas.openxmlformats.org/officeDocument/2006/customXml" ds:itemID="{A9F2CEBA-C824-4C86-81A8-E32CBD0EB92D}">
-  <ds:schemaRefs>
-    <ds:schemaRef ds:uri="http://schemas.openxmlformats.org/officeDocument/2006/bibliography"/>
-  </ds:schemaRefs>
-</ds:datastoreItem>
-</file>
-
 <file path=customXml/itemProps3.xml><?xml version="1.0" encoding="utf-8"?>
-<ds:datastoreItem xmlns:ds="http://schemas.openxmlformats.org/officeDocument/2006/customXml" ds:itemID="{26259216-AD86-464A-AEAD-95B1F9E17392}">
-  <ds:schemaRefs>
-    <ds:schemaRef ds:uri="http://schemas.microsoft.com/office/2006/metadata/properties"/>
-    <ds:schemaRef ds:uri="http://schemas.microsoft.com/office/infopath/2007/PartnerControls"/>
-    <ds:schemaRef ds:uri="cb45339b-ced9-4d0d-8f64-77573914d53b"/>
-    <ds:schemaRef ds:uri="43a3ca16-9c26-4813-b83f-4aec9927b43f"/>
-  </ds:schemaRefs>
-</ds:datastoreItem>
-</file>
-
-<file path=customXml/itemProps4.xml><?xml version="1.0" encoding="utf-8"?>
 <ds:datastoreItem xmlns:ds="http://schemas.openxmlformats.org/officeDocument/2006/customXml" ds:itemID="{0BC4A0A4-89EA-4C0C-9011-C1B351E892BC}">
   <ds:schemaRefs>
     <ds:schemaRef ds:uri="http://schemas.microsoft.com/office/2006/metadata/contentType"/>
@@ -16490,4 +16479,15 @@
     <ds:schemaRef ds:uri="http://schemas.microsoft.com/internal/obd"/>
   </ds:schemaRefs>
 </ds:datastoreItem>
+</file>
+
+<file path=customXml/itemProps4.xml><?xml version="1.0" encoding="utf-8"?>
+<ds:datastoreItem xmlns:ds="http://schemas.openxmlformats.org/officeDocument/2006/customXml" ds:itemID="{26259216-AD86-464A-AEAD-95B1F9E17392}">
+  <ds:schemaRefs>
+    <ds:schemaRef ds:uri="http://schemas.microsoft.com/office/2006/metadata/properties"/>
+    <ds:schemaRef ds:uri="http://schemas.microsoft.com/office/infopath/2007/PartnerControls"/>
+    <ds:schemaRef ds:uri="cb45339b-ced9-4d0d-8f64-77573914d53b"/>
+    <ds:schemaRef ds:uri="43a3ca16-9c26-4813-b83f-4aec9927b43f"/>
+  </ds:schemaRefs>
+</ds:datastoreItem>
 </file>
--- a/fuentes/CF2_96151139_DU.docx
+++ b/fuentes/CF2_96151139_DU.docx
@@ -310,7 +310,7 @@
                 <v:stroke joinstyle="miter"/>
                 <v:path gradientshapeok="t" o:connecttype="rect"/>
               </v:shapetype>
-              <v:shape id="Cuadro de texto 2" o:spid="_x0000_s1026" type="#_x0000_t202" alt="&quot;&quot;" style="position:absolute;left:0;text-align:left;margin-left:-20.2pt;margin-top:37.15pt;width:557.2pt;height:115.5pt;z-index:251663360;visibility:visible;mso-wrap-style:square;mso-width-percent:0;mso-height-percent:0;mso-wrap-distance-left:9pt;mso-wrap-distance-top:3.6pt;mso-wrap-distance-right:9pt;mso-wrap-distance-bottom:3.6pt;mso-position-horizontal:absolute;mso-position-horizontal-relative:text;mso-position-vertical:absolute;mso-position-vertical-relative:text;mso-width-percent:0;mso-height-percent:0;mso-width-relative:margin;mso-height-relative:margin;v-text-anchor:top" o:gfxdata="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" filled="f" stroked="f">
+              <v:shape id="Cuadro de texto 2" o:spid="_x0000_s1026" type="#_x0000_t202" alt="&quot;&quot;" style="position:absolute;left:0;text-align:left;margin-left:-20.2pt;margin-top:37.15pt;width:557.2pt;height:115.5pt;z-index:251663360;visibility:visible;mso-wrap-style:square;mso-width-percent:0;mso-height-percent:0;mso-wrap-distance-left:9pt;mso-wrap-distance-top:3.6pt;mso-wrap-distance-right:9pt;mso-wrap-distance-bottom:3.6pt;mso-position-horizontal:absolute;mso-position-horizontal-relative:text;mso-position-vertical:absolute;mso-position-vertical-relative:text;mso-width-percent:0;mso-height-percent:0;mso-width-relative:margin;mso-height-relative:margin;v-text-anchor:top" o:gfxdata="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" filled="f" stroked="f">
                 <v:textbox>
                   <w:txbxContent>
                     <w:p>
@@ -2065,37 +2065,19 @@
         <w:rPr>
           <w:lang w:val="es-419" w:eastAsia="es-CO"/>
         </w:rPr>
-        <w:t>Para fortalecer el tema anteriormente abordado, se recomiend</w:t>
-      </w:r>
-      <w:r>
-        <w:rPr>
-          <w:lang w:val="es-419" w:eastAsia="es-CO"/>
-        </w:rPr>
-        <w:t>a</w:t>
-      </w:r>
-      <w:r>
-        <w:rPr>
-          <w:lang w:val="es-419" w:eastAsia="es-CO"/>
-        </w:rPr>
-        <w:t xml:space="preserve"> revisar el siguiente documento</w:t>
-      </w:r>
-      <w:r>
-        <w:rPr>
-          <w:lang w:val="es-419" w:eastAsia="es-CO"/>
-        </w:rPr>
-        <w:t>: a</w:t>
-      </w:r>
-      <w:r>
-        <w:rPr>
-          <w:lang w:val="es-419" w:eastAsia="es-CO"/>
-        </w:rPr>
-        <w:t>nexo 1. E</w:t>
-      </w:r>
-      <w:r>
-        <w:rPr>
-          <w:lang w:val="es-419" w:eastAsia="es-CO"/>
-        </w:rPr>
-        <w:t>valuación de la calidad de carnes frescas.</w:t>
+        <w:t xml:space="preserve">Para fortalecer el tema anteriormente abordado, </w:t>
+      </w:r>
+      <w:r>
+        <w:rPr>
+          <w:lang w:val="es-419" w:eastAsia="es-CO"/>
+        </w:rPr>
+        <w:t>se recomienda revisar en anexos el documento: Evaluación de la calidad de carnes frescas</w:t>
+      </w:r>
+      <w:r>
+        <w:rPr>
+          <w:lang w:val="es-419" w:eastAsia="es-CO"/>
+        </w:rPr>
+        <w:t>.</w:t>
       </w:r>
       <w:r>
         <w:rPr>
@@ -2239,7 +2221,7 @@
         <w:pStyle w:val="Prrafodelista"/>
         <w:numPr>
           <w:ilvl w:val="0"/>
-          <w:numId w:val="47"/>
+          <w:numId w:val="8"/>
         </w:numPr>
         <w:rPr>
           <w:lang w:val="es-419" w:eastAsia="es-CO"/>
@@ -2257,7 +2239,7 @@
         <w:pStyle w:val="Prrafodelista"/>
         <w:numPr>
           <w:ilvl w:val="0"/>
-          <w:numId w:val="47"/>
+          <w:numId w:val="8"/>
         </w:numPr>
         <w:rPr>
           <w:lang w:val="es-419" w:eastAsia="es-CO"/>
@@ -2275,7 +2257,7 @@
         <w:pStyle w:val="Prrafodelista"/>
         <w:numPr>
           <w:ilvl w:val="0"/>
-          <w:numId w:val="47"/>
+          <w:numId w:val="8"/>
         </w:numPr>
         <w:rPr>
           <w:lang w:val="es-419" w:eastAsia="es-CO"/>
@@ -2293,7 +2275,7 @@
         <w:pStyle w:val="Prrafodelista"/>
         <w:numPr>
           <w:ilvl w:val="0"/>
-          <w:numId w:val="47"/>
+          <w:numId w:val="8"/>
         </w:numPr>
         <w:rPr>
           <w:lang w:val="es-419" w:eastAsia="es-CO"/>
@@ -2311,7 +2293,7 @@
         <w:pStyle w:val="Prrafodelista"/>
         <w:numPr>
           <w:ilvl w:val="0"/>
-          <w:numId w:val="47"/>
+          <w:numId w:val="8"/>
         </w:numPr>
         <w:rPr>
           <w:lang w:val="es-419" w:eastAsia="es-CO"/>
@@ -2393,7 +2375,7 @@
         <w:pStyle w:val="Prrafodelista"/>
         <w:numPr>
           <w:ilvl w:val="0"/>
-          <w:numId w:val="48"/>
+          <w:numId w:val="9"/>
         </w:numPr>
         <w:rPr>
           <w:lang w:val="es-419" w:eastAsia="es-CO"/>
@@ -2418,7 +2400,7 @@
         <w:pStyle w:val="Prrafodelista"/>
         <w:numPr>
           <w:ilvl w:val="0"/>
-          <w:numId w:val="48"/>
+          <w:numId w:val="9"/>
         </w:numPr>
         <w:rPr>
           <w:lang w:val="es-419" w:eastAsia="es-CO"/>
@@ -2449,7 +2431,7 @@
         <w:pStyle w:val="Prrafodelista"/>
         <w:numPr>
           <w:ilvl w:val="0"/>
-          <w:numId w:val="48"/>
+          <w:numId w:val="9"/>
         </w:numPr>
         <w:rPr>
           <w:lang w:val="es-419" w:eastAsia="es-CO"/>
@@ -2474,7 +2456,7 @@
         <w:pStyle w:val="Prrafodelista"/>
         <w:numPr>
           <w:ilvl w:val="0"/>
-          <w:numId w:val="48"/>
+          <w:numId w:val="9"/>
         </w:numPr>
         <w:rPr>
           <w:lang w:val="es-419" w:eastAsia="es-CO"/>
@@ -2499,7 +2481,7 @@
         <w:pStyle w:val="Prrafodelista"/>
         <w:numPr>
           <w:ilvl w:val="0"/>
-          <w:numId w:val="48"/>
+          <w:numId w:val="9"/>
         </w:numPr>
         <w:rPr>
           <w:lang w:val="es-419" w:eastAsia="es-CO"/>
@@ -2524,7 +2506,7 @@
         <w:pStyle w:val="Prrafodelista"/>
         <w:numPr>
           <w:ilvl w:val="0"/>
-          <w:numId w:val="48"/>
+          <w:numId w:val="9"/>
         </w:numPr>
         <w:rPr>
           <w:lang w:val="es-419" w:eastAsia="es-CO"/>
@@ -2610,7 +2592,7 @@
         <w:pStyle w:val="Prrafodelista"/>
         <w:numPr>
           <w:ilvl w:val="0"/>
-          <w:numId w:val="49"/>
+          <w:numId w:val="10"/>
         </w:numPr>
         <w:rPr>
           <w:lang w:val="es-419" w:eastAsia="es-CO"/>
@@ -2635,7 +2617,7 @@
         <w:pStyle w:val="Prrafodelista"/>
         <w:numPr>
           <w:ilvl w:val="0"/>
-          <w:numId w:val="49"/>
+          <w:numId w:val="10"/>
         </w:numPr>
         <w:rPr>
           <w:lang w:val="es-419" w:eastAsia="es-CO"/>
@@ -2660,7 +2642,7 @@
         <w:pStyle w:val="Prrafodelista"/>
         <w:numPr>
           <w:ilvl w:val="0"/>
-          <w:numId w:val="49"/>
+          <w:numId w:val="10"/>
         </w:numPr>
         <w:rPr>
           <w:lang w:val="es-419" w:eastAsia="es-CO"/>
@@ -2685,7 +2667,7 @@
         <w:pStyle w:val="Prrafodelista"/>
         <w:numPr>
           <w:ilvl w:val="0"/>
-          <w:numId w:val="49"/>
+          <w:numId w:val="10"/>
         </w:numPr>
         <w:rPr>
           <w:lang w:val="es-419" w:eastAsia="es-CO"/>
@@ -2710,7 +2692,7 @@
         <w:pStyle w:val="Prrafodelista"/>
         <w:numPr>
           <w:ilvl w:val="0"/>
-          <w:numId w:val="49"/>
+          <w:numId w:val="10"/>
         </w:numPr>
         <w:rPr>
           <w:lang w:val="es-419" w:eastAsia="es-CO"/>
@@ -2752,7 +2734,7 @@
         <w:pStyle w:val="Prrafodelista"/>
         <w:numPr>
           <w:ilvl w:val="0"/>
-          <w:numId w:val="50"/>
+          <w:numId w:val="11"/>
         </w:numPr>
         <w:rPr>
           <w:lang w:val="es-419" w:eastAsia="es-CO"/>
@@ -2777,7 +2759,7 @@
         <w:pStyle w:val="Prrafodelista"/>
         <w:numPr>
           <w:ilvl w:val="0"/>
-          <w:numId w:val="50"/>
+          <w:numId w:val="11"/>
         </w:numPr>
         <w:rPr>
           <w:lang w:val="es-419" w:eastAsia="es-CO"/>
@@ -2802,7 +2784,7 @@
         <w:pStyle w:val="Prrafodelista"/>
         <w:numPr>
           <w:ilvl w:val="0"/>
-          <w:numId w:val="50"/>
+          <w:numId w:val="11"/>
         </w:numPr>
         <w:rPr>
           <w:lang w:val="es-419" w:eastAsia="es-CO"/>
@@ -2827,7 +2809,7 @@
         <w:pStyle w:val="Prrafodelista"/>
         <w:numPr>
           <w:ilvl w:val="0"/>
-          <w:numId w:val="50"/>
+          <w:numId w:val="11"/>
         </w:numPr>
         <w:rPr>
           <w:lang w:val="es-419" w:eastAsia="es-CO"/>
@@ -2865,7 +2847,7 @@
         <w:pStyle w:val="Prrafodelista"/>
         <w:numPr>
           <w:ilvl w:val="0"/>
-          <w:numId w:val="51"/>
+          <w:numId w:val="12"/>
         </w:numPr>
         <w:rPr>
           <w:lang w:val="es-419" w:eastAsia="es-CO"/>
@@ -2883,7 +2865,7 @@
         <w:pStyle w:val="Prrafodelista"/>
         <w:numPr>
           <w:ilvl w:val="0"/>
-          <w:numId w:val="51"/>
+          <w:numId w:val="12"/>
         </w:numPr>
         <w:rPr>
           <w:lang w:val="es-419" w:eastAsia="es-CO"/>
@@ -2901,7 +2883,7 @@
         <w:pStyle w:val="Prrafodelista"/>
         <w:numPr>
           <w:ilvl w:val="0"/>
-          <w:numId w:val="51"/>
+          <w:numId w:val="12"/>
         </w:numPr>
         <w:rPr>
           <w:lang w:val="es-419" w:eastAsia="es-CO"/>
@@ -2955,7 +2937,7 @@
         <w:pStyle w:val="Prrafodelista"/>
         <w:numPr>
           <w:ilvl w:val="0"/>
-          <w:numId w:val="51"/>
+          <w:numId w:val="12"/>
         </w:numPr>
         <w:rPr>
           <w:lang w:val="es-419" w:eastAsia="es-CO"/>
@@ -2973,7 +2955,7 @@
         <w:pStyle w:val="Prrafodelista"/>
         <w:numPr>
           <w:ilvl w:val="0"/>
-          <w:numId w:val="51"/>
+          <w:numId w:val="12"/>
         </w:numPr>
         <w:rPr>
           <w:lang w:val="es-419" w:eastAsia="es-CO"/>
@@ -2992,7 +2974,7 @@
         <w:pStyle w:val="Prrafodelista"/>
         <w:numPr>
           <w:ilvl w:val="0"/>
-          <w:numId w:val="51"/>
+          <w:numId w:val="12"/>
         </w:numPr>
         <w:rPr>
           <w:lang w:val="es-419" w:eastAsia="es-CO"/>
@@ -3094,7 +3076,7 @@
         <w:pStyle w:val="Prrafodelista"/>
         <w:numPr>
           <w:ilvl w:val="0"/>
-          <w:numId w:val="52"/>
+          <w:numId w:val="13"/>
         </w:numPr>
         <w:rPr>
           <w:b/>
@@ -3131,7 +3113,7 @@
         <w:pStyle w:val="Prrafodelista"/>
         <w:numPr>
           <w:ilvl w:val="0"/>
-          <w:numId w:val="52"/>
+          <w:numId w:val="13"/>
         </w:numPr>
         <w:rPr>
           <w:b/>
@@ -3168,7 +3150,7 @@
         <w:pStyle w:val="Prrafodelista"/>
         <w:numPr>
           <w:ilvl w:val="0"/>
-          <w:numId w:val="52"/>
+          <w:numId w:val="13"/>
         </w:numPr>
         <w:rPr>
           <w:b/>
@@ -3275,7 +3257,7 @@
         <w:pStyle w:val="Prrafodelista"/>
         <w:numPr>
           <w:ilvl w:val="0"/>
-          <w:numId w:val="53"/>
+          <w:numId w:val="14"/>
         </w:numPr>
         <w:rPr>
           <w:b/>
@@ -3312,7 +3294,7 @@
         <w:pStyle w:val="Prrafodelista"/>
         <w:numPr>
           <w:ilvl w:val="0"/>
-          <w:numId w:val="53"/>
+          <w:numId w:val="14"/>
         </w:numPr>
         <w:rPr>
           <w:b/>
@@ -3389,7 +3371,7 @@
         <w:pStyle w:val="Prrafodelista"/>
         <w:numPr>
           <w:ilvl w:val="0"/>
-          <w:numId w:val="53"/>
+          <w:numId w:val="14"/>
         </w:numPr>
         <w:rPr>
           <w:b/>
@@ -3526,7 +3508,27 @@
         <w:rPr>
           <w:lang w:val="es-419" w:eastAsia="es-CO"/>
         </w:rPr>
-        <w:t>La estabilidad microbiológica de las carnes secas está directamente relacionada con su actividad de agua (aW). Cuando estas carnes absorben humedad del entorno durante el almacenamiento, pueden desarrollarse mohos y levaduras, afectando su textura, sabor y aspecto visual. Un control estricto de la humedad relativa del ambiente y del empaque es clave para prevenir su alteración.</w:t>
+        <w:t>La estabilidad microbiológica de las carnes secas está directamente relacionada con su actividad de agua (</w:t>
+      </w:r>
+      <w:proofErr w:type="spellStart"/>
+      <w:r>
+        <w:rPr>
+          <w:lang w:val="es-419" w:eastAsia="es-CO"/>
+        </w:rPr>
+        <w:t>a</w:t>
+      </w:r>
+      <w:r>
+        <w:rPr>
+          <w:lang w:val="es-419" w:eastAsia="es-CO"/>
+        </w:rPr>
+        <w:t>w</w:t>
+      </w:r>
+      <w:proofErr w:type="spellEnd"/>
+      <w:r>
+        <w:rPr>
+          <w:lang w:val="es-419" w:eastAsia="es-CO"/>
+        </w:rPr>
+        <w:t>). Cuando estas carnes absorben humedad del entorno durante el almacenamiento, pueden desarrollarse mohos y levaduras, afectando su textura, sabor y aspecto visual. Un control estricto de la humedad relativa del ambiente y del empaque es clave para prevenir su alteración.</w:t>
       </w:r>
     </w:p>
     <w:p>
@@ -3669,7 +3671,7 @@
         <w:pStyle w:val="Prrafodelista"/>
         <w:numPr>
           <w:ilvl w:val="0"/>
-          <w:numId w:val="53"/>
+          <w:numId w:val="14"/>
         </w:numPr>
         <w:rPr>
           <w:b/>
@@ -3706,7 +3708,7 @@
         <w:pStyle w:val="Prrafodelista"/>
         <w:numPr>
           <w:ilvl w:val="0"/>
-          <w:numId w:val="53"/>
+          <w:numId w:val="14"/>
         </w:numPr>
         <w:rPr>
           <w:b/>
@@ -3786,7 +3788,7 @@
         <w:pStyle w:val="Prrafodelista"/>
         <w:numPr>
           <w:ilvl w:val="0"/>
-          <w:numId w:val="53"/>
+          <w:numId w:val="14"/>
         </w:numPr>
         <w:rPr>
           <w:b/>
@@ -3866,7 +3868,7 @@
         <w:pStyle w:val="Prrafodelista"/>
         <w:numPr>
           <w:ilvl w:val="0"/>
-          <w:numId w:val="54"/>
+          <w:numId w:val="15"/>
         </w:numPr>
         <w:rPr>
           <w:lang w:val="es-419" w:eastAsia="es-CO"/>
@@ -3884,7 +3886,7 @@
         <w:pStyle w:val="Prrafodelista"/>
         <w:numPr>
           <w:ilvl w:val="0"/>
-          <w:numId w:val="54"/>
+          <w:numId w:val="15"/>
         </w:numPr>
         <w:rPr>
           <w:lang w:val="es-419" w:eastAsia="es-CO"/>
@@ -3903,7 +3905,7 @@
         <w:pStyle w:val="Prrafodelista"/>
         <w:numPr>
           <w:ilvl w:val="0"/>
-          <w:numId w:val="54"/>
+          <w:numId w:val="15"/>
         </w:numPr>
         <w:rPr>
           <w:lang w:val="es-419" w:eastAsia="es-CO"/>
@@ -4189,7 +4191,7 @@
         <w:pStyle w:val="Prrafodelista"/>
         <w:numPr>
           <w:ilvl w:val="0"/>
-          <w:numId w:val="55"/>
+          <w:numId w:val="16"/>
         </w:numPr>
         <w:rPr>
           <w:lang w:val="es-419" w:eastAsia="es-CO"/>
@@ -4207,7 +4209,7 @@
         <w:pStyle w:val="Prrafodelista"/>
         <w:numPr>
           <w:ilvl w:val="0"/>
-          <w:numId w:val="55"/>
+          <w:numId w:val="16"/>
         </w:numPr>
         <w:rPr>
           <w:lang w:val="es-419" w:eastAsia="es-CO"/>
@@ -4225,7 +4227,7 @@
         <w:pStyle w:val="Prrafodelista"/>
         <w:numPr>
           <w:ilvl w:val="0"/>
-          <w:numId w:val="55"/>
+          <w:numId w:val="16"/>
         </w:numPr>
         <w:rPr>
           <w:lang w:val="es-419" w:eastAsia="es-CO"/>
@@ -4243,7 +4245,7 @@
         <w:pStyle w:val="Prrafodelista"/>
         <w:numPr>
           <w:ilvl w:val="0"/>
-          <w:numId w:val="55"/>
+          <w:numId w:val="16"/>
         </w:numPr>
         <w:rPr>
           <w:lang w:val="es-419" w:eastAsia="es-CO"/>
@@ -4261,7 +4263,7 @@
         <w:pStyle w:val="Prrafodelista"/>
         <w:numPr>
           <w:ilvl w:val="0"/>
-          <w:numId w:val="55"/>
+          <w:numId w:val="16"/>
         </w:numPr>
         <w:rPr>
           <w:lang w:val="es-419" w:eastAsia="es-CO"/>
@@ -4279,7 +4281,7 @@
         <w:pStyle w:val="Prrafodelista"/>
         <w:numPr>
           <w:ilvl w:val="0"/>
-          <w:numId w:val="55"/>
+          <w:numId w:val="16"/>
         </w:numPr>
         <w:rPr>
           <w:lang w:val="es-419" w:eastAsia="es-CO"/>
@@ -4297,7 +4299,7 @@
         <w:pStyle w:val="Prrafodelista"/>
         <w:numPr>
           <w:ilvl w:val="0"/>
-          <w:numId w:val="55"/>
+          <w:numId w:val="16"/>
         </w:numPr>
         <w:rPr>
           <w:lang w:val="es-419" w:eastAsia="es-CO"/>
@@ -4315,7 +4317,7 @@
         <w:pStyle w:val="Prrafodelista"/>
         <w:numPr>
           <w:ilvl w:val="0"/>
-          <w:numId w:val="55"/>
+          <w:numId w:val="16"/>
         </w:numPr>
         <w:rPr>
           <w:lang w:val="es-419" w:eastAsia="es-CO"/>
@@ -4498,7 +4500,7 @@
         <w:pStyle w:val="Prrafodelista"/>
         <w:numPr>
           <w:ilvl w:val="0"/>
-          <w:numId w:val="56"/>
+          <w:numId w:val="17"/>
         </w:numPr>
         <w:rPr>
           <w:b/>
@@ -4535,7 +4537,7 @@
         <w:pStyle w:val="Prrafodelista"/>
         <w:numPr>
           <w:ilvl w:val="0"/>
-          <w:numId w:val="56"/>
+          <w:numId w:val="17"/>
         </w:numPr>
         <w:rPr>
           <w:b/>
@@ -4579,7 +4581,7 @@
         <w:pStyle w:val="Prrafodelista"/>
         <w:numPr>
           <w:ilvl w:val="1"/>
-          <w:numId w:val="56"/>
+          <w:numId w:val="17"/>
         </w:numPr>
         <w:rPr>
           <w:lang w:val="es-419" w:eastAsia="es-CO"/>
@@ -4597,7 +4599,7 @@
         <w:pStyle w:val="Prrafodelista"/>
         <w:numPr>
           <w:ilvl w:val="1"/>
-          <w:numId w:val="56"/>
+          <w:numId w:val="17"/>
         </w:numPr>
         <w:rPr>
           <w:lang w:val="es-419" w:eastAsia="es-CO"/>
@@ -4615,7 +4617,7 @@
         <w:pStyle w:val="Prrafodelista"/>
         <w:numPr>
           <w:ilvl w:val="1"/>
-          <w:numId w:val="56"/>
+          <w:numId w:val="17"/>
         </w:numPr>
         <w:rPr>
           <w:lang w:val="es-419" w:eastAsia="es-CO"/>
@@ -4633,7 +4635,7 @@
         <w:pStyle w:val="Prrafodelista"/>
         <w:numPr>
           <w:ilvl w:val="1"/>
-          <w:numId w:val="56"/>
+          <w:numId w:val="17"/>
         </w:numPr>
         <w:rPr>
           <w:lang w:val="es-419" w:eastAsia="es-CO"/>
@@ -4651,7 +4653,7 @@
         <w:pStyle w:val="Prrafodelista"/>
         <w:numPr>
           <w:ilvl w:val="1"/>
-          <w:numId w:val="56"/>
+          <w:numId w:val="17"/>
         </w:numPr>
         <w:rPr>
           <w:lang w:val="es-419" w:eastAsia="es-CO"/>
@@ -4669,7 +4671,7 @@
         <w:pStyle w:val="Prrafodelista"/>
         <w:numPr>
           <w:ilvl w:val="0"/>
-          <w:numId w:val="56"/>
+          <w:numId w:val="17"/>
         </w:numPr>
         <w:rPr>
           <w:b/>
@@ -4706,7 +4708,7 @@
         <w:pStyle w:val="Prrafodelista"/>
         <w:numPr>
           <w:ilvl w:val="0"/>
-          <w:numId w:val="56"/>
+          <w:numId w:val="17"/>
         </w:numPr>
         <w:rPr>
           <w:b/>
@@ -4882,7 +4884,7 @@
         <w:pStyle w:val="Prrafodelista"/>
         <w:numPr>
           <w:ilvl w:val="0"/>
-          <w:numId w:val="56"/>
+          <w:numId w:val="17"/>
         </w:numPr>
         <w:rPr>
           <w:b/>
@@ -4919,7 +4921,7 @@
         <w:pStyle w:val="Prrafodelista"/>
         <w:numPr>
           <w:ilvl w:val="0"/>
-          <w:numId w:val="56"/>
+          <w:numId w:val="17"/>
         </w:numPr>
         <w:rPr>
           <w:b/>
@@ -4956,7 +4958,7 @@
         <w:pStyle w:val="Prrafodelista"/>
         <w:numPr>
           <w:ilvl w:val="0"/>
-          <w:numId w:val="56"/>
+          <w:numId w:val="17"/>
         </w:numPr>
         <w:rPr>
           <w:b/>
@@ -4993,7 +4995,7 @@
         <w:pStyle w:val="Prrafodelista"/>
         <w:numPr>
           <w:ilvl w:val="0"/>
-          <w:numId w:val="56"/>
+          <w:numId w:val="17"/>
         </w:numPr>
         <w:rPr>
           <w:b/>
@@ -5030,7 +5032,7 @@
         <w:pStyle w:val="Prrafodelista"/>
         <w:numPr>
           <w:ilvl w:val="0"/>
-          <w:numId w:val="56"/>
+          <w:numId w:val="17"/>
         </w:numPr>
         <w:rPr>
           <w:b/>
@@ -5068,7 +5070,7 @@
         <w:pStyle w:val="Prrafodelista"/>
         <w:numPr>
           <w:ilvl w:val="0"/>
-          <w:numId w:val="56"/>
+          <w:numId w:val="17"/>
         </w:numPr>
         <w:rPr>
           <w:b/>
@@ -5105,7 +5107,7 @@
         <w:pStyle w:val="Prrafodelista"/>
         <w:numPr>
           <w:ilvl w:val="0"/>
-          <w:numId w:val="56"/>
+          <w:numId w:val="17"/>
         </w:numPr>
         <w:rPr>
           <w:b/>
@@ -5142,7 +5144,7 @@
         <w:pStyle w:val="Prrafodelista"/>
         <w:numPr>
           <w:ilvl w:val="0"/>
-          <w:numId w:val="56"/>
+          <w:numId w:val="17"/>
         </w:numPr>
         <w:rPr>
           <w:b/>
@@ -5179,7 +5181,7 @@
         <w:pStyle w:val="Prrafodelista"/>
         <w:numPr>
           <w:ilvl w:val="0"/>
-          <w:numId w:val="56"/>
+          <w:numId w:val="17"/>
         </w:numPr>
         <w:rPr>
           <w:b/>
@@ -5378,7 +5380,7 @@
         <w:pStyle w:val="Prrafodelista"/>
         <w:numPr>
           <w:ilvl w:val="0"/>
-          <w:numId w:val="57"/>
+          <w:numId w:val="18"/>
         </w:numPr>
         <w:rPr>
           <w:lang w:val="es-419" w:eastAsia="es-CO"/>
@@ -5411,7 +5413,7 @@
         <w:pStyle w:val="Prrafodelista"/>
         <w:numPr>
           <w:ilvl w:val="0"/>
-          <w:numId w:val="57"/>
+          <w:numId w:val="18"/>
         </w:numPr>
         <w:rPr>
           <w:lang w:val="es-419" w:eastAsia="es-CO"/>
@@ -5451,7 +5453,7 @@
         <w:pStyle w:val="Prrafodelista"/>
         <w:numPr>
           <w:ilvl w:val="0"/>
-          <w:numId w:val="57"/>
+          <w:numId w:val="18"/>
         </w:numPr>
         <w:rPr>
           <w:lang w:val="es-419" w:eastAsia="es-CO"/>
@@ -5532,7 +5534,7 @@
         <w:pStyle w:val="Prrafodelista"/>
         <w:numPr>
           <w:ilvl w:val="0"/>
-          <w:numId w:val="58"/>
+          <w:numId w:val="19"/>
         </w:numPr>
         <w:rPr>
           <w:lang w:val="es-419" w:eastAsia="es-CO"/>
@@ -5550,7 +5552,7 @@
         <w:pStyle w:val="Prrafodelista"/>
         <w:numPr>
           <w:ilvl w:val="0"/>
-          <w:numId w:val="58"/>
+          <w:numId w:val="19"/>
         </w:numPr>
         <w:rPr>
           <w:lang w:val="es-419" w:eastAsia="es-CO"/>
@@ -5568,7 +5570,7 @@
         <w:pStyle w:val="Prrafodelista"/>
         <w:numPr>
           <w:ilvl w:val="0"/>
-          <w:numId w:val="58"/>
+          <w:numId w:val="19"/>
         </w:numPr>
         <w:rPr>
           <w:lang w:val="es-419" w:eastAsia="es-CO"/>
@@ -5586,7 +5588,7 @@
         <w:pStyle w:val="Prrafodelista"/>
         <w:numPr>
           <w:ilvl w:val="0"/>
-          <w:numId w:val="58"/>
+          <w:numId w:val="19"/>
         </w:numPr>
         <w:rPr>
           <w:lang w:val="es-419" w:eastAsia="es-CO"/>
@@ -5604,7 +5606,7 @@
         <w:pStyle w:val="Prrafodelista"/>
         <w:numPr>
           <w:ilvl w:val="0"/>
-          <w:numId w:val="58"/>
+          <w:numId w:val="19"/>
         </w:numPr>
         <w:rPr>
           <w:lang w:val="es-419" w:eastAsia="es-CO"/>
@@ -5622,7 +5624,7 @@
         <w:pStyle w:val="Prrafodelista"/>
         <w:numPr>
           <w:ilvl w:val="0"/>
-          <w:numId w:val="58"/>
+          <w:numId w:val="19"/>
         </w:numPr>
         <w:rPr>
           <w:lang w:val="es-419" w:eastAsia="es-CO"/>
@@ -5641,7 +5643,7 @@
         <w:pStyle w:val="Prrafodelista"/>
         <w:numPr>
           <w:ilvl w:val="0"/>
-          <w:numId w:val="58"/>
+          <w:numId w:val="19"/>
         </w:numPr>
         <w:rPr>
           <w:lang w:val="es-419" w:eastAsia="es-CO"/>
@@ -5659,7 +5661,7 @@
         <w:pStyle w:val="Prrafodelista"/>
         <w:numPr>
           <w:ilvl w:val="0"/>
-          <w:numId w:val="58"/>
+          <w:numId w:val="19"/>
         </w:numPr>
         <w:rPr>
           <w:lang w:val="es-419" w:eastAsia="es-CO"/>
@@ -5677,7 +5679,7 @@
         <w:pStyle w:val="Prrafodelista"/>
         <w:numPr>
           <w:ilvl w:val="0"/>
-          <w:numId w:val="58"/>
+          <w:numId w:val="19"/>
         </w:numPr>
         <w:rPr>
           <w:lang w:val="es-419" w:eastAsia="es-CO"/>
@@ -5695,7 +5697,7 @@
         <w:pStyle w:val="Prrafodelista"/>
         <w:numPr>
           <w:ilvl w:val="0"/>
-          <w:numId w:val="58"/>
+          <w:numId w:val="19"/>
         </w:numPr>
         <w:rPr>
           <w:lang w:val="es-419" w:eastAsia="es-CO"/>
@@ -5713,7 +5715,7 @@
         <w:pStyle w:val="Prrafodelista"/>
         <w:numPr>
           <w:ilvl w:val="0"/>
-          <w:numId w:val="58"/>
+          <w:numId w:val="19"/>
         </w:numPr>
         <w:rPr>
           <w:lang w:val="es-419" w:eastAsia="es-CO"/>
@@ -5731,7 +5733,7 @@
         <w:pStyle w:val="Prrafodelista"/>
         <w:numPr>
           <w:ilvl w:val="0"/>
-          <w:numId w:val="58"/>
+          <w:numId w:val="19"/>
         </w:numPr>
         <w:rPr>
           <w:lang w:val="es-419" w:eastAsia="es-CO"/>
@@ -5749,7 +5751,7 @@
         <w:pStyle w:val="Prrafodelista"/>
         <w:numPr>
           <w:ilvl w:val="0"/>
-          <w:numId w:val="58"/>
+          <w:numId w:val="19"/>
         </w:numPr>
         <w:rPr>
           <w:lang w:val="es-419" w:eastAsia="es-CO"/>
@@ -5767,7 +5769,7 @@
         <w:pStyle w:val="Prrafodelista"/>
         <w:numPr>
           <w:ilvl w:val="0"/>
-          <w:numId w:val="58"/>
+          <w:numId w:val="19"/>
         </w:numPr>
         <w:rPr>
           <w:lang w:val="es-419" w:eastAsia="es-CO"/>
@@ -5785,7 +5787,7 @@
         <w:pStyle w:val="Prrafodelista"/>
         <w:numPr>
           <w:ilvl w:val="0"/>
-          <w:numId w:val="58"/>
+          <w:numId w:val="19"/>
         </w:numPr>
         <w:rPr>
           <w:lang w:val="es-419" w:eastAsia="es-CO"/>
@@ -5803,7 +5805,7 @@
         <w:pStyle w:val="Prrafodelista"/>
         <w:numPr>
           <w:ilvl w:val="0"/>
-          <w:numId w:val="58"/>
+          <w:numId w:val="19"/>
         </w:numPr>
         <w:rPr>
           <w:lang w:val="es-419" w:eastAsia="es-CO"/>
@@ -5821,7 +5823,7 @@
         <w:pStyle w:val="Prrafodelista"/>
         <w:numPr>
           <w:ilvl w:val="0"/>
-          <w:numId w:val="58"/>
+          <w:numId w:val="19"/>
         </w:numPr>
         <w:rPr>
           <w:lang w:val="es-419" w:eastAsia="es-CO"/>
@@ -5856,7 +5858,7 @@
         <w:pStyle w:val="Prrafodelista"/>
         <w:numPr>
           <w:ilvl w:val="0"/>
-          <w:numId w:val="59"/>
+          <w:numId w:val="20"/>
         </w:numPr>
         <w:rPr>
           <w:lang w:val="es-419" w:eastAsia="es-CO"/>
@@ -5881,7 +5883,7 @@
         <w:pStyle w:val="Prrafodelista"/>
         <w:numPr>
           <w:ilvl w:val="0"/>
-          <w:numId w:val="59"/>
+          <w:numId w:val="20"/>
         </w:numPr>
         <w:rPr>
           <w:lang w:val="es-419" w:eastAsia="es-CO"/>
@@ -5899,7 +5901,7 @@
         <w:pStyle w:val="Prrafodelista"/>
         <w:numPr>
           <w:ilvl w:val="0"/>
-          <w:numId w:val="59"/>
+          <w:numId w:val="20"/>
         </w:numPr>
         <w:rPr>
           <w:lang w:val="es-419" w:eastAsia="es-CO"/>
@@ -5917,7 +5919,7 @@
         <w:pStyle w:val="Prrafodelista"/>
         <w:numPr>
           <w:ilvl w:val="0"/>
-          <w:numId w:val="59"/>
+          <w:numId w:val="20"/>
         </w:numPr>
         <w:rPr>
           <w:lang w:val="es-419" w:eastAsia="es-CO"/>
@@ -6001,37 +6003,19 @@
         <w:rPr>
           <w:lang w:val="es-419" w:eastAsia="es-CO"/>
         </w:rPr>
-        <w:t>Para fortalecer el tema anteriormente abordado, se recomiend</w:t>
-      </w:r>
-      <w:r>
-        <w:rPr>
-          <w:lang w:val="es-419" w:eastAsia="es-CO"/>
-        </w:rPr>
-        <w:t>a</w:t>
-      </w:r>
-      <w:r>
-        <w:rPr>
-          <w:lang w:val="es-419" w:eastAsia="es-CO"/>
-        </w:rPr>
-        <w:t xml:space="preserve"> revisar el siguiente documento:</w:t>
-      </w:r>
-      <w:r>
-        <w:rPr>
-          <w:lang w:val="es-419" w:eastAsia="es-CO"/>
-        </w:rPr>
-        <w:t xml:space="preserve"> a</w:t>
-      </w:r>
-      <w:r>
-        <w:rPr>
-          <w:lang w:val="es-419" w:eastAsia="es-CO"/>
-        </w:rPr>
-        <w:t xml:space="preserve">nexo 2. </w:t>
-      </w:r>
-      <w:r>
-        <w:rPr>
-          <w:lang w:val="es-419" w:eastAsia="es-CO"/>
-        </w:rPr>
-        <w:t>buenas practicas para la industria de la carne.</w:t>
+        <w:t xml:space="preserve">Para fortalecer el tema anteriormente abordado, </w:t>
+      </w:r>
+      <w:r>
+        <w:rPr>
+          <w:lang w:val="es-419" w:eastAsia="es-CO"/>
+        </w:rPr>
+        <w:t>se recomienda revisar en anexos el documento: buenas prácticas para la industria de la carne</w:t>
+      </w:r>
+      <w:r>
+        <w:rPr>
+          <w:lang w:val="es-419" w:eastAsia="es-CO"/>
+        </w:rPr>
+        <w:t>.</w:t>
       </w:r>
     </w:p>
     <w:p>
@@ -8061,661 +8045,6 @@
     </w:lvl>
   </w:abstractNum>
   <w:abstractNum w:abstractNumId="2" w15:restartNumberingAfterBreak="0">
-    <w:nsid w:val="07F314AB"/>
-    <w:multiLevelType w:val="hybridMultilevel"/>
-    <w:tmpl w:val="2A929586"/>
-    <w:lvl w:ilvl="0" w:tplc="240A0003">
-      <w:start w:val="1"/>
-      <w:numFmt w:val="bullet"/>
-      <w:lvlText w:val="o"/>
-      <w:lvlJc w:val="left"/>
-      <w:pPr>
-        <w:ind w:left="2844" w:hanging="360"/>
-      </w:pPr>
-      <w:rPr>
-        <w:rFonts w:ascii="Courier New" w:hAnsi="Courier New" w:cs="Courier New" w:hint="default"/>
-      </w:rPr>
-    </w:lvl>
-    <w:lvl w:ilvl="1" w:tplc="080A0003" w:tentative="1">
-      <w:start w:val="1"/>
-      <w:numFmt w:val="bullet"/>
-      <w:lvlText w:val="o"/>
-      <w:lvlJc w:val="left"/>
-      <w:pPr>
-        <w:ind w:left="3564" w:hanging="360"/>
-      </w:pPr>
-      <w:rPr>
-        <w:rFonts w:ascii="Courier New" w:hAnsi="Courier New" w:cs="Courier New" w:hint="default"/>
-      </w:rPr>
-    </w:lvl>
-    <w:lvl w:ilvl="2" w:tplc="080A0005" w:tentative="1">
-      <w:start w:val="1"/>
-      <w:numFmt w:val="bullet"/>
-      <w:lvlText w:val=""/>
-      <w:lvlJc w:val="left"/>
-      <w:pPr>
-        <w:ind w:left="4284" w:hanging="360"/>
-      </w:pPr>
-      <w:rPr>
-        <w:rFonts w:ascii="Wingdings" w:hAnsi="Wingdings" w:hint="default"/>
-      </w:rPr>
-    </w:lvl>
-    <w:lvl w:ilvl="3" w:tplc="080A0001" w:tentative="1">
-      <w:start w:val="1"/>
-      <w:numFmt w:val="bullet"/>
-      <w:lvlText w:val=""/>
-      <w:lvlJc w:val="left"/>
-      <w:pPr>
-        <w:ind w:left="5004" w:hanging="360"/>
-      </w:pPr>
-      <w:rPr>
-        <w:rFonts w:ascii="Symbol" w:hAnsi="Symbol" w:hint="default"/>
-      </w:rPr>
-    </w:lvl>
-    <w:lvl w:ilvl="4" w:tplc="080A0003" w:tentative="1">
-      <w:start w:val="1"/>
-      <w:numFmt w:val="bullet"/>
-      <w:lvlText w:val="o"/>
-      <w:lvlJc w:val="left"/>
-      <w:pPr>
-        <w:ind w:left="5724" w:hanging="360"/>
-      </w:pPr>
-      <w:rPr>
-        <w:rFonts w:ascii="Courier New" w:hAnsi="Courier New" w:cs="Courier New" w:hint="default"/>
-      </w:rPr>
-    </w:lvl>
-    <w:lvl w:ilvl="5" w:tplc="080A0005" w:tentative="1">
-      <w:start w:val="1"/>
-      <w:numFmt w:val="bullet"/>
-      <w:lvlText w:val=""/>
-      <w:lvlJc w:val="left"/>
-      <w:pPr>
-        <w:ind w:left="6444" w:hanging="360"/>
-      </w:pPr>
-      <w:rPr>
-        <w:rFonts w:ascii="Wingdings" w:hAnsi="Wingdings" w:hint="default"/>
-      </w:rPr>
-    </w:lvl>
-    <w:lvl w:ilvl="6" w:tplc="080A0001" w:tentative="1">
-      <w:start w:val="1"/>
-      <w:numFmt w:val="bullet"/>
-      <w:lvlText w:val=""/>
-      <w:lvlJc w:val="left"/>
-      <w:pPr>
-        <w:ind w:left="7164" w:hanging="360"/>
-      </w:pPr>
-      <w:rPr>
-        <w:rFonts w:ascii="Symbol" w:hAnsi="Symbol" w:hint="default"/>
-      </w:rPr>
-    </w:lvl>
-    <w:lvl w:ilvl="7" w:tplc="080A0003" w:tentative="1">
-      <w:start w:val="1"/>
-      <w:numFmt w:val="bullet"/>
-      <w:lvlText w:val="o"/>
-      <w:lvlJc w:val="left"/>
-      <w:pPr>
-        <w:ind w:left="7884" w:hanging="360"/>
-      </w:pPr>
-      <w:rPr>
-        <w:rFonts w:ascii="Courier New" w:hAnsi="Courier New" w:cs="Courier New" w:hint="default"/>
-      </w:rPr>
-    </w:lvl>
-    <w:lvl w:ilvl="8" w:tplc="080A0005" w:tentative="1">
-      <w:start w:val="1"/>
-      <w:numFmt w:val="bullet"/>
-      <w:lvlText w:val=""/>
-      <w:lvlJc w:val="left"/>
-      <w:pPr>
-        <w:ind w:left="8604" w:hanging="360"/>
-      </w:pPr>
-      <w:rPr>
-        <w:rFonts w:ascii="Wingdings" w:hAnsi="Wingdings" w:hint="default"/>
-      </w:rPr>
-    </w:lvl>
-  </w:abstractNum>
-  <w:abstractNum w:abstractNumId="3" w15:restartNumberingAfterBreak="0">
-    <w:nsid w:val="08A725AF"/>
-    <w:multiLevelType w:val="hybridMultilevel"/>
-    <w:tmpl w:val="B7B4EABA"/>
-    <w:lvl w:ilvl="0" w:tplc="080A0001">
-      <w:start w:val="1"/>
-      <w:numFmt w:val="bullet"/>
-      <w:lvlText w:val=""/>
-      <w:lvlJc w:val="left"/>
-      <w:pPr>
-        <w:ind w:left="1429" w:hanging="360"/>
-      </w:pPr>
-      <w:rPr>
-        <w:rFonts w:ascii="Symbol" w:hAnsi="Symbol" w:hint="default"/>
-      </w:rPr>
-    </w:lvl>
-    <w:lvl w:ilvl="1" w:tplc="080A0003" w:tentative="1">
-      <w:start w:val="1"/>
-      <w:numFmt w:val="bullet"/>
-      <w:lvlText w:val="o"/>
-      <w:lvlJc w:val="left"/>
-      <w:pPr>
-        <w:ind w:left="2149" w:hanging="360"/>
-      </w:pPr>
-      <w:rPr>
-        <w:rFonts w:ascii="Courier New" w:hAnsi="Courier New" w:cs="Courier New" w:hint="default"/>
-      </w:rPr>
-    </w:lvl>
-    <w:lvl w:ilvl="2" w:tplc="080A0005" w:tentative="1">
-      <w:start w:val="1"/>
-      <w:numFmt w:val="bullet"/>
-      <w:lvlText w:val=""/>
-      <w:lvlJc w:val="left"/>
-      <w:pPr>
-        <w:ind w:left="2869" w:hanging="360"/>
-      </w:pPr>
-      <w:rPr>
-        <w:rFonts w:ascii="Wingdings" w:hAnsi="Wingdings" w:hint="default"/>
-      </w:rPr>
-    </w:lvl>
-    <w:lvl w:ilvl="3" w:tplc="080A0001" w:tentative="1">
-      <w:start w:val="1"/>
-      <w:numFmt w:val="bullet"/>
-      <w:lvlText w:val=""/>
-      <w:lvlJc w:val="left"/>
-      <w:pPr>
-        <w:ind w:left="3589" w:hanging="360"/>
-      </w:pPr>
-      <w:rPr>
-        <w:rFonts w:ascii="Symbol" w:hAnsi="Symbol" w:hint="default"/>
-      </w:rPr>
-    </w:lvl>
-    <w:lvl w:ilvl="4" w:tplc="080A0003" w:tentative="1">
-      <w:start w:val="1"/>
-      <w:numFmt w:val="bullet"/>
-      <w:lvlText w:val="o"/>
-      <w:lvlJc w:val="left"/>
-      <w:pPr>
-        <w:ind w:left="4309" w:hanging="360"/>
-      </w:pPr>
-      <w:rPr>
-        <w:rFonts w:ascii="Courier New" w:hAnsi="Courier New" w:cs="Courier New" w:hint="default"/>
-      </w:rPr>
-    </w:lvl>
-    <w:lvl w:ilvl="5" w:tplc="080A0005" w:tentative="1">
-      <w:start w:val="1"/>
-      <w:numFmt w:val="bullet"/>
-      <w:lvlText w:val=""/>
-      <w:lvlJc w:val="left"/>
-      <w:pPr>
-        <w:ind w:left="5029" w:hanging="360"/>
-      </w:pPr>
-      <w:rPr>
-        <w:rFonts w:ascii="Wingdings" w:hAnsi="Wingdings" w:hint="default"/>
-      </w:rPr>
-    </w:lvl>
-    <w:lvl w:ilvl="6" w:tplc="080A0001" w:tentative="1">
-      <w:start w:val="1"/>
-      <w:numFmt w:val="bullet"/>
-      <w:lvlText w:val=""/>
-      <w:lvlJc w:val="left"/>
-      <w:pPr>
-        <w:ind w:left="5749" w:hanging="360"/>
-      </w:pPr>
-      <w:rPr>
-        <w:rFonts w:ascii="Symbol" w:hAnsi="Symbol" w:hint="default"/>
-      </w:rPr>
-    </w:lvl>
-    <w:lvl w:ilvl="7" w:tplc="080A0003" w:tentative="1">
-      <w:start w:val="1"/>
-      <w:numFmt w:val="bullet"/>
-      <w:lvlText w:val="o"/>
-      <w:lvlJc w:val="left"/>
-      <w:pPr>
-        <w:ind w:left="6469" w:hanging="360"/>
-      </w:pPr>
-      <w:rPr>
-        <w:rFonts w:ascii="Courier New" w:hAnsi="Courier New" w:cs="Courier New" w:hint="default"/>
-      </w:rPr>
-    </w:lvl>
-    <w:lvl w:ilvl="8" w:tplc="080A0005" w:tentative="1">
-      <w:start w:val="1"/>
-      <w:numFmt w:val="bullet"/>
-      <w:lvlText w:val=""/>
-      <w:lvlJc w:val="left"/>
-      <w:pPr>
-        <w:ind w:left="7189" w:hanging="360"/>
-      </w:pPr>
-      <w:rPr>
-        <w:rFonts w:ascii="Wingdings" w:hAnsi="Wingdings" w:hint="default"/>
-      </w:rPr>
-    </w:lvl>
-  </w:abstractNum>
-  <w:abstractNum w:abstractNumId="4" w15:restartNumberingAfterBreak="0">
-    <w:nsid w:val="0A7B3B6A"/>
-    <w:multiLevelType w:val="hybridMultilevel"/>
-    <w:tmpl w:val="0CE03ABE"/>
-    <w:lvl w:ilvl="0" w:tplc="080A0001">
-      <w:start w:val="1"/>
-      <w:numFmt w:val="bullet"/>
-      <w:lvlText w:val=""/>
-      <w:lvlJc w:val="left"/>
-      <w:pPr>
-        <w:ind w:left="1429" w:hanging="360"/>
-      </w:pPr>
-      <w:rPr>
-        <w:rFonts w:ascii="Symbol" w:hAnsi="Symbol" w:hint="default"/>
-      </w:rPr>
-    </w:lvl>
-    <w:lvl w:ilvl="1" w:tplc="080A0003" w:tentative="1">
-      <w:start w:val="1"/>
-      <w:numFmt w:val="bullet"/>
-      <w:lvlText w:val="o"/>
-      <w:lvlJc w:val="left"/>
-      <w:pPr>
-        <w:ind w:left="2149" w:hanging="360"/>
-      </w:pPr>
-      <w:rPr>
-        <w:rFonts w:ascii="Courier New" w:hAnsi="Courier New" w:cs="Courier New" w:hint="default"/>
-      </w:rPr>
-    </w:lvl>
-    <w:lvl w:ilvl="2" w:tplc="080A0005" w:tentative="1">
-      <w:start w:val="1"/>
-      <w:numFmt w:val="bullet"/>
-      <w:lvlText w:val=""/>
-      <w:lvlJc w:val="left"/>
-      <w:pPr>
-        <w:ind w:left="2869" w:hanging="360"/>
-      </w:pPr>
-      <w:rPr>
-        <w:rFonts w:ascii="Wingdings" w:hAnsi="Wingdings" w:hint="default"/>
-      </w:rPr>
-    </w:lvl>
-    <w:lvl w:ilvl="3" w:tplc="080A0001" w:tentative="1">
-      <w:start w:val="1"/>
-      <w:numFmt w:val="bullet"/>
-      <w:lvlText w:val=""/>
-      <w:lvlJc w:val="left"/>
-      <w:pPr>
-        <w:ind w:left="3589" w:hanging="360"/>
-      </w:pPr>
-      <w:rPr>
-        <w:rFonts w:ascii="Symbol" w:hAnsi="Symbol" w:hint="default"/>
-      </w:rPr>
-    </w:lvl>
-    <w:lvl w:ilvl="4" w:tplc="080A0003" w:tentative="1">
-      <w:start w:val="1"/>
-      <w:numFmt w:val="bullet"/>
-      <w:lvlText w:val="o"/>
-      <w:lvlJc w:val="left"/>
-      <w:pPr>
-        <w:ind w:left="4309" w:hanging="360"/>
-      </w:pPr>
-      <w:rPr>
-        <w:rFonts w:ascii="Courier New" w:hAnsi="Courier New" w:cs="Courier New" w:hint="default"/>
-      </w:rPr>
-    </w:lvl>
-    <w:lvl w:ilvl="5" w:tplc="080A0005" w:tentative="1">
-      <w:start w:val="1"/>
-      <w:numFmt w:val="bullet"/>
-      <w:lvlText w:val=""/>
-      <w:lvlJc w:val="left"/>
-      <w:pPr>
-        <w:ind w:left="5029" w:hanging="360"/>
-      </w:pPr>
-      <w:rPr>
-        <w:rFonts w:ascii="Wingdings" w:hAnsi="Wingdings" w:hint="default"/>
-      </w:rPr>
-    </w:lvl>
-    <w:lvl w:ilvl="6" w:tplc="080A0001" w:tentative="1">
-      <w:start w:val="1"/>
-      <w:numFmt w:val="bullet"/>
-      <w:lvlText w:val=""/>
-      <w:lvlJc w:val="left"/>
-      <w:pPr>
-        <w:ind w:left="5749" w:hanging="360"/>
-      </w:pPr>
-      <w:rPr>
-        <w:rFonts w:ascii="Symbol" w:hAnsi="Symbol" w:hint="default"/>
-      </w:rPr>
-    </w:lvl>
-    <w:lvl w:ilvl="7" w:tplc="080A0003" w:tentative="1">
-      <w:start w:val="1"/>
-      <w:numFmt w:val="bullet"/>
-      <w:lvlText w:val="o"/>
-      <w:lvlJc w:val="left"/>
-      <w:pPr>
-        <w:ind w:left="6469" w:hanging="360"/>
-      </w:pPr>
-      <w:rPr>
-        <w:rFonts w:ascii="Courier New" w:hAnsi="Courier New" w:cs="Courier New" w:hint="default"/>
-      </w:rPr>
-    </w:lvl>
-    <w:lvl w:ilvl="8" w:tplc="080A0005" w:tentative="1">
-      <w:start w:val="1"/>
-      <w:numFmt w:val="bullet"/>
-      <w:lvlText w:val=""/>
-      <w:lvlJc w:val="left"/>
-      <w:pPr>
-        <w:ind w:left="7189" w:hanging="360"/>
-      </w:pPr>
-      <w:rPr>
-        <w:rFonts w:ascii="Wingdings" w:hAnsi="Wingdings" w:hint="default"/>
-      </w:rPr>
-    </w:lvl>
-  </w:abstractNum>
-  <w:abstractNum w:abstractNumId="5" w15:restartNumberingAfterBreak="0">
-    <w:nsid w:val="0B5A258F"/>
-    <w:multiLevelType w:val="hybridMultilevel"/>
-    <w:tmpl w:val="3F3A12C4"/>
-    <w:lvl w:ilvl="0" w:tplc="240A0003">
-      <w:start w:val="1"/>
-      <w:numFmt w:val="bullet"/>
-      <w:lvlText w:val="o"/>
-      <w:lvlJc w:val="left"/>
-      <w:pPr>
-        <w:ind w:left="2844" w:hanging="360"/>
-      </w:pPr>
-      <w:rPr>
-        <w:rFonts w:ascii="Courier New" w:hAnsi="Courier New" w:cs="Courier New" w:hint="default"/>
-      </w:rPr>
-    </w:lvl>
-    <w:lvl w:ilvl="1" w:tplc="080A0003" w:tentative="1">
-      <w:start w:val="1"/>
-      <w:numFmt w:val="bullet"/>
-      <w:lvlText w:val="o"/>
-      <w:lvlJc w:val="left"/>
-      <w:pPr>
-        <w:ind w:left="3564" w:hanging="360"/>
-      </w:pPr>
-      <w:rPr>
-        <w:rFonts w:ascii="Courier New" w:hAnsi="Courier New" w:cs="Courier New" w:hint="default"/>
-      </w:rPr>
-    </w:lvl>
-    <w:lvl w:ilvl="2" w:tplc="080A0005" w:tentative="1">
-      <w:start w:val="1"/>
-      <w:numFmt w:val="bullet"/>
-      <w:lvlText w:val=""/>
-      <w:lvlJc w:val="left"/>
-      <w:pPr>
-        <w:ind w:left="4284" w:hanging="360"/>
-      </w:pPr>
-      <w:rPr>
-        <w:rFonts w:ascii="Wingdings" w:hAnsi="Wingdings" w:hint="default"/>
-      </w:rPr>
-    </w:lvl>
-    <w:lvl w:ilvl="3" w:tplc="080A0001" w:tentative="1">
-      <w:start w:val="1"/>
-      <w:numFmt w:val="bullet"/>
-      <w:lvlText w:val=""/>
-      <w:lvlJc w:val="left"/>
-      <w:pPr>
-        <w:ind w:left="5004" w:hanging="360"/>
-      </w:pPr>
-      <w:rPr>
-        <w:rFonts w:ascii="Symbol" w:hAnsi="Symbol" w:hint="default"/>
-      </w:rPr>
-    </w:lvl>
-    <w:lvl w:ilvl="4" w:tplc="080A0003" w:tentative="1">
-      <w:start w:val="1"/>
-      <w:numFmt w:val="bullet"/>
-      <w:lvlText w:val="o"/>
-      <w:lvlJc w:val="left"/>
-      <w:pPr>
-        <w:ind w:left="5724" w:hanging="360"/>
-      </w:pPr>
-      <w:rPr>
-        <w:rFonts w:ascii="Courier New" w:hAnsi="Courier New" w:cs="Courier New" w:hint="default"/>
-      </w:rPr>
-    </w:lvl>
-    <w:lvl w:ilvl="5" w:tplc="080A0005" w:tentative="1">
-      <w:start w:val="1"/>
-      <w:numFmt w:val="bullet"/>
-      <w:lvlText w:val=""/>
-      <w:lvlJc w:val="left"/>
-      <w:pPr>
-        <w:ind w:left="6444" w:hanging="360"/>
-      </w:pPr>
-      <w:rPr>
-        <w:rFonts w:ascii="Wingdings" w:hAnsi="Wingdings" w:hint="default"/>
-      </w:rPr>
-    </w:lvl>
-    <w:lvl w:ilvl="6" w:tplc="080A0001" w:tentative="1">
-      <w:start w:val="1"/>
-      <w:numFmt w:val="bullet"/>
-      <w:lvlText w:val=""/>
-      <w:lvlJc w:val="left"/>
-      <w:pPr>
-        <w:ind w:left="7164" w:hanging="360"/>
-      </w:pPr>
-      <w:rPr>
-        <w:rFonts w:ascii="Symbol" w:hAnsi="Symbol" w:hint="default"/>
-      </w:rPr>
-    </w:lvl>
-    <w:lvl w:ilvl="7" w:tplc="080A0003" w:tentative="1">
-      <w:start w:val="1"/>
-      <w:numFmt w:val="bullet"/>
-      <w:lvlText w:val="o"/>
-      <w:lvlJc w:val="left"/>
-      <w:pPr>
-        <w:ind w:left="7884" w:hanging="360"/>
-      </w:pPr>
-      <w:rPr>
-        <w:rFonts w:ascii="Courier New" w:hAnsi="Courier New" w:cs="Courier New" w:hint="default"/>
-      </w:rPr>
-    </w:lvl>
-    <w:lvl w:ilvl="8" w:tplc="080A0005" w:tentative="1">
-      <w:start w:val="1"/>
-      <w:numFmt w:val="bullet"/>
-      <w:lvlText w:val=""/>
-      <w:lvlJc w:val="left"/>
-      <w:pPr>
-        <w:ind w:left="8604" w:hanging="360"/>
-      </w:pPr>
-      <w:rPr>
-        <w:rFonts w:ascii="Wingdings" w:hAnsi="Wingdings" w:hint="default"/>
-      </w:rPr>
-    </w:lvl>
-  </w:abstractNum>
-  <w:abstractNum w:abstractNumId="6" w15:restartNumberingAfterBreak="0">
-    <w:nsid w:val="106C37BD"/>
-    <w:multiLevelType w:val="hybridMultilevel"/>
-    <w:tmpl w:val="8CA89CA6"/>
-    <w:lvl w:ilvl="0" w:tplc="F282175C">
-      <w:start w:val="1"/>
-      <w:numFmt w:val="lowerLetter"/>
-      <w:lvlText w:val="%1."/>
-      <w:lvlJc w:val="left"/>
-      <w:pPr>
-        <w:ind w:left="1429" w:hanging="360"/>
-      </w:pPr>
-      <w:rPr>
-        <w:b/>
-        <w:bCs/>
-      </w:rPr>
-    </w:lvl>
-    <w:lvl w:ilvl="1" w:tplc="080A0019" w:tentative="1">
-      <w:start w:val="1"/>
-      <w:numFmt w:val="lowerLetter"/>
-      <w:lvlText w:val="%2."/>
-      <w:lvlJc w:val="left"/>
-      <w:pPr>
-        <w:ind w:left="2149" w:hanging="360"/>
-      </w:pPr>
-    </w:lvl>
-    <w:lvl w:ilvl="2" w:tplc="080A001B" w:tentative="1">
-      <w:start w:val="1"/>
-      <w:numFmt w:val="lowerRoman"/>
-      <w:lvlText w:val="%3."/>
-      <w:lvlJc w:val="right"/>
-      <w:pPr>
-        <w:ind w:left="2869" w:hanging="180"/>
-      </w:pPr>
-    </w:lvl>
-    <w:lvl w:ilvl="3" w:tplc="080A000F" w:tentative="1">
-      <w:start w:val="1"/>
-      <w:numFmt w:val="decimal"/>
-      <w:lvlText w:val="%4."/>
-      <w:lvlJc w:val="left"/>
-      <w:pPr>
-        <w:ind w:left="3589" w:hanging="360"/>
-      </w:pPr>
-    </w:lvl>
-    <w:lvl w:ilvl="4" w:tplc="080A0019" w:tentative="1">
-      <w:start w:val="1"/>
-      <w:numFmt w:val="lowerLetter"/>
-      <w:lvlText w:val="%5."/>
-      <w:lvlJc w:val="left"/>
-      <w:pPr>
-        <w:ind w:left="4309" w:hanging="360"/>
-      </w:pPr>
-    </w:lvl>
-    <w:lvl w:ilvl="5" w:tplc="080A001B" w:tentative="1">
-      <w:start w:val="1"/>
-      <w:numFmt w:val="lowerRoman"/>
-      <w:lvlText w:val="%6."/>
-      <w:lvlJc w:val="right"/>
-      <w:pPr>
-        <w:ind w:left="5029" w:hanging="180"/>
-      </w:pPr>
-    </w:lvl>
-    <w:lvl w:ilvl="6" w:tplc="080A000F" w:tentative="1">
-      <w:start w:val="1"/>
-      <w:numFmt w:val="decimal"/>
-      <w:lvlText w:val="%7."/>
-      <w:lvlJc w:val="left"/>
-      <w:pPr>
-        <w:ind w:left="5749" w:hanging="360"/>
-      </w:pPr>
-    </w:lvl>
-    <w:lvl w:ilvl="7" w:tplc="080A0019" w:tentative="1">
-      <w:start w:val="1"/>
-      <w:numFmt w:val="lowerLetter"/>
-      <w:lvlText w:val="%8."/>
-      <w:lvlJc w:val="left"/>
-      <w:pPr>
-        <w:ind w:left="6469" w:hanging="360"/>
-      </w:pPr>
-    </w:lvl>
-    <w:lvl w:ilvl="8" w:tplc="080A001B" w:tentative="1">
-      <w:start w:val="1"/>
-      <w:numFmt w:val="lowerRoman"/>
-      <w:lvlText w:val="%9."/>
-      <w:lvlJc w:val="right"/>
-      <w:pPr>
-        <w:ind w:left="7189" w:hanging="180"/>
-      </w:pPr>
-    </w:lvl>
-  </w:abstractNum>
-  <w:abstractNum w:abstractNumId="7" w15:restartNumberingAfterBreak="0">
-    <w:nsid w:val="127E320A"/>
-    <w:multiLevelType w:val="multilevel"/>
-    <w:tmpl w:val="9CFAB1F8"/>
-    <w:lvl w:ilvl="0">
-      <w:start w:val="2"/>
-      <w:numFmt w:val="decimal"/>
-      <w:lvlText w:val="%1"/>
-      <w:lvlJc w:val="left"/>
-      <w:pPr>
-        <w:ind w:left="420" w:hanging="420"/>
-      </w:pPr>
-      <w:rPr>
-        <w:rFonts w:hint="default"/>
-      </w:rPr>
-    </w:lvl>
-    <w:lvl w:ilvl="1">
-      <w:start w:val="1"/>
-      <w:numFmt w:val="decimal"/>
-      <w:lvlText w:val="%1.%2"/>
-      <w:lvlJc w:val="left"/>
-      <w:pPr>
-        <w:ind w:left="1003" w:hanging="720"/>
-      </w:pPr>
-      <w:rPr>
-        <w:rFonts w:hint="default"/>
-      </w:rPr>
-    </w:lvl>
-    <w:lvl w:ilvl="2">
-      <w:start w:val="1"/>
-      <w:numFmt w:val="decimal"/>
-      <w:lvlText w:val="%1.%2.%3"/>
-      <w:lvlJc w:val="left"/>
-      <w:pPr>
-        <w:ind w:left="1286" w:hanging="720"/>
-      </w:pPr>
-      <w:rPr>
-        <w:rFonts w:hint="default"/>
-      </w:rPr>
-    </w:lvl>
-    <w:lvl w:ilvl="3">
-      <w:start w:val="1"/>
-      <w:numFmt w:val="decimal"/>
-      <w:lvlText w:val="%1.%2.%3.%4"/>
-      <w:lvlJc w:val="left"/>
-      <w:pPr>
-        <w:ind w:left="1929" w:hanging="1080"/>
-      </w:pPr>
-      <w:rPr>
-        <w:rFonts w:hint="default"/>
-      </w:rPr>
-    </w:lvl>
-    <w:lvl w:ilvl="4">
-      <w:start w:val="1"/>
-      <w:numFmt w:val="decimal"/>
-      <w:lvlText w:val="%1.%2.%3.%4.%5"/>
-      <w:lvlJc w:val="left"/>
-      <w:pPr>
-        <w:ind w:left="2572" w:hanging="1440"/>
-      </w:pPr>
-      <w:rPr>
-        <w:rFonts w:hint="default"/>
-      </w:rPr>
-    </w:lvl>
-    <w:lvl w:ilvl="5">
-      <w:start w:val="1"/>
-      <w:numFmt w:val="decimal"/>
-      <w:lvlText w:val="%1.%2.%3.%4.%5.%6"/>
-      <w:lvlJc w:val="left"/>
-      <w:pPr>
-        <w:ind w:left="2855" w:hanging="1440"/>
-      </w:pPr>
-      <w:rPr>
-        <w:rFonts w:hint="default"/>
-      </w:rPr>
-    </w:lvl>
-    <w:lvl w:ilvl="6">
-      <w:start w:val="1"/>
-      <w:numFmt w:val="decimal"/>
-      <w:lvlText w:val="%1.%2.%3.%4.%5.%6.%7"/>
-      <w:lvlJc w:val="left"/>
-      <w:pPr>
-        <w:ind w:left="3498" w:hanging="1800"/>
-      </w:pPr>
-      <w:rPr>
-        <w:rFonts w:hint="default"/>
-      </w:rPr>
-    </w:lvl>
-    <w:lvl w:ilvl="7">
-      <w:start w:val="1"/>
-      <w:numFmt w:val="decimal"/>
-      <w:lvlText w:val="%1.%2.%3.%4.%5.%6.%7.%8"/>
-      <w:lvlJc w:val="left"/>
-      <w:pPr>
-        <w:ind w:left="4141" w:hanging="2160"/>
-      </w:pPr>
-      <w:rPr>
-        <w:rFonts w:hint="default"/>
-      </w:rPr>
-    </w:lvl>
-    <w:lvl w:ilvl="8">
-      <w:start w:val="1"/>
-      <w:numFmt w:val="decimal"/>
-      <w:lvlText w:val="%1.%2.%3.%4.%5.%6.%7.%8.%9"/>
-      <w:lvlJc w:val="left"/>
-      <w:pPr>
-        <w:ind w:left="4424" w:hanging="2160"/>
-      </w:pPr>
-      <w:rPr>
-        <w:rFonts w:hint="default"/>
-      </w:rPr>
-    </w:lvl>
-  </w:abstractNum>
-  <w:abstractNum w:abstractNumId="8" w15:restartNumberingAfterBreak="0">
     <w:nsid w:val="13E86143"/>
     <w:multiLevelType w:val="hybridMultilevel"/>
     <w:tmpl w:val="A5924B02"/>
@@ -8828,7 +8157,7 @@
       </w:rPr>
     </w:lvl>
   </w:abstractNum>
-  <w:abstractNum w:abstractNumId="9" w15:restartNumberingAfterBreak="0">
+  <w:abstractNum w:abstractNumId="3" w15:restartNumberingAfterBreak="0">
     <w:nsid w:val="178219BA"/>
     <w:multiLevelType w:val="hybridMultilevel"/>
     <w:tmpl w:val="112E83B0"/>
@@ -8918,348 +8247,7 @@
       </w:pPr>
     </w:lvl>
   </w:abstractNum>
-  <w:abstractNum w:abstractNumId="10" w15:restartNumberingAfterBreak="0">
-    <w:nsid w:val="17CA5A77"/>
-    <w:multiLevelType w:val="hybridMultilevel"/>
-    <w:tmpl w:val="CDCA4BF8"/>
-    <w:lvl w:ilvl="0" w:tplc="240A0003">
-      <w:start w:val="1"/>
-      <w:numFmt w:val="bullet"/>
-      <w:lvlText w:val="o"/>
-      <w:lvlJc w:val="left"/>
-      <w:pPr>
-        <w:ind w:left="2149" w:hanging="360"/>
-      </w:pPr>
-      <w:rPr>
-        <w:rFonts w:ascii="Courier New" w:hAnsi="Courier New" w:cs="Courier New" w:hint="default"/>
-      </w:rPr>
-    </w:lvl>
-    <w:lvl w:ilvl="1" w:tplc="080A0003" w:tentative="1">
-      <w:start w:val="1"/>
-      <w:numFmt w:val="bullet"/>
-      <w:lvlText w:val="o"/>
-      <w:lvlJc w:val="left"/>
-      <w:pPr>
-        <w:ind w:left="2869" w:hanging="360"/>
-      </w:pPr>
-      <w:rPr>
-        <w:rFonts w:ascii="Courier New" w:hAnsi="Courier New" w:cs="Courier New" w:hint="default"/>
-      </w:rPr>
-    </w:lvl>
-    <w:lvl w:ilvl="2" w:tplc="080A0005" w:tentative="1">
-      <w:start w:val="1"/>
-      <w:numFmt w:val="bullet"/>
-      <w:lvlText w:val=""/>
-      <w:lvlJc w:val="left"/>
-      <w:pPr>
-        <w:ind w:left="3589" w:hanging="360"/>
-      </w:pPr>
-      <w:rPr>
-        <w:rFonts w:ascii="Wingdings" w:hAnsi="Wingdings" w:hint="default"/>
-      </w:rPr>
-    </w:lvl>
-    <w:lvl w:ilvl="3" w:tplc="080A0001" w:tentative="1">
-      <w:start w:val="1"/>
-      <w:numFmt w:val="bullet"/>
-      <w:lvlText w:val=""/>
-      <w:lvlJc w:val="left"/>
-      <w:pPr>
-        <w:ind w:left="4309" w:hanging="360"/>
-      </w:pPr>
-      <w:rPr>
-        <w:rFonts w:ascii="Symbol" w:hAnsi="Symbol" w:hint="default"/>
-      </w:rPr>
-    </w:lvl>
-    <w:lvl w:ilvl="4" w:tplc="080A0003" w:tentative="1">
-      <w:start w:val="1"/>
-      <w:numFmt w:val="bullet"/>
-      <w:lvlText w:val="o"/>
-      <w:lvlJc w:val="left"/>
-      <w:pPr>
-        <w:ind w:left="5029" w:hanging="360"/>
-      </w:pPr>
-      <w:rPr>
-        <w:rFonts w:ascii="Courier New" w:hAnsi="Courier New" w:cs="Courier New" w:hint="default"/>
-      </w:rPr>
-    </w:lvl>
-    <w:lvl w:ilvl="5" w:tplc="080A0005" w:tentative="1">
-      <w:start w:val="1"/>
-      <w:numFmt w:val="bullet"/>
-      <w:lvlText w:val=""/>
-      <w:lvlJc w:val="left"/>
-      <w:pPr>
-        <w:ind w:left="5749" w:hanging="360"/>
-      </w:pPr>
-      <w:rPr>
-        <w:rFonts w:ascii="Wingdings" w:hAnsi="Wingdings" w:hint="default"/>
-      </w:rPr>
-    </w:lvl>
-    <w:lvl w:ilvl="6" w:tplc="080A0001" w:tentative="1">
-      <w:start w:val="1"/>
-      <w:numFmt w:val="bullet"/>
-      <w:lvlText w:val=""/>
-      <w:lvlJc w:val="left"/>
-      <w:pPr>
-        <w:ind w:left="6469" w:hanging="360"/>
-      </w:pPr>
-      <w:rPr>
-        <w:rFonts w:ascii="Symbol" w:hAnsi="Symbol" w:hint="default"/>
-      </w:rPr>
-    </w:lvl>
-    <w:lvl w:ilvl="7" w:tplc="080A0003" w:tentative="1">
-      <w:start w:val="1"/>
-      <w:numFmt w:val="bullet"/>
-      <w:lvlText w:val="o"/>
-      <w:lvlJc w:val="left"/>
-      <w:pPr>
-        <w:ind w:left="7189" w:hanging="360"/>
-      </w:pPr>
-      <w:rPr>
-        <w:rFonts w:ascii="Courier New" w:hAnsi="Courier New" w:cs="Courier New" w:hint="default"/>
-      </w:rPr>
-    </w:lvl>
-    <w:lvl w:ilvl="8" w:tplc="080A0005" w:tentative="1">
-      <w:start w:val="1"/>
-      <w:numFmt w:val="bullet"/>
-      <w:lvlText w:val=""/>
-      <w:lvlJc w:val="left"/>
-      <w:pPr>
-        <w:ind w:left="7909" w:hanging="360"/>
-      </w:pPr>
-      <w:rPr>
-        <w:rFonts w:ascii="Wingdings" w:hAnsi="Wingdings" w:hint="default"/>
-      </w:rPr>
-    </w:lvl>
-  </w:abstractNum>
-  <w:abstractNum w:abstractNumId="11" w15:restartNumberingAfterBreak="0">
-    <w:nsid w:val="181D34C8"/>
-    <w:multiLevelType w:val="hybridMultilevel"/>
-    <w:tmpl w:val="2AFA0DFE"/>
-    <w:lvl w:ilvl="0" w:tplc="080A0001">
-      <w:start w:val="1"/>
-      <w:numFmt w:val="bullet"/>
-      <w:lvlText w:val=""/>
-      <w:lvlJc w:val="left"/>
-      <w:pPr>
-        <w:ind w:left="1429" w:hanging="360"/>
-      </w:pPr>
-      <w:rPr>
-        <w:rFonts w:ascii="Symbol" w:hAnsi="Symbol" w:hint="default"/>
-      </w:rPr>
-    </w:lvl>
-    <w:lvl w:ilvl="1" w:tplc="080A0003" w:tentative="1">
-      <w:start w:val="1"/>
-      <w:numFmt w:val="bullet"/>
-      <w:lvlText w:val="o"/>
-      <w:lvlJc w:val="left"/>
-      <w:pPr>
-        <w:ind w:left="2149" w:hanging="360"/>
-      </w:pPr>
-      <w:rPr>
-        <w:rFonts w:ascii="Courier New" w:hAnsi="Courier New" w:cs="Courier New" w:hint="default"/>
-      </w:rPr>
-    </w:lvl>
-    <w:lvl w:ilvl="2" w:tplc="080A0005" w:tentative="1">
-      <w:start w:val="1"/>
-      <w:numFmt w:val="bullet"/>
-      <w:lvlText w:val=""/>
-      <w:lvlJc w:val="left"/>
-      <w:pPr>
-        <w:ind w:left="2869" w:hanging="360"/>
-      </w:pPr>
-      <w:rPr>
-        <w:rFonts w:ascii="Wingdings" w:hAnsi="Wingdings" w:hint="default"/>
-      </w:rPr>
-    </w:lvl>
-    <w:lvl w:ilvl="3" w:tplc="080A0001" w:tentative="1">
-      <w:start w:val="1"/>
-      <w:numFmt w:val="bullet"/>
-      <w:lvlText w:val=""/>
-      <w:lvlJc w:val="left"/>
-      <w:pPr>
-        <w:ind w:left="3589" w:hanging="360"/>
-      </w:pPr>
-      <w:rPr>
-        <w:rFonts w:ascii="Symbol" w:hAnsi="Symbol" w:hint="default"/>
-      </w:rPr>
-    </w:lvl>
-    <w:lvl w:ilvl="4" w:tplc="080A0003" w:tentative="1">
-      <w:start w:val="1"/>
-      <w:numFmt w:val="bullet"/>
-      <w:lvlText w:val="o"/>
-      <w:lvlJc w:val="left"/>
-      <w:pPr>
-        <w:ind w:left="4309" w:hanging="360"/>
-      </w:pPr>
-      <w:rPr>
-        <w:rFonts w:ascii="Courier New" w:hAnsi="Courier New" w:cs="Courier New" w:hint="default"/>
-      </w:rPr>
-    </w:lvl>
-    <w:lvl w:ilvl="5" w:tplc="080A0005" w:tentative="1">
-      <w:start w:val="1"/>
-      <w:numFmt w:val="bullet"/>
-      <w:lvlText w:val=""/>
-      <w:lvlJc w:val="left"/>
-      <w:pPr>
-        <w:ind w:left="5029" w:hanging="360"/>
-      </w:pPr>
-      <w:rPr>
-        <w:rFonts w:ascii="Wingdings" w:hAnsi="Wingdings" w:hint="default"/>
-      </w:rPr>
-    </w:lvl>
-    <w:lvl w:ilvl="6" w:tplc="080A0001" w:tentative="1">
-      <w:start w:val="1"/>
-      <w:numFmt w:val="bullet"/>
-      <w:lvlText w:val=""/>
-      <w:lvlJc w:val="left"/>
-      <w:pPr>
-        <w:ind w:left="5749" w:hanging="360"/>
-      </w:pPr>
-      <w:rPr>
-        <w:rFonts w:ascii="Symbol" w:hAnsi="Symbol" w:hint="default"/>
-      </w:rPr>
-    </w:lvl>
-    <w:lvl w:ilvl="7" w:tplc="080A0003" w:tentative="1">
-      <w:start w:val="1"/>
-      <w:numFmt w:val="bullet"/>
-      <w:lvlText w:val="o"/>
-      <w:lvlJc w:val="left"/>
-      <w:pPr>
-        <w:ind w:left="6469" w:hanging="360"/>
-      </w:pPr>
-      <w:rPr>
-        <w:rFonts w:ascii="Courier New" w:hAnsi="Courier New" w:cs="Courier New" w:hint="default"/>
-      </w:rPr>
-    </w:lvl>
-    <w:lvl w:ilvl="8" w:tplc="080A0005" w:tentative="1">
-      <w:start w:val="1"/>
-      <w:numFmt w:val="bullet"/>
-      <w:lvlText w:val=""/>
-      <w:lvlJc w:val="left"/>
-      <w:pPr>
-        <w:ind w:left="7189" w:hanging="360"/>
-      </w:pPr>
-      <w:rPr>
-        <w:rFonts w:ascii="Wingdings" w:hAnsi="Wingdings" w:hint="default"/>
-      </w:rPr>
-    </w:lvl>
-  </w:abstractNum>
-  <w:abstractNum w:abstractNumId="12" w15:restartNumberingAfterBreak="0">
-    <w:nsid w:val="1CB6264B"/>
-    <w:multiLevelType w:val="hybridMultilevel"/>
-    <w:tmpl w:val="41CA346E"/>
-    <w:lvl w:ilvl="0" w:tplc="A9825C88">
-      <w:start w:val="1"/>
-      <w:numFmt w:val="bullet"/>
-      <w:lvlText w:val="o"/>
-      <w:lvlJc w:val="left"/>
-      <w:pPr>
-        <w:ind w:left="2484" w:hanging="360"/>
-      </w:pPr>
-      <w:rPr>
-        <w:rFonts w:ascii="Courier New" w:hAnsi="Courier New" w:cs="Courier New" w:hint="default"/>
-        <w:b/>
-        <w:bCs/>
-      </w:rPr>
-    </w:lvl>
-    <w:lvl w:ilvl="1" w:tplc="080A0003" w:tentative="1">
-      <w:start w:val="1"/>
-      <w:numFmt w:val="bullet"/>
-      <w:lvlText w:val="o"/>
-      <w:lvlJc w:val="left"/>
-      <w:pPr>
-        <w:ind w:left="3204" w:hanging="360"/>
-      </w:pPr>
-      <w:rPr>
-        <w:rFonts w:ascii="Courier New" w:hAnsi="Courier New" w:cs="Courier New" w:hint="default"/>
-      </w:rPr>
-    </w:lvl>
-    <w:lvl w:ilvl="2" w:tplc="080A0005" w:tentative="1">
-      <w:start w:val="1"/>
-      <w:numFmt w:val="bullet"/>
-      <w:lvlText w:val=""/>
-      <w:lvlJc w:val="left"/>
-      <w:pPr>
-        <w:ind w:left="3924" w:hanging="360"/>
-      </w:pPr>
-      <w:rPr>
-        <w:rFonts w:ascii="Wingdings" w:hAnsi="Wingdings" w:hint="default"/>
-      </w:rPr>
-    </w:lvl>
-    <w:lvl w:ilvl="3" w:tplc="080A0001" w:tentative="1">
-      <w:start w:val="1"/>
-      <w:numFmt w:val="bullet"/>
-      <w:lvlText w:val=""/>
-      <w:lvlJc w:val="left"/>
-      <w:pPr>
-        <w:ind w:left="4644" w:hanging="360"/>
-      </w:pPr>
-      <w:rPr>
-        <w:rFonts w:ascii="Symbol" w:hAnsi="Symbol" w:hint="default"/>
-      </w:rPr>
-    </w:lvl>
-    <w:lvl w:ilvl="4" w:tplc="080A0003" w:tentative="1">
-      <w:start w:val="1"/>
-      <w:numFmt w:val="bullet"/>
-      <w:lvlText w:val="o"/>
-      <w:lvlJc w:val="left"/>
-      <w:pPr>
-        <w:ind w:left="5364" w:hanging="360"/>
-      </w:pPr>
-      <w:rPr>
-        <w:rFonts w:ascii="Courier New" w:hAnsi="Courier New" w:cs="Courier New" w:hint="default"/>
-      </w:rPr>
-    </w:lvl>
-    <w:lvl w:ilvl="5" w:tplc="080A0005" w:tentative="1">
-      <w:start w:val="1"/>
-      <w:numFmt w:val="bullet"/>
-      <w:lvlText w:val=""/>
-      <w:lvlJc w:val="left"/>
-      <w:pPr>
-        <w:ind w:left="6084" w:hanging="360"/>
-      </w:pPr>
-      <w:rPr>
-        <w:rFonts w:ascii="Wingdings" w:hAnsi="Wingdings" w:hint="default"/>
-      </w:rPr>
-    </w:lvl>
-    <w:lvl w:ilvl="6" w:tplc="080A0001" w:tentative="1">
-      <w:start w:val="1"/>
-      <w:numFmt w:val="bullet"/>
-      <w:lvlText w:val=""/>
-      <w:lvlJc w:val="left"/>
-      <w:pPr>
-        <w:ind w:left="6804" w:hanging="360"/>
-      </w:pPr>
-      <w:rPr>
-        <w:rFonts w:ascii="Symbol" w:hAnsi="Symbol" w:hint="default"/>
-      </w:rPr>
-    </w:lvl>
-    <w:lvl w:ilvl="7" w:tplc="080A0003" w:tentative="1">
-      <w:start w:val="1"/>
-      <w:numFmt w:val="bullet"/>
-      <w:lvlText w:val="o"/>
-      <w:lvlJc w:val="left"/>
-      <w:pPr>
-        <w:ind w:left="7524" w:hanging="360"/>
-      </w:pPr>
-      <w:rPr>
-        <w:rFonts w:ascii="Courier New" w:hAnsi="Courier New" w:cs="Courier New" w:hint="default"/>
-      </w:rPr>
-    </w:lvl>
-    <w:lvl w:ilvl="8" w:tplc="080A0005" w:tentative="1">
-      <w:start w:val="1"/>
-      <w:numFmt w:val="bullet"/>
-      <w:lvlText w:val=""/>
-      <w:lvlJc w:val="left"/>
-      <w:pPr>
-        <w:ind w:left="8244" w:hanging="360"/>
-      </w:pPr>
-      <w:rPr>
-        <w:rFonts w:ascii="Wingdings" w:hAnsi="Wingdings" w:hint="default"/>
-      </w:rPr>
-    </w:lvl>
-  </w:abstractNum>
-  <w:abstractNum w:abstractNumId="13" w15:restartNumberingAfterBreak="0">
+  <w:abstractNum w:abstractNumId="4" w15:restartNumberingAfterBreak="0">
     <w:nsid w:val="1F565356"/>
     <w:multiLevelType w:val="hybridMultilevel"/>
     <w:tmpl w:val="BC4896D0"/>
@@ -9372,572 +8360,7 @@
       </w:rPr>
     </w:lvl>
   </w:abstractNum>
-  <w:abstractNum w:abstractNumId="14" w15:restartNumberingAfterBreak="0">
-    <w:nsid w:val="1F8B4187"/>
-    <w:multiLevelType w:val="hybridMultilevel"/>
-    <w:tmpl w:val="1462680E"/>
-    <w:lvl w:ilvl="0" w:tplc="240A0003">
-      <w:start w:val="1"/>
-      <w:numFmt w:val="bullet"/>
-      <w:lvlText w:val="o"/>
-      <w:lvlJc w:val="left"/>
-      <w:pPr>
-        <w:ind w:left="2149" w:hanging="360"/>
-      </w:pPr>
-      <w:rPr>
-        <w:rFonts w:ascii="Courier New" w:hAnsi="Courier New" w:cs="Courier New" w:hint="default"/>
-      </w:rPr>
-    </w:lvl>
-    <w:lvl w:ilvl="1" w:tplc="080A0003" w:tentative="1">
-      <w:start w:val="1"/>
-      <w:numFmt w:val="bullet"/>
-      <w:lvlText w:val="o"/>
-      <w:lvlJc w:val="left"/>
-      <w:pPr>
-        <w:ind w:left="2869" w:hanging="360"/>
-      </w:pPr>
-      <w:rPr>
-        <w:rFonts w:ascii="Courier New" w:hAnsi="Courier New" w:cs="Courier New" w:hint="default"/>
-      </w:rPr>
-    </w:lvl>
-    <w:lvl w:ilvl="2" w:tplc="080A0005" w:tentative="1">
-      <w:start w:val="1"/>
-      <w:numFmt w:val="bullet"/>
-      <w:lvlText w:val=""/>
-      <w:lvlJc w:val="left"/>
-      <w:pPr>
-        <w:ind w:left="3589" w:hanging="360"/>
-      </w:pPr>
-      <w:rPr>
-        <w:rFonts w:ascii="Wingdings" w:hAnsi="Wingdings" w:hint="default"/>
-      </w:rPr>
-    </w:lvl>
-    <w:lvl w:ilvl="3" w:tplc="080A0001" w:tentative="1">
-      <w:start w:val="1"/>
-      <w:numFmt w:val="bullet"/>
-      <w:lvlText w:val=""/>
-      <w:lvlJc w:val="left"/>
-      <w:pPr>
-        <w:ind w:left="4309" w:hanging="360"/>
-      </w:pPr>
-      <w:rPr>
-        <w:rFonts w:ascii="Symbol" w:hAnsi="Symbol" w:hint="default"/>
-      </w:rPr>
-    </w:lvl>
-    <w:lvl w:ilvl="4" w:tplc="080A0003" w:tentative="1">
-      <w:start w:val="1"/>
-      <w:numFmt w:val="bullet"/>
-      <w:lvlText w:val="o"/>
-      <w:lvlJc w:val="left"/>
-      <w:pPr>
-        <w:ind w:left="5029" w:hanging="360"/>
-      </w:pPr>
-      <w:rPr>
-        <w:rFonts w:ascii="Courier New" w:hAnsi="Courier New" w:cs="Courier New" w:hint="default"/>
-      </w:rPr>
-    </w:lvl>
-    <w:lvl w:ilvl="5" w:tplc="080A0005" w:tentative="1">
-      <w:start w:val="1"/>
-      <w:numFmt w:val="bullet"/>
-      <w:lvlText w:val=""/>
-      <w:lvlJc w:val="left"/>
-      <w:pPr>
-        <w:ind w:left="5749" w:hanging="360"/>
-      </w:pPr>
-      <w:rPr>
-        <w:rFonts w:ascii="Wingdings" w:hAnsi="Wingdings" w:hint="default"/>
-      </w:rPr>
-    </w:lvl>
-    <w:lvl w:ilvl="6" w:tplc="080A0001" w:tentative="1">
-      <w:start w:val="1"/>
-      <w:numFmt w:val="bullet"/>
-      <w:lvlText w:val=""/>
-      <w:lvlJc w:val="left"/>
-      <w:pPr>
-        <w:ind w:left="6469" w:hanging="360"/>
-      </w:pPr>
-      <w:rPr>
-        <w:rFonts w:ascii="Symbol" w:hAnsi="Symbol" w:hint="default"/>
-      </w:rPr>
-    </w:lvl>
-    <w:lvl w:ilvl="7" w:tplc="080A0003" w:tentative="1">
-      <w:start w:val="1"/>
-      <w:numFmt w:val="bullet"/>
-      <w:lvlText w:val="o"/>
-      <w:lvlJc w:val="left"/>
-      <w:pPr>
-        <w:ind w:left="7189" w:hanging="360"/>
-      </w:pPr>
-      <w:rPr>
-        <w:rFonts w:ascii="Courier New" w:hAnsi="Courier New" w:cs="Courier New" w:hint="default"/>
-      </w:rPr>
-    </w:lvl>
-    <w:lvl w:ilvl="8" w:tplc="080A0005" w:tentative="1">
-      <w:start w:val="1"/>
-      <w:numFmt w:val="bullet"/>
-      <w:lvlText w:val=""/>
-      <w:lvlJc w:val="left"/>
-      <w:pPr>
-        <w:ind w:left="7909" w:hanging="360"/>
-      </w:pPr>
-      <w:rPr>
-        <w:rFonts w:ascii="Wingdings" w:hAnsi="Wingdings" w:hint="default"/>
-      </w:rPr>
-    </w:lvl>
-  </w:abstractNum>
-  <w:abstractNum w:abstractNumId="15" w15:restartNumberingAfterBreak="0">
-    <w:nsid w:val="200F1BF6"/>
-    <w:multiLevelType w:val="hybridMultilevel"/>
-    <w:tmpl w:val="2F2C38EA"/>
-    <w:lvl w:ilvl="0" w:tplc="080A0001">
-      <w:start w:val="1"/>
-      <w:numFmt w:val="bullet"/>
-      <w:lvlText w:val=""/>
-      <w:lvlJc w:val="left"/>
-      <w:pPr>
-        <w:ind w:left="1429" w:hanging="360"/>
-      </w:pPr>
-      <w:rPr>
-        <w:rFonts w:ascii="Symbol" w:hAnsi="Symbol" w:hint="default"/>
-      </w:rPr>
-    </w:lvl>
-    <w:lvl w:ilvl="1" w:tplc="080A0003" w:tentative="1">
-      <w:start w:val="1"/>
-      <w:numFmt w:val="bullet"/>
-      <w:lvlText w:val="o"/>
-      <w:lvlJc w:val="left"/>
-      <w:pPr>
-        <w:ind w:left="2149" w:hanging="360"/>
-      </w:pPr>
-      <w:rPr>
-        <w:rFonts w:ascii="Courier New" w:hAnsi="Courier New" w:cs="Courier New" w:hint="default"/>
-      </w:rPr>
-    </w:lvl>
-    <w:lvl w:ilvl="2" w:tplc="080A0005" w:tentative="1">
-      <w:start w:val="1"/>
-      <w:numFmt w:val="bullet"/>
-      <w:lvlText w:val=""/>
-      <w:lvlJc w:val="left"/>
-      <w:pPr>
-        <w:ind w:left="2869" w:hanging="360"/>
-      </w:pPr>
-      <w:rPr>
-        <w:rFonts w:ascii="Wingdings" w:hAnsi="Wingdings" w:hint="default"/>
-      </w:rPr>
-    </w:lvl>
-    <w:lvl w:ilvl="3" w:tplc="080A0001" w:tentative="1">
-      <w:start w:val="1"/>
-      <w:numFmt w:val="bullet"/>
-      <w:lvlText w:val=""/>
-      <w:lvlJc w:val="left"/>
-      <w:pPr>
-        <w:ind w:left="3589" w:hanging="360"/>
-      </w:pPr>
-      <w:rPr>
-        <w:rFonts w:ascii="Symbol" w:hAnsi="Symbol" w:hint="default"/>
-      </w:rPr>
-    </w:lvl>
-    <w:lvl w:ilvl="4" w:tplc="080A0003" w:tentative="1">
-      <w:start w:val="1"/>
-      <w:numFmt w:val="bullet"/>
-      <w:lvlText w:val="o"/>
-      <w:lvlJc w:val="left"/>
-      <w:pPr>
-        <w:ind w:left="4309" w:hanging="360"/>
-      </w:pPr>
-      <w:rPr>
-        <w:rFonts w:ascii="Courier New" w:hAnsi="Courier New" w:cs="Courier New" w:hint="default"/>
-      </w:rPr>
-    </w:lvl>
-    <w:lvl w:ilvl="5" w:tplc="080A0005" w:tentative="1">
-      <w:start w:val="1"/>
-      <w:numFmt w:val="bullet"/>
-      <w:lvlText w:val=""/>
-      <w:lvlJc w:val="left"/>
-      <w:pPr>
-        <w:ind w:left="5029" w:hanging="360"/>
-      </w:pPr>
-      <w:rPr>
-        <w:rFonts w:ascii="Wingdings" w:hAnsi="Wingdings" w:hint="default"/>
-      </w:rPr>
-    </w:lvl>
-    <w:lvl w:ilvl="6" w:tplc="080A0001" w:tentative="1">
-      <w:start w:val="1"/>
-      <w:numFmt w:val="bullet"/>
-      <w:lvlText w:val=""/>
-      <w:lvlJc w:val="left"/>
-      <w:pPr>
-        <w:ind w:left="5749" w:hanging="360"/>
-      </w:pPr>
-      <w:rPr>
-        <w:rFonts w:ascii="Symbol" w:hAnsi="Symbol" w:hint="default"/>
-      </w:rPr>
-    </w:lvl>
-    <w:lvl w:ilvl="7" w:tplc="080A0003" w:tentative="1">
-      <w:start w:val="1"/>
-      <w:numFmt w:val="bullet"/>
-      <w:lvlText w:val="o"/>
-      <w:lvlJc w:val="left"/>
-      <w:pPr>
-        <w:ind w:left="6469" w:hanging="360"/>
-      </w:pPr>
-      <w:rPr>
-        <w:rFonts w:ascii="Courier New" w:hAnsi="Courier New" w:cs="Courier New" w:hint="default"/>
-      </w:rPr>
-    </w:lvl>
-    <w:lvl w:ilvl="8" w:tplc="080A0005" w:tentative="1">
-      <w:start w:val="1"/>
-      <w:numFmt w:val="bullet"/>
-      <w:lvlText w:val=""/>
-      <w:lvlJc w:val="left"/>
-      <w:pPr>
-        <w:ind w:left="7189" w:hanging="360"/>
-      </w:pPr>
-      <w:rPr>
-        <w:rFonts w:ascii="Wingdings" w:hAnsi="Wingdings" w:hint="default"/>
-      </w:rPr>
-    </w:lvl>
-  </w:abstractNum>
-  <w:abstractNum w:abstractNumId="16" w15:restartNumberingAfterBreak="0">
-    <w:nsid w:val="232338B9"/>
-    <w:multiLevelType w:val="hybridMultilevel"/>
-    <w:tmpl w:val="A1221392"/>
-    <w:lvl w:ilvl="0" w:tplc="080A0001">
-      <w:start w:val="1"/>
-      <w:numFmt w:val="bullet"/>
-      <w:lvlText w:val=""/>
-      <w:lvlJc w:val="left"/>
-      <w:pPr>
-        <w:ind w:left="1429" w:hanging="360"/>
-      </w:pPr>
-      <w:rPr>
-        <w:rFonts w:ascii="Symbol" w:hAnsi="Symbol" w:hint="default"/>
-      </w:rPr>
-    </w:lvl>
-    <w:lvl w:ilvl="1" w:tplc="080A0003" w:tentative="1">
-      <w:start w:val="1"/>
-      <w:numFmt w:val="bullet"/>
-      <w:lvlText w:val="o"/>
-      <w:lvlJc w:val="left"/>
-      <w:pPr>
-        <w:ind w:left="2149" w:hanging="360"/>
-      </w:pPr>
-      <w:rPr>
-        <w:rFonts w:ascii="Courier New" w:hAnsi="Courier New" w:cs="Courier New" w:hint="default"/>
-      </w:rPr>
-    </w:lvl>
-    <w:lvl w:ilvl="2" w:tplc="080A0005" w:tentative="1">
-      <w:start w:val="1"/>
-      <w:numFmt w:val="bullet"/>
-      <w:lvlText w:val=""/>
-      <w:lvlJc w:val="left"/>
-      <w:pPr>
-        <w:ind w:left="2869" w:hanging="360"/>
-      </w:pPr>
-      <w:rPr>
-        <w:rFonts w:ascii="Wingdings" w:hAnsi="Wingdings" w:hint="default"/>
-      </w:rPr>
-    </w:lvl>
-    <w:lvl w:ilvl="3" w:tplc="080A0001" w:tentative="1">
-      <w:start w:val="1"/>
-      <w:numFmt w:val="bullet"/>
-      <w:lvlText w:val=""/>
-      <w:lvlJc w:val="left"/>
-      <w:pPr>
-        <w:ind w:left="3589" w:hanging="360"/>
-      </w:pPr>
-      <w:rPr>
-        <w:rFonts w:ascii="Symbol" w:hAnsi="Symbol" w:hint="default"/>
-      </w:rPr>
-    </w:lvl>
-    <w:lvl w:ilvl="4" w:tplc="080A0003" w:tentative="1">
-      <w:start w:val="1"/>
-      <w:numFmt w:val="bullet"/>
-      <w:lvlText w:val="o"/>
-      <w:lvlJc w:val="left"/>
-      <w:pPr>
-        <w:ind w:left="4309" w:hanging="360"/>
-      </w:pPr>
-      <w:rPr>
-        <w:rFonts w:ascii="Courier New" w:hAnsi="Courier New" w:cs="Courier New" w:hint="default"/>
-      </w:rPr>
-    </w:lvl>
-    <w:lvl w:ilvl="5" w:tplc="080A0005" w:tentative="1">
-      <w:start w:val="1"/>
-      <w:numFmt w:val="bullet"/>
-      <w:lvlText w:val=""/>
-      <w:lvlJc w:val="left"/>
-      <w:pPr>
-        <w:ind w:left="5029" w:hanging="360"/>
-      </w:pPr>
-      <w:rPr>
-        <w:rFonts w:ascii="Wingdings" w:hAnsi="Wingdings" w:hint="default"/>
-      </w:rPr>
-    </w:lvl>
-    <w:lvl w:ilvl="6" w:tplc="080A0001" w:tentative="1">
-      <w:start w:val="1"/>
-      <w:numFmt w:val="bullet"/>
-      <w:lvlText w:val=""/>
-      <w:lvlJc w:val="left"/>
-      <w:pPr>
-        <w:ind w:left="5749" w:hanging="360"/>
-      </w:pPr>
-      <w:rPr>
-        <w:rFonts w:ascii="Symbol" w:hAnsi="Symbol" w:hint="default"/>
-      </w:rPr>
-    </w:lvl>
-    <w:lvl w:ilvl="7" w:tplc="080A0003" w:tentative="1">
-      <w:start w:val="1"/>
-      <w:numFmt w:val="bullet"/>
-      <w:lvlText w:val="o"/>
-      <w:lvlJc w:val="left"/>
-      <w:pPr>
-        <w:ind w:left="6469" w:hanging="360"/>
-      </w:pPr>
-      <w:rPr>
-        <w:rFonts w:ascii="Courier New" w:hAnsi="Courier New" w:cs="Courier New" w:hint="default"/>
-      </w:rPr>
-    </w:lvl>
-    <w:lvl w:ilvl="8" w:tplc="080A0005" w:tentative="1">
-      <w:start w:val="1"/>
-      <w:numFmt w:val="bullet"/>
-      <w:lvlText w:val=""/>
-      <w:lvlJc w:val="left"/>
-      <w:pPr>
-        <w:ind w:left="7189" w:hanging="360"/>
-      </w:pPr>
-      <w:rPr>
-        <w:rFonts w:ascii="Wingdings" w:hAnsi="Wingdings" w:hint="default"/>
-      </w:rPr>
-    </w:lvl>
-  </w:abstractNum>
-  <w:abstractNum w:abstractNumId="17" w15:restartNumberingAfterBreak="0">
-    <w:nsid w:val="24143F37"/>
-    <w:multiLevelType w:val="hybridMultilevel"/>
-    <w:tmpl w:val="73DADDA8"/>
-    <w:lvl w:ilvl="0" w:tplc="080A0001">
-      <w:start w:val="1"/>
-      <w:numFmt w:val="bullet"/>
-      <w:lvlText w:val=""/>
-      <w:lvlJc w:val="left"/>
-      <w:pPr>
-        <w:ind w:left="1429" w:hanging="360"/>
-      </w:pPr>
-      <w:rPr>
-        <w:rFonts w:ascii="Symbol" w:hAnsi="Symbol" w:hint="default"/>
-      </w:rPr>
-    </w:lvl>
-    <w:lvl w:ilvl="1" w:tplc="080A0003">
-      <w:start w:val="1"/>
-      <w:numFmt w:val="bullet"/>
-      <w:lvlText w:val="o"/>
-      <w:lvlJc w:val="left"/>
-      <w:pPr>
-        <w:ind w:left="2149" w:hanging="360"/>
-      </w:pPr>
-      <w:rPr>
-        <w:rFonts w:ascii="Courier New" w:hAnsi="Courier New" w:cs="Courier New" w:hint="default"/>
-      </w:rPr>
-    </w:lvl>
-    <w:lvl w:ilvl="2" w:tplc="080A0005" w:tentative="1">
-      <w:start w:val="1"/>
-      <w:numFmt w:val="bullet"/>
-      <w:lvlText w:val=""/>
-      <w:lvlJc w:val="left"/>
-      <w:pPr>
-        <w:ind w:left="2869" w:hanging="360"/>
-      </w:pPr>
-      <w:rPr>
-        <w:rFonts w:ascii="Wingdings" w:hAnsi="Wingdings" w:hint="default"/>
-      </w:rPr>
-    </w:lvl>
-    <w:lvl w:ilvl="3" w:tplc="080A0001" w:tentative="1">
-      <w:start w:val="1"/>
-      <w:numFmt w:val="bullet"/>
-      <w:lvlText w:val=""/>
-      <w:lvlJc w:val="left"/>
-      <w:pPr>
-        <w:ind w:left="3589" w:hanging="360"/>
-      </w:pPr>
-      <w:rPr>
-        <w:rFonts w:ascii="Symbol" w:hAnsi="Symbol" w:hint="default"/>
-      </w:rPr>
-    </w:lvl>
-    <w:lvl w:ilvl="4" w:tplc="080A0003" w:tentative="1">
-      <w:start w:val="1"/>
-      <w:numFmt w:val="bullet"/>
-      <w:lvlText w:val="o"/>
-      <w:lvlJc w:val="left"/>
-      <w:pPr>
-        <w:ind w:left="4309" w:hanging="360"/>
-      </w:pPr>
-      <w:rPr>
-        <w:rFonts w:ascii="Courier New" w:hAnsi="Courier New" w:cs="Courier New" w:hint="default"/>
-      </w:rPr>
-    </w:lvl>
-    <w:lvl w:ilvl="5" w:tplc="080A0005" w:tentative="1">
-      <w:start w:val="1"/>
-      <w:numFmt w:val="bullet"/>
-      <w:lvlText w:val=""/>
-      <w:lvlJc w:val="left"/>
-      <w:pPr>
-        <w:ind w:left="5029" w:hanging="360"/>
-      </w:pPr>
-      <w:rPr>
-        <w:rFonts w:ascii="Wingdings" w:hAnsi="Wingdings" w:hint="default"/>
-      </w:rPr>
-    </w:lvl>
-    <w:lvl w:ilvl="6" w:tplc="080A0001" w:tentative="1">
-      <w:start w:val="1"/>
-      <w:numFmt w:val="bullet"/>
-      <w:lvlText w:val=""/>
-      <w:lvlJc w:val="left"/>
-      <w:pPr>
-        <w:ind w:left="5749" w:hanging="360"/>
-      </w:pPr>
-      <w:rPr>
-        <w:rFonts w:ascii="Symbol" w:hAnsi="Symbol" w:hint="default"/>
-      </w:rPr>
-    </w:lvl>
-    <w:lvl w:ilvl="7" w:tplc="080A0003" w:tentative="1">
-      <w:start w:val="1"/>
-      <w:numFmt w:val="bullet"/>
-      <w:lvlText w:val="o"/>
-      <w:lvlJc w:val="left"/>
-      <w:pPr>
-        <w:ind w:left="6469" w:hanging="360"/>
-      </w:pPr>
-      <w:rPr>
-        <w:rFonts w:ascii="Courier New" w:hAnsi="Courier New" w:cs="Courier New" w:hint="default"/>
-      </w:rPr>
-    </w:lvl>
-    <w:lvl w:ilvl="8" w:tplc="080A0005" w:tentative="1">
-      <w:start w:val="1"/>
-      <w:numFmt w:val="bullet"/>
-      <w:lvlText w:val=""/>
-      <w:lvlJc w:val="left"/>
-      <w:pPr>
-        <w:ind w:left="7189" w:hanging="360"/>
-      </w:pPr>
-      <w:rPr>
-        <w:rFonts w:ascii="Wingdings" w:hAnsi="Wingdings" w:hint="default"/>
-      </w:rPr>
-    </w:lvl>
-  </w:abstractNum>
-  <w:abstractNum w:abstractNumId="18" w15:restartNumberingAfterBreak="0">
-    <w:nsid w:val="248D7D4E"/>
-    <w:multiLevelType w:val="hybridMultilevel"/>
-    <w:tmpl w:val="70B6617E"/>
-    <w:lvl w:ilvl="0" w:tplc="080A0001">
-      <w:start w:val="1"/>
-      <w:numFmt w:val="bullet"/>
-      <w:lvlText w:val=""/>
-      <w:lvlJc w:val="left"/>
-      <w:pPr>
-        <w:ind w:left="1429" w:hanging="360"/>
-      </w:pPr>
-      <w:rPr>
-        <w:rFonts w:ascii="Symbol" w:hAnsi="Symbol" w:hint="default"/>
-      </w:rPr>
-    </w:lvl>
-    <w:lvl w:ilvl="1" w:tplc="080A0003" w:tentative="1">
-      <w:start w:val="1"/>
-      <w:numFmt w:val="bullet"/>
-      <w:lvlText w:val="o"/>
-      <w:lvlJc w:val="left"/>
-      <w:pPr>
-        <w:ind w:left="2149" w:hanging="360"/>
-      </w:pPr>
-      <w:rPr>
-        <w:rFonts w:ascii="Courier New" w:hAnsi="Courier New" w:cs="Courier New" w:hint="default"/>
-      </w:rPr>
-    </w:lvl>
-    <w:lvl w:ilvl="2" w:tplc="080A0005" w:tentative="1">
-      <w:start w:val="1"/>
-      <w:numFmt w:val="bullet"/>
-      <w:lvlText w:val=""/>
-      <w:lvlJc w:val="left"/>
-      <w:pPr>
-        <w:ind w:left="2869" w:hanging="360"/>
-      </w:pPr>
-      <w:rPr>
-        <w:rFonts w:ascii="Wingdings" w:hAnsi="Wingdings" w:hint="default"/>
-      </w:rPr>
-    </w:lvl>
-    <w:lvl w:ilvl="3" w:tplc="080A0001" w:tentative="1">
-      <w:start w:val="1"/>
-      <w:numFmt w:val="bullet"/>
-      <w:lvlText w:val=""/>
-      <w:lvlJc w:val="left"/>
-      <w:pPr>
-        <w:ind w:left="3589" w:hanging="360"/>
-      </w:pPr>
-      <w:rPr>
-        <w:rFonts w:ascii="Symbol" w:hAnsi="Symbol" w:hint="default"/>
-      </w:rPr>
-    </w:lvl>
-    <w:lvl w:ilvl="4" w:tplc="080A0003" w:tentative="1">
-      <w:start w:val="1"/>
-      <w:numFmt w:val="bullet"/>
-      <w:lvlText w:val="o"/>
-      <w:lvlJc w:val="left"/>
-      <w:pPr>
-        <w:ind w:left="4309" w:hanging="360"/>
-      </w:pPr>
-      <w:rPr>
-        <w:rFonts w:ascii="Courier New" w:hAnsi="Courier New" w:cs="Courier New" w:hint="default"/>
-      </w:rPr>
-    </w:lvl>
-    <w:lvl w:ilvl="5" w:tplc="080A0005" w:tentative="1">
-      <w:start w:val="1"/>
-      <w:numFmt w:val="bullet"/>
-      <w:lvlText w:val=""/>
-      <w:lvlJc w:val="left"/>
-      <w:pPr>
-        <w:ind w:left="5029" w:hanging="360"/>
-      </w:pPr>
-      <w:rPr>
-        <w:rFonts w:ascii="Wingdings" w:hAnsi="Wingdings" w:hint="default"/>
-      </w:rPr>
-    </w:lvl>
-    <w:lvl w:ilvl="6" w:tplc="080A0001" w:tentative="1">
-      <w:start w:val="1"/>
-      <w:numFmt w:val="bullet"/>
-      <w:lvlText w:val=""/>
-      <w:lvlJc w:val="left"/>
-      <w:pPr>
-        <w:ind w:left="5749" w:hanging="360"/>
-      </w:pPr>
-      <w:rPr>
-        <w:rFonts w:ascii="Symbol" w:hAnsi="Symbol" w:hint="default"/>
-      </w:rPr>
-    </w:lvl>
-    <w:lvl w:ilvl="7" w:tplc="080A0003" w:tentative="1">
-      <w:start w:val="1"/>
-      <w:numFmt w:val="bullet"/>
-      <w:lvlText w:val="o"/>
-      <w:lvlJc w:val="left"/>
-      <w:pPr>
-        <w:ind w:left="6469" w:hanging="360"/>
-      </w:pPr>
-      <w:rPr>
-        <w:rFonts w:ascii="Courier New" w:hAnsi="Courier New" w:cs="Courier New" w:hint="default"/>
-      </w:rPr>
-    </w:lvl>
-    <w:lvl w:ilvl="8" w:tplc="080A0005" w:tentative="1">
-      <w:start w:val="1"/>
-      <w:numFmt w:val="bullet"/>
-      <w:lvlText w:val=""/>
-      <w:lvlJc w:val="left"/>
-      <w:pPr>
-        <w:ind w:left="7189" w:hanging="360"/>
-      </w:pPr>
-      <w:rPr>
-        <w:rFonts w:ascii="Wingdings" w:hAnsi="Wingdings" w:hint="default"/>
-      </w:rPr>
-    </w:lvl>
-  </w:abstractNum>
-  <w:abstractNum w:abstractNumId="19" w15:restartNumberingAfterBreak="0">
+  <w:abstractNum w:abstractNumId="5" w15:restartNumberingAfterBreak="0">
     <w:nsid w:val="27412B07"/>
     <w:multiLevelType w:val="hybridMultilevel"/>
     <w:tmpl w:val="A356BAC2"/>
@@ -10030,319 +8453,7 @@
       </w:pPr>
     </w:lvl>
   </w:abstractNum>
-  <w:abstractNum w:abstractNumId="20" w15:restartNumberingAfterBreak="0">
-    <w:nsid w:val="2B32507C"/>
-    <w:multiLevelType w:val="hybridMultilevel"/>
-    <w:tmpl w:val="ED405D50"/>
-    <w:lvl w:ilvl="0" w:tplc="240A0003">
-      <w:start w:val="1"/>
-      <w:numFmt w:val="bullet"/>
-      <w:lvlText w:val="o"/>
-      <w:lvlJc w:val="left"/>
-      <w:pPr>
-        <w:ind w:left="2149" w:hanging="360"/>
-      </w:pPr>
-      <w:rPr>
-        <w:rFonts w:ascii="Courier New" w:hAnsi="Courier New" w:cs="Courier New" w:hint="default"/>
-      </w:rPr>
-    </w:lvl>
-    <w:lvl w:ilvl="1" w:tplc="080A0003" w:tentative="1">
-      <w:start w:val="1"/>
-      <w:numFmt w:val="bullet"/>
-      <w:lvlText w:val="o"/>
-      <w:lvlJc w:val="left"/>
-      <w:pPr>
-        <w:ind w:left="2869" w:hanging="360"/>
-      </w:pPr>
-      <w:rPr>
-        <w:rFonts w:ascii="Courier New" w:hAnsi="Courier New" w:cs="Courier New" w:hint="default"/>
-      </w:rPr>
-    </w:lvl>
-    <w:lvl w:ilvl="2" w:tplc="080A0005" w:tentative="1">
-      <w:start w:val="1"/>
-      <w:numFmt w:val="bullet"/>
-      <w:lvlText w:val=""/>
-      <w:lvlJc w:val="left"/>
-      <w:pPr>
-        <w:ind w:left="3589" w:hanging="360"/>
-      </w:pPr>
-      <w:rPr>
-        <w:rFonts w:ascii="Wingdings" w:hAnsi="Wingdings" w:hint="default"/>
-      </w:rPr>
-    </w:lvl>
-    <w:lvl w:ilvl="3" w:tplc="080A0001" w:tentative="1">
-      <w:start w:val="1"/>
-      <w:numFmt w:val="bullet"/>
-      <w:lvlText w:val=""/>
-      <w:lvlJc w:val="left"/>
-      <w:pPr>
-        <w:ind w:left="4309" w:hanging="360"/>
-      </w:pPr>
-      <w:rPr>
-        <w:rFonts w:ascii="Symbol" w:hAnsi="Symbol" w:hint="default"/>
-      </w:rPr>
-    </w:lvl>
-    <w:lvl w:ilvl="4" w:tplc="080A0003" w:tentative="1">
-      <w:start w:val="1"/>
-      <w:numFmt w:val="bullet"/>
-      <w:lvlText w:val="o"/>
-      <w:lvlJc w:val="left"/>
-      <w:pPr>
-        <w:ind w:left="5029" w:hanging="360"/>
-      </w:pPr>
-      <w:rPr>
-        <w:rFonts w:ascii="Courier New" w:hAnsi="Courier New" w:cs="Courier New" w:hint="default"/>
-      </w:rPr>
-    </w:lvl>
-    <w:lvl w:ilvl="5" w:tplc="080A0005" w:tentative="1">
-      <w:start w:val="1"/>
-      <w:numFmt w:val="bullet"/>
-      <w:lvlText w:val=""/>
-      <w:lvlJc w:val="left"/>
-      <w:pPr>
-        <w:ind w:left="5749" w:hanging="360"/>
-      </w:pPr>
-      <w:rPr>
-        <w:rFonts w:ascii="Wingdings" w:hAnsi="Wingdings" w:hint="default"/>
-      </w:rPr>
-    </w:lvl>
-    <w:lvl w:ilvl="6" w:tplc="080A0001" w:tentative="1">
-      <w:start w:val="1"/>
-      <w:numFmt w:val="bullet"/>
-      <w:lvlText w:val=""/>
-      <w:lvlJc w:val="left"/>
-      <w:pPr>
-        <w:ind w:left="6469" w:hanging="360"/>
-      </w:pPr>
-      <w:rPr>
-        <w:rFonts w:ascii="Symbol" w:hAnsi="Symbol" w:hint="default"/>
-      </w:rPr>
-    </w:lvl>
-    <w:lvl w:ilvl="7" w:tplc="080A0003" w:tentative="1">
-      <w:start w:val="1"/>
-      <w:numFmt w:val="bullet"/>
-      <w:lvlText w:val="o"/>
-      <w:lvlJc w:val="left"/>
-      <w:pPr>
-        <w:ind w:left="7189" w:hanging="360"/>
-      </w:pPr>
-      <w:rPr>
-        <w:rFonts w:ascii="Courier New" w:hAnsi="Courier New" w:cs="Courier New" w:hint="default"/>
-      </w:rPr>
-    </w:lvl>
-    <w:lvl w:ilvl="8" w:tplc="080A0005" w:tentative="1">
-      <w:start w:val="1"/>
-      <w:numFmt w:val="bullet"/>
-      <w:lvlText w:val=""/>
-      <w:lvlJc w:val="left"/>
-      <w:pPr>
-        <w:ind w:left="7909" w:hanging="360"/>
-      </w:pPr>
-      <w:rPr>
-        <w:rFonts w:ascii="Wingdings" w:hAnsi="Wingdings" w:hint="default"/>
-      </w:rPr>
-    </w:lvl>
-  </w:abstractNum>
-  <w:abstractNum w:abstractNumId="21" w15:restartNumberingAfterBreak="0">
-    <w:nsid w:val="2E581A0D"/>
-    <w:multiLevelType w:val="hybridMultilevel"/>
-    <w:tmpl w:val="0F92A306"/>
-    <w:lvl w:ilvl="0" w:tplc="080A0001">
-      <w:start w:val="1"/>
-      <w:numFmt w:val="bullet"/>
-      <w:lvlText w:val=""/>
-      <w:lvlJc w:val="left"/>
-      <w:pPr>
-        <w:ind w:left="1429" w:hanging="360"/>
-      </w:pPr>
-      <w:rPr>
-        <w:rFonts w:ascii="Symbol" w:hAnsi="Symbol" w:hint="default"/>
-      </w:rPr>
-    </w:lvl>
-    <w:lvl w:ilvl="1" w:tplc="080A0003" w:tentative="1">
-      <w:start w:val="1"/>
-      <w:numFmt w:val="bullet"/>
-      <w:lvlText w:val="o"/>
-      <w:lvlJc w:val="left"/>
-      <w:pPr>
-        <w:ind w:left="2149" w:hanging="360"/>
-      </w:pPr>
-      <w:rPr>
-        <w:rFonts w:ascii="Courier New" w:hAnsi="Courier New" w:cs="Courier New" w:hint="default"/>
-      </w:rPr>
-    </w:lvl>
-    <w:lvl w:ilvl="2" w:tplc="080A0005" w:tentative="1">
-      <w:start w:val="1"/>
-      <w:numFmt w:val="bullet"/>
-      <w:lvlText w:val=""/>
-      <w:lvlJc w:val="left"/>
-      <w:pPr>
-        <w:ind w:left="2869" w:hanging="360"/>
-      </w:pPr>
-      <w:rPr>
-        <w:rFonts w:ascii="Wingdings" w:hAnsi="Wingdings" w:hint="default"/>
-      </w:rPr>
-    </w:lvl>
-    <w:lvl w:ilvl="3" w:tplc="080A0001" w:tentative="1">
-      <w:start w:val="1"/>
-      <w:numFmt w:val="bullet"/>
-      <w:lvlText w:val=""/>
-      <w:lvlJc w:val="left"/>
-      <w:pPr>
-        <w:ind w:left="3589" w:hanging="360"/>
-      </w:pPr>
-      <w:rPr>
-        <w:rFonts w:ascii="Symbol" w:hAnsi="Symbol" w:hint="default"/>
-      </w:rPr>
-    </w:lvl>
-    <w:lvl w:ilvl="4" w:tplc="080A0003" w:tentative="1">
-      <w:start w:val="1"/>
-      <w:numFmt w:val="bullet"/>
-      <w:lvlText w:val="o"/>
-      <w:lvlJc w:val="left"/>
-      <w:pPr>
-        <w:ind w:left="4309" w:hanging="360"/>
-      </w:pPr>
-      <w:rPr>
-        <w:rFonts w:ascii="Courier New" w:hAnsi="Courier New" w:cs="Courier New" w:hint="default"/>
-      </w:rPr>
-    </w:lvl>
-    <w:lvl w:ilvl="5" w:tplc="080A0005" w:tentative="1">
-      <w:start w:val="1"/>
-      <w:numFmt w:val="bullet"/>
-      <w:lvlText w:val=""/>
-      <w:lvlJc w:val="left"/>
-      <w:pPr>
-        <w:ind w:left="5029" w:hanging="360"/>
-      </w:pPr>
-      <w:rPr>
-        <w:rFonts w:ascii="Wingdings" w:hAnsi="Wingdings" w:hint="default"/>
-      </w:rPr>
-    </w:lvl>
-    <w:lvl w:ilvl="6" w:tplc="080A0001" w:tentative="1">
-      <w:start w:val="1"/>
-      <w:numFmt w:val="bullet"/>
-      <w:lvlText w:val=""/>
-      <w:lvlJc w:val="left"/>
-      <w:pPr>
-        <w:ind w:left="5749" w:hanging="360"/>
-      </w:pPr>
-      <w:rPr>
-        <w:rFonts w:ascii="Symbol" w:hAnsi="Symbol" w:hint="default"/>
-      </w:rPr>
-    </w:lvl>
-    <w:lvl w:ilvl="7" w:tplc="080A0003" w:tentative="1">
-      <w:start w:val="1"/>
-      <w:numFmt w:val="bullet"/>
-      <w:lvlText w:val="o"/>
-      <w:lvlJc w:val="left"/>
-      <w:pPr>
-        <w:ind w:left="6469" w:hanging="360"/>
-      </w:pPr>
-      <w:rPr>
-        <w:rFonts w:ascii="Courier New" w:hAnsi="Courier New" w:cs="Courier New" w:hint="default"/>
-      </w:rPr>
-    </w:lvl>
-    <w:lvl w:ilvl="8" w:tplc="080A0005" w:tentative="1">
-      <w:start w:val="1"/>
-      <w:numFmt w:val="bullet"/>
-      <w:lvlText w:val=""/>
-      <w:lvlJc w:val="left"/>
-      <w:pPr>
-        <w:ind w:left="7189" w:hanging="360"/>
-      </w:pPr>
-      <w:rPr>
-        <w:rFonts w:ascii="Wingdings" w:hAnsi="Wingdings" w:hint="default"/>
-      </w:rPr>
-    </w:lvl>
-  </w:abstractNum>
-  <w:abstractNum w:abstractNumId="22" w15:restartNumberingAfterBreak="0">
-    <w:nsid w:val="2F645BE4"/>
-    <w:multiLevelType w:val="hybridMultilevel"/>
-    <w:tmpl w:val="1C4AAC70"/>
-    <w:lvl w:ilvl="0" w:tplc="080A0011">
-      <w:start w:val="1"/>
-      <w:numFmt w:val="decimal"/>
-      <w:lvlText w:val="%1)"/>
-      <w:lvlJc w:val="left"/>
-      <w:pPr>
-        <w:ind w:left="1429" w:hanging="360"/>
-      </w:pPr>
-    </w:lvl>
-    <w:lvl w:ilvl="1" w:tplc="080A0019" w:tentative="1">
-      <w:start w:val="1"/>
-      <w:numFmt w:val="lowerLetter"/>
-      <w:lvlText w:val="%2."/>
-      <w:lvlJc w:val="left"/>
-      <w:pPr>
-        <w:ind w:left="2149" w:hanging="360"/>
-      </w:pPr>
-    </w:lvl>
-    <w:lvl w:ilvl="2" w:tplc="080A001B" w:tentative="1">
-      <w:start w:val="1"/>
-      <w:numFmt w:val="lowerRoman"/>
-      <w:lvlText w:val="%3."/>
-      <w:lvlJc w:val="right"/>
-      <w:pPr>
-        <w:ind w:left="2869" w:hanging="180"/>
-      </w:pPr>
-    </w:lvl>
-    <w:lvl w:ilvl="3" w:tplc="080A000F" w:tentative="1">
-      <w:start w:val="1"/>
-      <w:numFmt w:val="decimal"/>
-      <w:lvlText w:val="%4."/>
-      <w:lvlJc w:val="left"/>
-      <w:pPr>
-        <w:ind w:left="3589" w:hanging="360"/>
-      </w:pPr>
-    </w:lvl>
-    <w:lvl w:ilvl="4" w:tplc="080A0019" w:tentative="1">
-      <w:start w:val="1"/>
-      <w:numFmt w:val="lowerLetter"/>
-      <w:lvlText w:val="%5."/>
-      <w:lvlJc w:val="left"/>
-      <w:pPr>
-        <w:ind w:left="4309" w:hanging="360"/>
-      </w:pPr>
-    </w:lvl>
-    <w:lvl w:ilvl="5" w:tplc="080A001B" w:tentative="1">
-      <w:start w:val="1"/>
-      <w:numFmt w:val="lowerRoman"/>
-      <w:lvlText w:val="%6."/>
-      <w:lvlJc w:val="right"/>
-      <w:pPr>
-        <w:ind w:left="5029" w:hanging="180"/>
-      </w:pPr>
-    </w:lvl>
-    <w:lvl w:ilvl="6" w:tplc="080A000F" w:tentative="1">
-      <w:start w:val="1"/>
-      <w:numFmt w:val="decimal"/>
-      <w:lvlText w:val="%7."/>
-      <w:lvlJc w:val="left"/>
-      <w:pPr>
-        <w:ind w:left="5749" w:hanging="360"/>
-      </w:pPr>
-    </w:lvl>
-    <w:lvl w:ilvl="7" w:tplc="080A0019" w:tentative="1">
-      <w:start w:val="1"/>
-      <w:numFmt w:val="lowerLetter"/>
-      <w:lvlText w:val="%8."/>
-      <w:lvlJc w:val="left"/>
-      <w:pPr>
-        <w:ind w:left="6469" w:hanging="360"/>
-      </w:pPr>
-    </w:lvl>
-    <w:lvl w:ilvl="8" w:tplc="080A001B" w:tentative="1">
-      <w:start w:val="1"/>
-      <w:numFmt w:val="lowerRoman"/>
-      <w:lvlText w:val="%9."/>
-      <w:lvlJc w:val="right"/>
-      <w:pPr>
-        <w:ind w:left="7189" w:hanging="180"/>
-      </w:pPr>
-    </w:lvl>
-  </w:abstractNum>
-  <w:abstractNum w:abstractNumId="23" w15:restartNumberingAfterBreak="0">
+  <w:abstractNum w:abstractNumId="6" w15:restartNumberingAfterBreak="0">
     <w:nsid w:val="2FA2191E"/>
     <w:multiLevelType w:val="hybridMultilevel"/>
     <w:tmpl w:val="C696F432"/>
@@ -10455,120 +8566,7 @@
       </w:rPr>
     </w:lvl>
   </w:abstractNum>
-  <w:abstractNum w:abstractNumId="24" w15:restartNumberingAfterBreak="0">
-    <w:nsid w:val="32413449"/>
-    <w:multiLevelType w:val="hybridMultilevel"/>
-    <w:tmpl w:val="40962862"/>
-    <w:lvl w:ilvl="0" w:tplc="080A0003">
-      <w:start w:val="1"/>
-      <w:numFmt w:val="bullet"/>
-      <w:lvlText w:val="o"/>
-      <w:lvlJc w:val="left"/>
-      <w:pPr>
-        <w:ind w:left="2844" w:hanging="360"/>
-      </w:pPr>
-      <w:rPr>
-        <w:rFonts w:ascii="Courier New" w:hAnsi="Courier New" w:cs="Courier New" w:hint="default"/>
-      </w:rPr>
-    </w:lvl>
-    <w:lvl w:ilvl="1" w:tplc="080A0003" w:tentative="1">
-      <w:start w:val="1"/>
-      <w:numFmt w:val="bullet"/>
-      <w:lvlText w:val="o"/>
-      <w:lvlJc w:val="left"/>
-      <w:pPr>
-        <w:ind w:left="3564" w:hanging="360"/>
-      </w:pPr>
-      <w:rPr>
-        <w:rFonts w:ascii="Courier New" w:hAnsi="Courier New" w:cs="Courier New" w:hint="default"/>
-      </w:rPr>
-    </w:lvl>
-    <w:lvl w:ilvl="2" w:tplc="080A0005" w:tentative="1">
-      <w:start w:val="1"/>
-      <w:numFmt w:val="bullet"/>
-      <w:lvlText w:val=""/>
-      <w:lvlJc w:val="left"/>
-      <w:pPr>
-        <w:ind w:left="4284" w:hanging="360"/>
-      </w:pPr>
-      <w:rPr>
-        <w:rFonts w:ascii="Wingdings" w:hAnsi="Wingdings" w:hint="default"/>
-      </w:rPr>
-    </w:lvl>
-    <w:lvl w:ilvl="3" w:tplc="080A0001" w:tentative="1">
-      <w:start w:val="1"/>
-      <w:numFmt w:val="bullet"/>
-      <w:lvlText w:val=""/>
-      <w:lvlJc w:val="left"/>
-      <w:pPr>
-        <w:ind w:left="5004" w:hanging="360"/>
-      </w:pPr>
-      <w:rPr>
-        <w:rFonts w:ascii="Symbol" w:hAnsi="Symbol" w:hint="default"/>
-      </w:rPr>
-    </w:lvl>
-    <w:lvl w:ilvl="4" w:tplc="080A0003" w:tentative="1">
-      <w:start w:val="1"/>
-      <w:numFmt w:val="bullet"/>
-      <w:lvlText w:val="o"/>
-      <w:lvlJc w:val="left"/>
-      <w:pPr>
-        <w:ind w:left="5724" w:hanging="360"/>
-      </w:pPr>
-      <w:rPr>
-        <w:rFonts w:ascii="Courier New" w:hAnsi="Courier New" w:cs="Courier New" w:hint="default"/>
-      </w:rPr>
-    </w:lvl>
-    <w:lvl w:ilvl="5" w:tplc="080A0005" w:tentative="1">
-      <w:start w:val="1"/>
-      <w:numFmt w:val="bullet"/>
-      <w:lvlText w:val=""/>
-      <w:lvlJc w:val="left"/>
-      <w:pPr>
-        <w:ind w:left="6444" w:hanging="360"/>
-      </w:pPr>
-      <w:rPr>
-        <w:rFonts w:ascii="Wingdings" w:hAnsi="Wingdings" w:hint="default"/>
-      </w:rPr>
-    </w:lvl>
-    <w:lvl w:ilvl="6" w:tplc="080A0001" w:tentative="1">
-      <w:start w:val="1"/>
-      <w:numFmt w:val="bullet"/>
-      <w:lvlText w:val=""/>
-      <w:lvlJc w:val="left"/>
-      <w:pPr>
-        <w:ind w:left="7164" w:hanging="360"/>
-      </w:pPr>
-      <w:rPr>
-        <w:rFonts w:ascii="Symbol" w:hAnsi="Symbol" w:hint="default"/>
-      </w:rPr>
-    </w:lvl>
-    <w:lvl w:ilvl="7" w:tplc="080A0003" w:tentative="1">
-      <w:start w:val="1"/>
-      <w:numFmt w:val="bullet"/>
-      <w:lvlText w:val="o"/>
-      <w:lvlJc w:val="left"/>
-      <w:pPr>
-        <w:ind w:left="7884" w:hanging="360"/>
-      </w:pPr>
-      <w:rPr>
-        <w:rFonts w:ascii="Courier New" w:hAnsi="Courier New" w:cs="Courier New" w:hint="default"/>
-      </w:rPr>
-    </w:lvl>
-    <w:lvl w:ilvl="8" w:tplc="080A0005" w:tentative="1">
-      <w:start w:val="1"/>
-      <w:numFmt w:val="bullet"/>
-      <w:lvlText w:val=""/>
-      <w:lvlJc w:val="left"/>
-      <w:pPr>
-        <w:ind w:left="8604" w:hanging="360"/>
-      </w:pPr>
-      <w:rPr>
-        <w:rFonts w:ascii="Wingdings" w:hAnsi="Wingdings" w:hint="default"/>
-      </w:rPr>
-    </w:lvl>
-  </w:abstractNum>
-  <w:abstractNum w:abstractNumId="25" w15:restartNumberingAfterBreak="0">
+  <w:abstractNum w:abstractNumId="7" w15:restartNumberingAfterBreak="0">
     <w:nsid w:val="368E176E"/>
     <w:multiLevelType w:val="hybridMultilevel"/>
     <w:tmpl w:val="BDF054FE"/>
@@ -10662,120 +8660,7 @@
       </w:pPr>
     </w:lvl>
   </w:abstractNum>
-  <w:abstractNum w:abstractNumId="26" w15:restartNumberingAfterBreak="0">
-    <w:nsid w:val="3A86593F"/>
-    <w:multiLevelType w:val="hybridMultilevel"/>
-    <w:tmpl w:val="F8624BF0"/>
-    <w:lvl w:ilvl="0" w:tplc="080A0001">
-      <w:start w:val="1"/>
-      <w:numFmt w:val="bullet"/>
-      <w:lvlText w:val=""/>
-      <w:lvlJc w:val="left"/>
-      <w:pPr>
-        <w:ind w:left="1429" w:hanging="360"/>
-      </w:pPr>
-      <w:rPr>
-        <w:rFonts w:ascii="Symbol" w:hAnsi="Symbol" w:hint="default"/>
-      </w:rPr>
-    </w:lvl>
-    <w:lvl w:ilvl="1" w:tplc="080A0003" w:tentative="1">
-      <w:start w:val="1"/>
-      <w:numFmt w:val="bullet"/>
-      <w:lvlText w:val="o"/>
-      <w:lvlJc w:val="left"/>
-      <w:pPr>
-        <w:ind w:left="2149" w:hanging="360"/>
-      </w:pPr>
-      <w:rPr>
-        <w:rFonts w:ascii="Courier New" w:hAnsi="Courier New" w:cs="Courier New" w:hint="default"/>
-      </w:rPr>
-    </w:lvl>
-    <w:lvl w:ilvl="2" w:tplc="080A0005" w:tentative="1">
-      <w:start w:val="1"/>
-      <w:numFmt w:val="bullet"/>
-      <w:lvlText w:val=""/>
-      <w:lvlJc w:val="left"/>
-      <w:pPr>
-        <w:ind w:left="2869" w:hanging="360"/>
-      </w:pPr>
-      <w:rPr>
-        <w:rFonts w:ascii="Wingdings" w:hAnsi="Wingdings" w:hint="default"/>
-      </w:rPr>
-    </w:lvl>
-    <w:lvl w:ilvl="3" w:tplc="080A0001" w:tentative="1">
-      <w:start w:val="1"/>
-      <w:numFmt w:val="bullet"/>
-      <w:lvlText w:val=""/>
-      <w:lvlJc w:val="left"/>
-      <w:pPr>
-        <w:ind w:left="3589" w:hanging="360"/>
-      </w:pPr>
-      <w:rPr>
-        <w:rFonts w:ascii="Symbol" w:hAnsi="Symbol" w:hint="default"/>
-      </w:rPr>
-    </w:lvl>
-    <w:lvl w:ilvl="4" w:tplc="080A0003" w:tentative="1">
-      <w:start w:val="1"/>
-      <w:numFmt w:val="bullet"/>
-      <w:lvlText w:val="o"/>
-      <w:lvlJc w:val="left"/>
-      <w:pPr>
-        <w:ind w:left="4309" w:hanging="360"/>
-      </w:pPr>
-      <w:rPr>
-        <w:rFonts w:ascii="Courier New" w:hAnsi="Courier New" w:cs="Courier New" w:hint="default"/>
-      </w:rPr>
-    </w:lvl>
-    <w:lvl w:ilvl="5" w:tplc="080A0005" w:tentative="1">
-      <w:start w:val="1"/>
-      <w:numFmt w:val="bullet"/>
-      <w:lvlText w:val=""/>
-      <w:lvlJc w:val="left"/>
-      <w:pPr>
-        <w:ind w:left="5029" w:hanging="360"/>
-      </w:pPr>
-      <w:rPr>
-        <w:rFonts w:ascii="Wingdings" w:hAnsi="Wingdings" w:hint="default"/>
-      </w:rPr>
-    </w:lvl>
-    <w:lvl w:ilvl="6" w:tplc="080A0001" w:tentative="1">
-      <w:start w:val="1"/>
-      <w:numFmt w:val="bullet"/>
-      <w:lvlText w:val=""/>
-      <w:lvlJc w:val="left"/>
-      <w:pPr>
-        <w:ind w:left="5749" w:hanging="360"/>
-      </w:pPr>
-      <w:rPr>
-        <w:rFonts w:ascii="Symbol" w:hAnsi="Symbol" w:hint="default"/>
-      </w:rPr>
-    </w:lvl>
-    <w:lvl w:ilvl="7" w:tplc="080A0003" w:tentative="1">
-      <w:start w:val="1"/>
-      <w:numFmt w:val="bullet"/>
-      <w:lvlText w:val="o"/>
-      <w:lvlJc w:val="left"/>
-      <w:pPr>
-        <w:ind w:left="6469" w:hanging="360"/>
-      </w:pPr>
-      <w:rPr>
-        <w:rFonts w:ascii="Courier New" w:hAnsi="Courier New" w:cs="Courier New" w:hint="default"/>
-      </w:rPr>
-    </w:lvl>
-    <w:lvl w:ilvl="8" w:tplc="080A0005" w:tentative="1">
-      <w:start w:val="1"/>
-      <w:numFmt w:val="bullet"/>
-      <w:lvlText w:val=""/>
-      <w:lvlJc w:val="left"/>
-      <w:pPr>
-        <w:ind w:left="7189" w:hanging="360"/>
-      </w:pPr>
-      <w:rPr>
-        <w:rFonts w:ascii="Wingdings" w:hAnsi="Wingdings" w:hint="default"/>
-      </w:rPr>
-    </w:lvl>
-  </w:abstractNum>
-  <w:abstractNum w:abstractNumId="27" w15:restartNumberingAfterBreak="0">
+  <w:abstractNum w:abstractNumId="8" w15:restartNumberingAfterBreak="0">
     <w:nsid w:val="3C1A638A"/>
     <w:multiLevelType w:val="hybridMultilevel"/>
     <w:tmpl w:val="495CAC9E"/>
@@ -10888,120 +8773,7 @@
       </w:rPr>
     </w:lvl>
   </w:abstractNum>
-  <w:abstractNum w:abstractNumId="28" w15:restartNumberingAfterBreak="0">
-    <w:nsid w:val="3CE13892"/>
-    <w:multiLevelType w:val="hybridMultilevel"/>
-    <w:tmpl w:val="589CBA94"/>
-    <w:lvl w:ilvl="0" w:tplc="240A0003">
-      <w:start w:val="1"/>
-      <w:numFmt w:val="bullet"/>
-      <w:lvlText w:val="o"/>
-      <w:lvlJc w:val="left"/>
-      <w:pPr>
-        <w:ind w:left="2149" w:hanging="360"/>
-      </w:pPr>
-      <w:rPr>
-        <w:rFonts w:ascii="Courier New" w:hAnsi="Courier New" w:cs="Courier New" w:hint="default"/>
-      </w:rPr>
-    </w:lvl>
-    <w:lvl w:ilvl="1" w:tplc="080A0003" w:tentative="1">
-      <w:start w:val="1"/>
-      <w:numFmt w:val="bullet"/>
-      <w:lvlText w:val="o"/>
-      <w:lvlJc w:val="left"/>
-      <w:pPr>
-        <w:ind w:left="2869" w:hanging="360"/>
-      </w:pPr>
-      <w:rPr>
-        <w:rFonts w:ascii="Courier New" w:hAnsi="Courier New" w:cs="Courier New" w:hint="default"/>
-      </w:rPr>
-    </w:lvl>
-    <w:lvl w:ilvl="2" w:tplc="080A0005" w:tentative="1">
-      <w:start w:val="1"/>
-      <w:numFmt w:val="bullet"/>
-      <w:lvlText w:val=""/>
-      <w:lvlJc w:val="left"/>
-      <w:pPr>
-        <w:ind w:left="3589" w:hanging="360"/>
-      </w:pPr>
-      <w:rPr>
-        <w:rFonts w:ascii="Wingdings" w:hAnsi="Wingdings" w:hint="default"/>
-      </w:rPr>
-    </w:lvl>
-    <w:lvl w:ilvl="3" w:tplc="080A0001" w:tentative="1">
-      <w:start w:val="1"/>
-      <w:numFmt w:val="bullet"/>
-      <w:lvlText w:val=""/>
-      <w:lvlJc w:val="left"/>
-      <w:pPr>
-        <w:ind w:left="4309" w:hanging="360"/>
-      </w:pPr>
-      <w:rPr>
-        <w:rFonts w:ascii="Symbol" w:hAnsi="Symbol" w:hint="default"/>
-      </w:rPr>
-    </w:lvl>
-    <w:lvl w:ilvl="4" w:tplc="080A0003" w:tentative="1">
-      <w:start w:val="1"/>
-      <w:numFmt w:val="bullet"/>
-      <w:lvlText w:val="o"/>
-      <w:lvlJc w:val="left"/>
-      <w:pPr>
-        <w:ind w:left="5029" w:hanging="360"/>
-      </w:pPr>
-      <w:rPr>
-        <w:rFonts w:ascii="Courier New" w:hAnsi="Courier New" w:cs="Courier New" w:hint="default"/>
-      </w:rPr>
-    </w:lvl>
-    <w:lvl w:ilvl="5" w:tplc="080A0005" w:tentative="1">
-      <w:start w:val="1"/>
-      <w:numFmt w:val="bullet"/>
-      <w:lvlText w:val=""/>
-      <w:lvlJc w:val="left"/>
-      <w:pPr>
-        <w:ind w:left="5749" w:hanging="360"/>
-      </w:pPr>
-      <w:rPr>
-        <w:rFonts w:ascii="Wingdings" w:hAnsi="Wingdings" w:hint="default"/>
-      </w:rPr>
-    </w:lvl>
-    <w:lvl w:ilvl="6" w:tplc="080A0001" w:tentative="1">
-      <w:start w:val="1"/>
-      <w:numFmt w:val="bullet"/>
-      <w:lvlText w:val=""/>
-      <w:lvlJc w:val="left"/>
-      <w:pPr>
-        <w:ind w:left="6469" w:hanging="360"/>
-      </w:pPr>
-      <w:rPr>
-        <w:rFonts w:ascii="Symbol" w:hAnsi="Symbol" w:hint="default"/>
-      </w:rPr>
-    </w:lvl>
-    <w:lvl w:ilvl="7" w:tplc="080A0003" w:tentative="1">
-      <w:start w:val="1"/>
-      <w:numFmt w:val="bullet"/>
-      <w:lvlText w:val="o"/>
-      <w:lvlJc w:val="left"/>
-      <w:pPr>
-        <w:ind w:left="7189" w:hanging="360"/>
-      </w:pPr>
-      <w:rPr>
-        <w:rFonts w:ascii="Courier New" w:hAnsi="Courier New" w:cs="Courier New" w:hint="default"/>
-      </w:rPr>
-    </w:lvl>
-    <w:lvl w:ilvl="8" w:tplc="080A0005" w:tentative="1">
-      <w:start w:val="1"/>
-      <w:numFmt w:val="bullet"/>
-      <w:lvlText w:val=""/>
-      <w:lvlJc w:val="left"/>
-      <w:pPr>
-        <w:ind w:left="7909" w:hanging="360"/>
-      </w:pPr>
-      <w:rPr>
-        <w:rFonts w:ascii="Wingdings" w:hAnsi="Wingdings" w:hint="default"/>
-      </w:rPr>
-    </w:lvl>
-  </w:abstractNum>
-  <w:abstractNum w:abstractNumId="29" w15:restartNumberingAfterBreak="0">
+  <w:abstractNum w:abstractNumId="9" w15:restartNumberingAfterBreak="0">
     <w:nsid w:val="3DCE3E43"/>
     <w:multiLevelType w:val="hybridMultilevel"/>
     <w:tmpl w:val="1FA07CF0"/>
@@ -11091,7 +8863,7 @@
       </w:pPr>
     </w:lvl>
   </w:abstractNum>
-  <w:abstractNum w:abstractNumId="30" w15:restartNumberingAfterBreak="0">
+  <w:abstractNum w:abstractNumId="10" w15:restartNumberingAfterBreak="0">
     <w:nsid w:val="45DD017C"/>
     <w:multiLevelType w:val="hybridMultilevel"/>
     <w:tmpl w:val="3F10BCCA"/>
@@ -11204,7 +8976,7 @@
       </w:rPr>
     </w:lvl>
   </w:abstractNum>
-  <w:abstractNum w:abstractNumId="31" w15:restartNumberingAfterBreak="0">
+  <w:abstractNum w:abstractNumId="11" w15:restartNumberingAfterBreak="0">
     <w:nsid w:val="46806DC4"/>
     <w:multiLevelType w:val="hybridMultilevel"/>
     <w:tmpl w:val="80F23C54"/>
@@ -11317,120 +9089,7 @@
       </w:rPr>
     </w:lvl>
   </w:abstractNum>
-  <w:abstractNum w:abstractNumId="32" w15:restartNumberingAfterBreak="0">
-    <w:nsid w:val="4E6E1460"/>
-    <w:multiLevelType w:val="hybridMultilevel"/>
-    <w:tmpl w:val="9698CEA8"/>
-    <w:lvl w:ilvl="0" w:tplc="080A0001">
-      <w:start w:val="1"/>
-      <w:numFmt w:val="bullet"/>
-      <w:lvlText w:val=""/>
-      <w:lvlJc w:val="left"/>
-      <w:pPr>
-        <w:ind w:left="1429" w:hanging="360"/>
-      </w:pPr>
-      <w:rPr>
-        <w:rFonts w:ascii="Symbol" w:hAnsi="Symbol" w:hint="default"/>
-      </w:rPr>
-    </w:lvl>
-    <w:lvl w:ilvl="1" w:tplc="080A0003" w:tentative="1">
-      <w:start w:val="1"/>
-      <w:numFmt w:val="bullet"/>
-      <w:lvlText w:val="o"/>
-      <w:lvlJc w:val="left"/>
-      <w:pPr>
-        <w:ind w:left="2149" w:hanging="360"/>
-      </w:pPr>
-      <w:rPr>
-        <w:rFonts w:ascii="Courier New" w:hAnsi="Courier New" w:cs="Courier New" w:hint="default"/>
-      </w:rPr>
-    </w:lvl>
-    <w:lvl w:ilvl="2" w:tplc="080A0005" w:tentative="1">
-      <w:start w:val="1"/>
-      <w:numFmt w:val="bullet"/>
-      <w:lvlText w:val=""/>
-      <w:lvlJc w:val="left"/>
-      <w:pPr>
-        <w:ind w:left="2869" w:hanging="360"/>
-      </w:pPr>
-      <w:rPr>
-        <w:rFonts w:ascii="Wingdings" w:hAnsi="Wingdings" w:hint="default"/>
-      </w:rPr>
-    </w:lvl>
-    <w:lvl w:ilvl="3" w:tplc="080A0001" w:tentative="1">
-      <w:start w:val="1"/>
-      <w:numFmt w:val="bullet"/>
-      <w:lvlText w:val=""/>
-      <w:lvlJc w:val="left"/>
-      <w:pPr>
-        <w:ind w:left="3589" w:hanging="360"/>
-      </w:pPr>
-      <w:rPr>
-        <w:rFonts w:ascii="Symbol" w:hAnsi="Symbol" w:hint="default"/>
-      </w:rPr>
-    </w:lvl>
-    <w:lvl w:ilvl="4" w:tplc="080A0003" w:tentative="1">
-      <w:start w:val="1"/>
-      <w:numFmt w:val="bullet"/>
-      <w:lvlText w:val="o"/>
-      <w:lvlJc w:val="left"/>
-      <w:pPr>
-        <w:ind w:left="4309" w:hanging="360"/>
-      </w:pPr>
-      <w:rPr>
-        <w:rFonts w:ascii="Courier New" w:hAnsi="Courier New" w:cs="Courier New" w:hint="default"/>
-      </w:rPr>
-    </w:lvl>
-    <w:lvl w:ilvl="5" w:tplc="080A0005" w:tentative="1">
-      <w:start w:val="1"/>
-      <w:numFmt w:val="bullet"/>
-      <w:lvlText w:val=""/>
-      <w:lvlJc w:val="left"/>
-      <w:pPr>
-        <w:ind w:left="5029" w:hanging="360"/>
-      </w:pPr>
-      <w:rPr>
-        <w:rFonts w:ascii="Wingdings" w:hAnsi="Wingdings" w:hint="default"/>
-      </w:rPr>
-    </w:lvl>
-    <w:lvl w:ilvl="6" w:tplc="080A0001" w:tentative="1">
-      <w:start w:val="1"/>
-      <w:numFmt w:val="bullet"/>
-      <w:lvlText w:val=""/>
-      <w:lvlJc w:val="left"/>
-      <w:pPr>
-        <w:ind w:left="5749" w:hanging="360"/>
-      </w:pPr>
-      <w:rPr>
-        <w:rFonts w:ascii="Symbol" w:hAnsi="Symbol" w:hint="default"/>
-      </w:rPr>
-    </w:lvl>
-    <w:lvl w:ilvl="7" w:tplc="080A0003" w:tentative="1">
-      <w:start w:val="1"/>
-      <w:numFmt w:val="bullet"/>
-      <w:lvlText w:val="o"/>
-      <w:lvlJc w:val="left"/>
-      <w:pPr>
-        <w:ind w:left="6469" w:hanging="360"/>
-      </w:pPr>
-      <w:rPr>
-        <w:rFonts w:ascii="Courier New" w:hAnsi="Courier New" w:cs="Courier New" w:hint="default"/>
-      </w:rPr>
-    </w:lvl>
-    <w:lvl w:ilvl="8" w:tplc="080A0005" w:tentative="1">
-      <w:start w:val="1"/>
-      <w:numFmt w:val="bullet"/>
-      <w:lvlText w:val=""/>
-      <w:lvlJc w:val="left"/>
-      <w:pPr>
-        <w:ind w:left="7189" w:hanging="360"/>
-      </w:pPr>
-      <w:rPr>
-        <w:rFonts w:ascii="Wingdings" w:hAnsi="Wingdings" w:hint="default"/>
-      </w:rPr>
-    </w:lvl>
-  </w:abstractNum>
-  <w:abstractNum w:abstractNumId="33" w15:restartNumberingAfterBreak="0">
+  <w:abstractNum w:abstractNumId="12" w15:restartNumberingAfterBreak="0">
     <w:nsid w:val="4EBE1EF6"/>
     <w:multiLevelType w:val="hybridMultilevel"/>
     <w:tmpl w:val="F6A60586"/>
@@ -11523,7 +9182,7 @@
       </w:pPr>
     </w:lvl>
   </w:abstractNum>
-  <w:abstractNum w:abstractNumId="34" w15:restartNumberingAfterBreak="0">
+  <w:abstractNum w:abstractNumId="13" w15:restartNumberingAfterBreak="0">
     <w:nsid w:val="528A4051"/>
     <w:multiLevelType w:val="hybridMultilevel"/>
     <w:tmpl w:val="AE1ABDE4"/>
@@ -11613,120 +9272,7 @@
       </w:pPr>
     </w:lvl>
   </w:abstractNum>
-  <w:abstractNum w:abstractNumId="35" w15:restartNumberingAfterBreak="0">
-    <w:nsid w:val="55AA2A09"/>
-    <w:multiLevelType w:val="hybridMultilevel"/>
-    <w:tmpl w:val="C8DAE2EE"/>
-    <w:lvl w:ilvl="0" w:tplc="240A0003">
-      <w:start w:val="1"/>
-      <w:numFmt w:val="bullet"/>
-      <w:lvlText w:val="o"/>
-      <w:lvlJc w:val="left"/>
-      <w:pPr>
-        <w:ind w:left="2149" w:hanging="360"/>
-      </w:pPr>
-      <w:rPr>
-        <w:rFonts w:ascii="Courier New" w:hAnsi="Courier New" w:cs="Courier New" w:hint="default"/>
-      </w:rPr>
-    </w:lvl>
-    <w:lvl w:ilvl="1" w:tplc="080A0003" w:tentative="1">
-      <w:start w:val="1"/>
-      <w:numFmt w:val="bullet"/>
-      <w:lvlText w:val="o"/>
-      <w:lvlJc w:val="left"/>
-      <w:pPr>
-        <w:ind w:left="2869" w:hanging="360"/>
-      </w:pPr>
-      <w:rPr>
-        <w:rFonts w:ascii="Courier New" w:hAnsi="Courier New" w:cs="Courier New" w:hint="default"/>
-      </w:rPr>
-    </w:lvl>
-    <w:lvl w:ilvl="2" w:tplc="080A0005" w:tentative="1">
-      <w:start w:val="1"/>
-      <w:numFmt w:val="bullet"/>
-      <w:lvlText w:val=""/>
-      <w:lvlJc w:val="left"/>
-      <w:pPr>
-        <w:ind w:left="3589" w:hanging="360"/>
-      </w:pPr>
-      <w:rPr>
-        <w:rFonts w:ascii="Wingdings" w:hAnsi="Wingdings" w:hint="default"/>
-      </w:rPr>
-    </w:lvl>
-    <w:lvl w:ilvl="3" w:tplc="080A0001" w:tentative="1">
-      <w:start w:val="1"/>
-      <w:numFmt w:val="bullet"/>
-      <w:lvlText w:val=""/>
-      <w:lvlJc w:val="left"/>
-      <w:pPr>
-        <w:ind w:left="4309" w:hanging="360"/>
-      </w:pPr>
-      <w:rPr>
-        <w:rFonts w:ascii="Symbol" w:hAnsi="Symbol" w:hint="default"/>
-      </w:rPr>
-    </w:lvl>
-    <w:lvl w:ilvl="4" w:tplc="080A0003" w:tentative="1">
-      <w:start w:val="1"/>
-      <w:numFmt w:val="bullet"/>
-      <w:lvlText w:val="o"/>
-      <w:lvlJc w:val="left"/>
-      <w:pPr>
-        <w:ind w:left="5029" w:hanging="360"/>
-      </w:pPr>
-      <w:rPr>
-        <w:rFonts w:ascii="Courier New" w:hAnsi="Courier New" w:cs="Courier New" w:hint="default"/>
-      </w:rPr>
-    </w:lvl>
-    <w:lvl w:ilvl="5" w:tplc="080A0005" w:tentative="1">
-      <w:start w:val="1"/>
-      <w:numFmt w:val="bullet"/>
-      <w:lvlText w:val=""/>
-      <w:lvlJc w:val="left"/>
-      <w:pPr>
-        <w:ind w:left="5749" w:hanging="360"/>
-      </w:pPr>
-      <w:rPr>
-        <w:rFonts w:ascii="Wingdings" w:hAnsi="Wingdings" w:hint="default"/>
-      </w:rPr>
-    </w:lvl>
-    <w:lvl w:ilvl="6" w:tplc="080A0001" w:tentative="1">
-      <w:start w:val="1"/>
-      <w:numFmt w:val="bullet"/>
-      <w:lvlText w:val=""/>
-      <w:lvlJc w:val="left"/>
-      <w:pPr>
-        <w:ind w:left="6469" w:hanging="360"/>
-      </w:pPr>
-      <w:rPr>
-        <w:rFonts w:ascii="Symbol" w:hAnsi="Symbol" w:hint="default"/>
-      </w:rPr>
-    </w:lvl>
-    <w:lvl w:ilvl="7" w:tplc="080A0003" w:tentative="1">
-      <w:start w:val="1"/>
-      <w:numFmt w:val="bullet"/>
-      <w:lvlText w:val="o"/>
-      <w:lvlJc w:val="left"/>
-      <w:pPr>
-        <w:ind w:left="7189" w:hanging="360"/>
-      </w:pPr>
-      <w:rPr>
-        <w:rFonts w:ascii="Courier New" w:hAnsi="Courier New" w:cs="Courier New" w:hint="default"/>
-      </w:rPr>
-    </w:lvl>
-    <w:lvl w:ilvl="8" w:tplc="080A0005" w:tentative="1">
-      <w:start w:val="1"/>
-      <w:numFmt w:val="bullet"/>
-      <w:lvlText w:val=""/>
-      <w:lvlJc w:val="left"/>
-      <w:pPr>
-        <w:ind w:left="7909" w:hanging="360"/>
-      </w:pPr>
-      <w:rPr>
-        <w:rFonts w:ascii="Wingdings" w:hAnsi="Wingdings" w:hint="default"/>
-      </w:rPr>
-    </w:lvl>
-  </w:abstractNum>
-  <w:abstractNum w:abstractNumId="36" w15:restartNumberingAfterBreak="0">
+  <w:abstractNum w:abstractNumId="14" w15:restartNumberingAfterBreak="0">
     <w:nsid w:val="595C5C6D"/>
     <w:multiLevelType w:val="hybridMultilevel"/>
     <w:tmpl w:val="25DE0F60"/>
@@ -11839,346 +9385,7 @@
       </w:rPr>
     </w:lvl>
   </w:abstractNum>
-  <w:abstractNum w:abstractNumId="37" w15:restartNumberingAfterBreak="0">
-    <w:nsid w:val="5A500589"/>
-    <w:multiLevelType w:val="hybridMultilevel"/>
-    <w:tmpl w:val="30384EAC"/>
-    <w:lvl w:ilvl="0" w:tplc="080A0001">
-      <w:start w:val="1"/>
-      <w:numFmt w:val="bullet"/>
-      <w:lvlText w:val=""/>
-      <w:lvlJc w:val="left"/>
-      <w:pPr>
-        <w:ind w:left="1429" w:hanging="360"/>
-      </w:pPr>
-      <w:rPr>
-        <w:rFonts w:ascii="Symbol" w:hAnsi="Symbol" w:hint="default"/>
-      </w:rPr>
-    </w:lvl>
-    <w:lvl w:ilvl="1" w:tplc="080A0003" w:tentative="1">
-      <w:start w:val="1"/>
-      <w:numFmt w:val="bullet"/>
-      <w:lvlText w:val="o"/>
-      <w:lvlJc w:val="left"/>
-      <w:pPr>
-        <w:ind w:left="2149" w:hanging="360"/>
-      </w:pPr>
-      <w:rPr>
-        <w:rFonts w:ascii="Courier New" w:hAnsi="Courier New" w:cs="Courier New" w:hint="default"/>
-      </w:rPr>
-    </w:lvl>
-    <w:lvl w:ilvl="2" w:tplc="080A0005" w:tentative="1">
-      <w:start w:val="1"/>
-      <w:numFmt w:val="bullet"/>
-      <w:lvlText w:val=""/>
-      <w:lvlJc w:val="left"/>
-      <w:pPr>
-        <w:ind w:left="2869" w:hanging="360"/>
-      </w:pPr>
-      <w:rPr>
-        <w:rFonts w:ascii="Wingdings" w:hAnsi="Wingdings" w:hint="default"/>
-      </w:rPr>
-    </w:lvl>
-    <w:lvl w:ilvl="3" w:tplc="080A0001" w:tentative="1">
-      <w:start w:val="1"/>
-      <w:numFmt w:val="bullet"/>
-      <w:lvlText w:val=""/>
-      <w:lvlJc w:val="left"/>
-      <w:pPr>
-        <w:ind w:left="3589" w:hanging="360"/>
-      </w:pPr>
-      <w:rPr>
-        <w:rFonts w:ascii="Symbol" w:hAnsi="Symbol" w:hint="default"/>
-      </w:rPr>
-    </w:lvl>
-    <w:lvl w:ilvl="4" w:tplc="080A0003" w:tentative="1">
-      <w:start w:val="1"/>
-      <w:numFmt w:val="bullet"/>
-      <w:lvlText w:val="o"/>
-      <w:lvlJc w:val="left"/>
-      <w:pPr>
-        <w:ind w:left="4309" w:hanging="360"/>
-      </w:pPr>
-      <w:rPr>
-        <w:rFonts w:ascii="Courier New" w:hAnsi="Courier New" w:cs="Courier New" w:hint="default"/>
-      </w:rPr>
-    </w:lvl>
-    <w:lvl w:ilvl="5" w:tplc="080A0005" w:tentative="1">
-      <w:start w:val="1"/>
-      <w:numFmt w:val="bullet"/>
-      <w:lvlText w:val=""/>
-      <w:lvlJc w:val="left"/>
-      <w:pPr>
-        <w:ind w:left="5029" w:hanging="360"/>
-      </w:pPr>
-      <w:rPr>
-        <w:rFonts w:ascii="Wingdings" w:hAnsi="Wingdings" w:hint="default"/>
-      </w:rPr>
-    </w:lvl>
-    <w:lvl w:ilvl="6" w:tplc="080A0001" w:tentative="1">
-      <w:start w:val="1"/>
-      <w:numFmt w:val="bullet"/>
-      <w:lvlText w:val=""/>
-      <w:lvlJc w:val="left"/>
-      <w:pPr>
-        <w:ind w:left="5749" w:hanging="360"/>
-      </w:pPr>
-      <w:rPr>
-        <w:rFonts w:ascii="Symbol" w:hAnsi="Symbol" w:hint="default"/>
-      </w:rPr>
-    </w:lvl>
-    <w:lvl w:ilvl="7" w:tplc="080A0003" w:tentative="1">
-      <w:start w:val="1"/>
-      <w:numFmt w:val="bullet"/>
-      <w:lvlText w:val="o"/>
-      <w:lvlJc w:val="left"/>
-      <w:pPr>
-        <w:ind w:left="6469" w:hanging="360"/>
-      </w:pPr>
-      <w:rPr>
-        <w:rFonts w:ascii="Courier New" w:hAnsi="Courier New" w:cs="Courier New" w:hint="default"/>
-      </w:rPr>
-    </w:lvl>
-    <w:lvl w:ilvl="8" w:tplc="080A0005" w:tentative="1">
-      <w:start w:val="1"/>
-      <w:numFmt w:val="bullet"/>
-      <w:lvlText w:val=""/>
-      <w:lvlJc w:val="left"/>
-      <w:pPr>
-        <w:ind w:left="7189" w:hanging="360"/>
-      </w:pPr>
-      <w:rPr>
-        <w:rFonts w:ascii="Wingdings" w:hAnsi="Wingdings" w:hint="default"/>
-      </w:rPr>
-    </w:lvl>
-  </w:abstractNum>
-  <w:abstractNum w:abstractNumId="38" w15:restartNumberingAfterBreak="0">
-    <w:nsid w:val="60196389"/>
-    <w:multiLevelType w:val="multilevel"/>
-    <w:tmpl w:val="9ED6DDF2"/>
-    <w:lvl w:ilvl="0">
-      <w:start w:val="3"/>
-      <w:numFmt w:val="decimal"/>
-      <w:lvlText w:val="%1"/>
-      <w:lvlJc w:val="left"/>
-      <w:pPr>
-        <w:ind w:left="420" w:hanging="420"/>
-      </w:pPr>
-      <w:rPr>
-        <w:rFonts w:hint="default"/>
-      </w:rPr>
-    </w:lvl>
-    <w:lvl w:ilvl="1">
-      <w:start w:val="1"/>
-      <w:numFmt w:val="decimal"/>
-      <w:lvlText w:val="%1.%2"/>
-      <w:lvlJc w:val="left"/>
-      <w:pPr>
-        <w:ind w:left="1003" w:hanging="720"/>
-      </w:pPr>
-      <w:rPr>
-        <w:rFonts w:hint="default"/>
-      </w:rPr>
-    </w:lvl>
-    <w:lvl w:ilvl="2">
-      <w:start w:val="1"/>
-      <w:numFmt w:val="decimal"/>
-      <w:lvlText w:val="%1.%2.%3"/>
-      <w:lvlJc w:val="left"/>
-      <w:pPr>
-        <w:ind w:left="1286" w:hanging="720"/>
-      </w:pPr>
-      <w:rPr>
-        <w:rFonts w:hint="default"/>
-      </w:rPr>
-    </w:lvl>
-    <w:lvl w:ilvl="3">
-      <w:start w:val="1"/>
-      <w:numFmt w:val="decimal"/>
-      <w:lvlText w:val="%1.%2.%3.%4"/>
-      <w:lvlJc w:val="left"/>
-      <w:pPr>
-        <w:ind w:left="1929" w:hanging="1080"/>
-      </w:pPr>
-      <w:rPr>
-        <w:rFonts w:hint="default"/>
-      </w:rPr>
-    </w:lvl>
-    <w:lvl w:ilvl="4">
-      <w:start w:val="1"/>
-      <w:numFmt w:val="decimal"/>
-      <w:lvlText w:val="%1.%2.%3.%4.%5"/>
-      <w:lvlJc w:val="left"/>
-      <w:pPr>
-        <w:ind w:left="2572" w:hanging="1440"/>
-      </w:pPr>
-      <w:rPr>
-        <w:rFonts w:hint="default"/>
-      </w:rPr>
-    </w:lvl>
-    <w:lvl w:ilvl="5">
-      <w:start w:val="1"/>
-      <w:numFmt w:val="decimal"/>
-      <w:lvlText w:val="%1.%2.%3.%4.%5.%6"/>
-      <w:lvlJc w:val="left"/>
-      <w:pPr>
-        <w:ind w:left="2855" w:hanging="1440"/>
-      </w:pPr>
-      <w:rPr>
-        <w:rFonts w:hint="default"/>
-      </w:rPr>
-    </w:lvl>
-    <w:lvl w:ilvl="6">
-      <w:start w:val="1"/>
-      <w:numFmt w:val="decimal"/>
-      <w:lvlText w:val="%1.%2.%3.%4.%5.%6.%7"/>
-      <w:lvlJc w:val="left"/>
-      <w:pPr>
-        <w:ind w:left="3498" w:hanging="1800"/>
-      </w:pPr>
-      <w:rPr>
-        <w:rFonts w:hint="default"/>
-      </w:rPr>
-    </w:lvl>
-    <w:lvl w:ilvl="7">
-      <w:start w:val="1"/>
-      <w:numFmt w:val="decimal"/>
-      <w:lvlText w:val="%1.%2.%3.%4.%5.%6.%7.%8"/>
-      <w:lvlJc w:val="left"/>
-      <w:pPr>
-        <w:ind w:left="4141" w:hanging="2160"/>
-      </w:pPr>
-      <w:rPr>
-        <w:rFonts w:hint="default"/>
-      </w:rPr>
-    </w:lvl>
-    <w:lvl w:ilvl="8">
-      <w:start w:val="1"/>
-      <w:numFmt w:val="decimal"/>
-      <w:lvlText w:val="%1.%2.%3.%4.%5.%6.%7.%8.%9"/>
-      <w:lvlJc w:val="left"/>
-      <w:pPr>
-        <w:ind w:left="4424" w:hanging="2160"/>
-      </w:pPr>
-      <w:rPr>
-        <w:rFonts w:hint="default"/>
-      </w:rPr>
-    </w:lvl>
-  </w:abstractNum>
-  <w:abstractNum w:abstractNumId="39" w15:restartNumberingAfterBreak="0">
-    <w:nsid w:val="60F67640"/>
-    <w:multiLevelType w:val="hybridMultilevel"/>
-    <w:tmpl w:val="94948420"/>
-    <w:lvl w:ilvl="0" w:tplc="080A0001">
-      <w:start w:val="1"/>
-      <w:numFmt w:val="bullet"/>
-      <w:lvlText w:val=""/>
-      <w:lvlJc w:val="left"/>
-      <w:pPr>
-        <w:ind w:left="1429" w:hanging="360"/>
-      </w:pPr>
-      <w:rPr>
-        <w:rFonts w:ascii="Symbol" w:hAnsi="Symbol" w:hint="default"/>
-      </w:rPr>
-    </w:lvl>
-    <w:lvl w:ilvl="1" w:tplc="080A0003" w:tentative="1">
-      <w:start w:val="1"/>
-      <w:numFmt w:val="bullet"/>
-      <w:lvlText w:val="o"/>
-      <w:lvlJc w:val="left"/>
-      <w:pPr>
-        <w:ind w:left="2149" w:hanging="360"/>
-      </w:pPr>
-      <w:rPr>
-        <w:rFonts w:ascii="Courier New" w:hAnsi="Courier New" w:cs="Courier New" w:hint="default"/>
-      </w:rPr>
-    </w:lvl>
-    <w:lvl w:ilvl="2" w:tplc="080A0005" w:tentative="1">
-      <w:start w:val="1"/>
-      <w:numFmt w:val="bullet"/>
-      <w:lvlText w:val=""/>
-      <w:lvlJc w:val="left"/>
-      <w:pPr>
-        <w:ind w:left="2869" w:hanging="360"/>
-      </w:pPr>
-      <w:rPr>
-        <w:rFonts w:ascii="Wingdings" w:hAnsi="Wingdings" w:hint="default"/>
-      </w:rPr>
-    </w:lvl>
-    <w:lvl w:ilvl="3" w:tplc="080A0001" w:tentative="1">
-      <w:start w:val="1"/>
-      <w:numFmt w:val="bullet"/>
-      <w:lvlText w:val=""/>
-      <w:lvlJc w:val="left"/>
-      <w:pPr>
-        <w:ind w:left="3589" w:hanging="360"/>
-      </w:pPr>
-      <w:rPr>
-        <w:rFonts w:ascii="Symbol" w:hAnsi="Symbol" w:hint="default"/>
-      </w:rPr>
-    </w:lvl>
-    <w:lvl w:ilvl="4" w:tplc="080A0003" w:tentative="1">
-      <w:start w:val="1"/>
-      <w:numFmt w:val="bullet"/>
-      <w:lvlText w:val="o"/>
-      <w:lvlJc w:val="left"/>
-      <w:pPr>
-        <w:ind w:left="4309" w:hanging="360"/>
-      </w:pPr>
-      <w:rPr>
-        <w:rFonts w:ascii="Courier New" w:hAnsi="Courier New" w:cs="Courier New" w:hint="default"/>
-      </w:rPr>
-    </w:lvl>
-    <w:lvl w:ilvl="5" w:tplc="080A0005" w:tentative="1">
-      <w:start w:val="1"/>
-      <w:numFmt w:val="bullet"/>
-      <w:lvlText w:val=""/>
-      <w:lvlJc w:val="left"/>
-      <w:pPr>
-        <w:ind w:left="5029" w:hanging="360"/>
-      </w:pPr>
-      <w:rPr>
-        <w:rFonts w:ascii="Wingdings" w:hAnsi="Wingdings" w:hint="default"/>
-      </w:rPr>
-    </w:lvl>
-    <w:lvl w:ilvl="6" w:tplc="080A0001" w:tentative="1">
-      <w:start w:val="1"/>
-      <w:numFmt w:val="bullet"/>
-      <w:lvlText w:val=""/>
-      <w:lvlJc w:val="left"/>
-      <w:pPr>
-        <w:ind w:left="5749" w:hanging="360"/>
-      </w:pPr>
-      <w:rPr>
-        <w:rFonts w:ascii="Symbol" w:hAnsi="Symbol" w:hint="default"/>
-      </w:rPr>
-    </w:lvl>
-    <w:lvl w:ilvl="7" w:tplc="080A0003" w:tentative="1">
-      <w:start w:val="1"/>
-      <w:numFmt w:val="bullet"/>
-      <w:lvlText w:val="o"/>
-      <w:lvlJc w:val="left"/>
-      <w:pPr>
-        <w:ind w:left="6469" w:hanging="360"/>
-      </w:pPr>
-      <w:rPr>
-        <w:rFonts w:ascii="Courier New" w:hAnsi="Courier New" w:cs="Courier New" w:hint="default"/>
-      </w:rPr>
-    </w:lvl>
-    <w:lvl w:ilvl="8" w:tplc="080A0005" w:tentative="1">
-      <w:start w:val="1"/>
-      <w:numFmt w:val="bullet"/>
-      <w:lvlText w:val=""/>
-      <w:lvlJc w:val="left"/>
-      <w:pPr>
-        <w:ind w:left="7189" w:hanging="360"/>
-      </w:pPr>
-      <w:rPr>
-        <w:rFonts w:ascii="Wingdings" w:hAnsi="Wingdings" w:hint="default"/>
-      </w:rPr>
-    </w:lvl>
-  </w:abstractNum>
-  <w:abstractNum w:abstractNumId="40" w15:restartNumberingAfterBreak="0">
+  <w:abstractNum w:abstractNumId="15" w15:restartNumberingAfterBreak="0">
     <w:nsid w:val="635F0FCE"/>
     <w:multiLevelType w:val="hybridMultilevel"/>
     <w:tmpl w:val="F286B014"/>
@@ -12291,459 +9498,7 @@
       </w:rPr>
     </w:lvl>
   </w:abstractNum>
-  <w:abstractNum w:abstractNumId="41" w15:restartNumberingAfterBreak="0">
-    <w:nsid w:val="68AE34FA"/>
-    <w:multiLevelType w:val="hybridMultilevel"/>
-    <w:tmpl w:val="BE16C638"/>
-    <w:lvl w:ilvl="0" w:tplc="240A0003">
-      <w:start w:val="1"/>
-      <w:numFmt w:val="bullet"/>
-      <w:lvlText w:val="o"/>
-      <w:lvlJc w:val="left"/>
-      <w:pPr>
-        <w:ind w:left="2149" w:hanging="360"/>
-      </w:pPr>
-      <w:rPr>
-        <w:rFonts w:ascii="Courier New" w:hAnsi="Courier New" w:cs="Courier New" w:hint="default"/>
-      </w:rPr>
-    </w:lvl>
-    <w:lvl w:ilvl="1" w:tplc="080A0003" w:tentative="1">
-      <w:start w:val="1"/>
-      <w:numFmt w:val="bullet"/>
-      <w:lvlText w:val="o"/>
-      <w:lvlJc w:val="left"/>
-      <w:pPr>
-        <w:ind w:left="2869" w:hanging="360"/>
-      </w:pPr>
-      <w:rPr>
-        <w:rFonts w:ascii="Courier New" w:hAnsi="Courier New" w:cs="Courier New" w:hint="default"/>
-      </w:rPr>
-    </w:lvl>
-    <w:lvl w:ilvl="2" w:tplc="080A0005" w:tentative="1">
-      <w:start w:val="1"/>
-      <w:numFmt w:val="bullet"/>
-      <w:lvlText w:val=""/>
-      <w:lvlJc w:val="left"/>
-      <w:pPr>
-        <w:ind w:left="3589" w:hanging="360"/>
-      </w:pPr>
-      <w:rPr>
-        <w:rFonts w:ascii="Wingdings" w:hAnsi="Wingdings" w:hint="default"/>
-      </w:rPr>
-    </w:lvl>
-    <w:lvl w:ilvl="3" w:tplc="080A0001" w:tentative="1">
-      <w:start w:val="1"/>
-      <w:numFmt w:val="bullet"/>
-      <w:lvlText w:val=""/>
-      <w:lvlJc w:val="left"/>
-      <w:pPr>
-        <w:ind w:left="4309" w:hanging="360"/>
-      </w:pPr>
-      <w:rPr>
-        <w:rFonts w:ascii="Symbol" w:hAnsi="Symbol" w:hint="default"/>
-      </w:rPr>
-    </w:lvl>
-    <w:lvl w:ilvl="4" w:tplc="080A0003" w:tentative="1">
-      <w:start w:val="1"/>
-      <w:numFmt w:val="bullet"/>
-      <w:lvlText w:val="o"/>
-      <w:lvlJc w:val="left"/>
-      <w:pPr>
-        <w:ind w:left="5029" w:hanging="360"/>
-      </w:pPr>
-      <w:rPr>
-        <w:rFonts w:ascii="Courier New" w:hAnsi="Courier New" w:cs="Courier New" w:hint="default"/>
-      </w:rPr>
-    </w:lvl>
-    <w:lvl w:ilvl="5" w:tplc="080A0005" w:tentative="1">
-      <w:start w:val="1"/>
-      <w:numFmt w:val="bullet"/>
-      <w:lvlText w:val=""/>
-      <w:lvlJc w:val="left"/>
-      <w:pPr>
-        <w:ind w:left="5749" w:hanging="360"/>
-      </w:pPr>
-      <w:rPr>
-        <w:rFonts w:ascii="Wingdings" w:hAnsi="Wingdings" w:hint="default"/>
-      </w:rPr>
-    </w:lvl>
-    <w:lvl w:ilvl="6" w:tplc="080A0001" w:tentative="1">
-      <w:start w:val="1"/>
-      <w:numFmt w:val="bullet"/>
-      <w:lvlText w:val=""/>
-      <w:lvlJc w:val="left"/>
-      <w:pPr>
-        <w:ind w:left="6469" w:hanging="360"/>
-      </w:pPr>
-      <w:rPr>
-        <w:rFonts w:ascii="Symbol" w:hAnsi="Symbol" w:hint="default"/>
-      </w:rPr>
-    </w:lvl>
-    <w:lvl w:ilvl="7" w:tplc="080A0003" w:tentative="1">
-      <w:start w:val="1"/>
-      <w:numFmt w:val="bullet"/>
-      <w:lvlText w:val="o"/>
-      <w:lvlJc w:val="left"/>
-      <w:pPr>
-        <w:ind w:left="7189" w:hanging="360"/>
-      </w:pPr>
-      <w:rPr>
-        <w:rFonts w:ascii="Courier New" w:hAnsi="Courier New" w:cs="Courier New" w:hint="default"/>
-      </w:rPr>
-    </w:lvl>
-    <w:lvl w:ilvl="8" w:tplc="080A0005" w:tentative="1">
-      <w:start w:val="1"/>
-      <w:numFmt w:val="bullet"/>
-      <w:lvlText w:val=""/>
-      <w:lvlJc w:val="left"/>
-      <w:pPr>
-        <w:ind w:left="7909" w:hanging="360"/>
-      </w:pPr>
-      <w:rPr>
-        <w:rFonts w:ascii="Wingdings" w:hAnsi="Wingdings" w:hint="default"/>
-      </w:rPr>
-    </w:lvl>
-  </w:abstractNum>
-  <w:abstractNum w:abstractNumId="42" w15:restartNumberingAfterBreak="0">
-    <w:nsid w:val="696C1AA1"/>
-    <w:multiLevelType w:val="hybridMultilevel"/>
-    <w:tmpl w:val="BB2AB7B6"/>
-    <w:lvl w:ilvl="0" w:tplc="080A0001">
-      <w:start w:val="1"/>
-      <w:numFmt w:val="bullet"/>
-      <w:lvlText w:val=""/>
-      <w:lvlJc w:val="left"/>
-      <w:pPr>
-        <w:ind w:left="1429" w:hanging="360"/>
-      </w:pPr>
-      <w:rPr>
-        <w:rFonts w:ascii="Symbol" w:hAnsi="Symbol" w:hint="default"/>
-      </w:rPr>
-    </w:lvl>
-    <w:lvl w:ilvl="1" w:tplc="080A0003" w:tentative="1">
-      <w:start w:val="1"/>
-      <w:numFmt w:val="bullet"/>
-      <w:lvlText w:val="o"/>
-      <w:lvlJc w:val="left"/>
-      <w:pPr>
-        <w:ind w:left="2149" w:hanging="360"/>
-      </w:pPr>
-      <w:rPr>
-        <w:rFonts w:ascii="Courier New" w:hAnsi="Courier New" w:cs="Courier New" w:hint="default"/>
-      </w:rPr>
-    </w:lvl>
-    <w:lvl w:ilvl="2" w:tplc="080A0005" w:tentative="1">
-      <w:start w:val="1"/>
-      <w:numFmt w:val="bullet"/>
-      <w:lvlText w:val=""/>
-      <w:lvlJc w:val="left"/>
-      <w:pPr>
-        <w:ind w:left="2869" w:hanging="360"/>
-      </w:pPr>
-      <w:rPr>
-        <w:rFonts w:ascii="Wingdings" w:hAnsi="Wingdings" w:hint="default"/>
-      </w:rPr>
-    </w:lvl>
-    <w:lvl w:ilvl="3" w:tplc="080A0001" w:tentative="1">
-      <w:start w:val="1"/>
-      <w:numFmt w:val="bullet"/>
-      <w:lvlText w:val=""/>
-      <w:lvlJc w:val="left"/>
-      <w:pPr>
-        <w:ind w:left="3589" w:hanging="360"/>
-      </w:pPr>
-      <w:rPr>
-        <w:rFonts w:ascii="Symbol" w:hAnsi="Symbol" w:hint="default"/>
-      </w:rPr>
-    </w:lvl>
-    <w:lvl w:ilvl="4" w:tplc="080A0003" w:tentative="1">
-      <w:start w:val="1"/>
-      <w:numFmt w:val="bullet"/>
-      <w:lvlText w:val="o"/>
-      <w:lvlJc w:val="left"/>
-      <w:pPr>
-        <w:ind w:left="4309" w:hanging="360"/>
-      </w:pPr>
-      <w:rPr>
-        <w:rFonts w:ascii="Courier New" w:hAnsi="Courier New" w:cs="Courier New" w:hint="default"/>
-      </w:rPr>
-    </w:lvl>
-    <w:lvl w:ilvl="5" w:tplc="080A0005" w:tentative="1">
-      <w:start w:val="1"/>
-      <w:numFmt w:val="bullet"/>
-      <w:lvlText w:val=""/>
-      <w:lvlJc w:val="left"/>
-      <w:pPr>
-        <w:ind w:left="5029" w:hanging="360"/>
-      </w:pPr>
-      <w:rPr>
-        <w:rFonts w:ascii="Wingdings" w:hAnsi="Wingdings" w:hint="default"/>
-      </w:rPr>
-    </w:lvl>
-    <w:lvl w:ilvl="6" w:tplc="080A0001" w:tentative="1">
-      <w:start w:val="1"/>
-      <w:numFmt w:val="bullet"/>
-      <w:lvlText w:val=""/>
-      <w:lvlJc w:val="left"/>
-      <w:pPr>
-        <w:ind w:left="5749" w:hanging="360"/>
-      </w:pPr>
-      <w:rPr>
-        <w:rFonts w:ascii="Symbol" w:hAnsi="Symbol" w:hint="default"/>
-      </w:rPr>
-    </w:lvl>
-    <w:lvl w:ilvl="7" w:tplc="080A0003" w:tentative="1">
-      <w:start w:val="1"/>
-      <w:numFmt w:val="bullet"/>
-      <w:lvlText w:val="o"/>
-      <w:lvlJc w:val="left"/>
-      <w:pPr>
-        <w:ind w:left="6469" w:hanging="360"/>
-      </w:pPr>
-      <w:rPr>
-        <w:rFonts w:ascii="Courier New" w:hAnsi="Courier New" w:cs="Courier New" w:hint="default"/>
-      </w:rPr>
-    </w:lvl>
-    <w:lvl w:ilvl="8" w:tplc="080A0005" w:tentative="1">
-      <w:start w:val="1"/>
-      <w:numFmt w:val="bullet"/>
-      <w:lvlText w:val=""/>
-      <w:lvlJc w:val="left"/>
-      <w:pPr>
-        <w:ind w:left="7189" w:hanging="360"/>
-      </w:pPr>
-      <w:rPr>
-        <w:rFonts w:ascii="Wingdings" w:hAnsi="Wingdings" w:hint="default"/>
-      </w:rPr>
-    </w:lvl>
-  </w:abstractNum>
-  <w:abstractNum w:abstractNumId="43" w15:restartNumberingAfterBreak="0">
-    <w:nsid w:val="6A1031CD"/>
-    <w:multiLevelType w:val="hybridMultilevel"/>
-    <w:tmpl w:val="7EA88C42"/>
-    <w:lvl w:ilvl="0" w:tplc="080A0001">
-      <w:start w:val="1"/>
-      <w:numFmt w:val="bullet"/>
-      <w:lvlText w:val=""/>
-      <w:lvlJc w:val="left"/>
-      <w:pPr>
-        <w:ind w:left="1429" w:hanging="360"/>
-      </w:pPr>
-      <w:rPr>
-        <w:rFonts w:ascii="Symbol" w:hAnsi="Symbol" w:hint="default"/>
-      </w:rPr>
-    </w:lvl>
-    <w:lvl w:ilvl="1" w:tplc="080A0003" w:tentative="1">
-      <w:start w:val="1"/>
-      <w:numFmt w:val="bullet"/>
-      <w:lvlText w:val="o"/>
-      <w:lvlJc w:val="left"/>
-      <w:pPr>
-        <w:ind w:left="2149" w:hanging="360"/>
-      </w:pPr>
-      <w:rPr>
-        <w:rFonts w:ascii="Courier New" w:hAnsi="Courier New" w:cs="Courier New" w:hint="default"/>
-      </w:rPr>
-    </w:lvl>
-    <w:lvl w:ilvl="2" w:tplc="080A0005" w:tentative="1">
-      <w:start w:val="1"/>
-      <w:numFmt w:val="bullet"/>
-      <w:lvlText w:val=""/>
-      <w:lvlJc w:val="left"/>
-      <w:pPr>
-        <w:ind w:left="2869" w:hanging="360"/>
-      </w:pPr>
-      <w:rPr>
-        <w:rFonts w:ascii="Wingdings" w:hAnsi="Wingdings" w:hint="default"/>
-      </w:rPr>
-    </w:lvl>
-    <w:lvl w:ilvl="3" w:tplc="080A0001" w:tentative="1">
-      <w:start w:val="1"/>
-      <w:numFmt w:val="bullet"/>
-      <w:lvlText w:val=""/>
-      <w:lvlJc w:val="left"/>
-      <w:pPr>
-        <w:ind w:left="3589" w:hanging="360"/>
-      </w:pPr>
-      <w:rPr>
-        <w:rFonts w:ascii="Symbol" w:hAnsi="Symbol" w:hint="default"/>
-      </w:rPr>
-    </w:lvl>
-    <w:lvl w:ilvl="4" w:tplc="080A0003" w:tentative="1">
-      <w:start w:val="1"/>
-      <w:numFmt w:val="bullet"/>
-      <w:lvlText w:val="o"/>
-      <w:lvlJc w:val="left"/>
-      <w:pPr>
-        <w:ind w:left="4309" w:hanging="360"/>
-      </w:pPr>
-      <w:rPr>
-        <w:rFonts w:ascii="Courier New" w:hAnsi="Courier New" w:cs="Courier New" w:hint="default"/>
-      </w:rPr>
-    </w:lvl>
-    <w:lvl w:ilvl="5" w:tplc="080A0005" w:tentative="1">
-      <w:start w:val="1"/>
-      <w:numFmt w:val="bullet"/>
-      <w:lvlText w:val=""/>
-      <w:lvlJc w:val="left"/>
-      <w:pPr>
-        <w:ind w:left="5029" w:hanging="360"/>
-      </w:pPr>
-      <w:rPr>
-        <w:rFonts w:ascii="Wingdings" w:hAnsi="Wingdings" w:hint="default"/>
-      </w:rPr>
-    </w:lvl>
-    <w:lvl w:ilvl="6" w:tplc="080A0001" w:tentative="1">
-      <w:start w:val="1"/>
-      <w:numFmt w:val="bullet"/>
-      <w:lvlText w:val=""/>
-      <w:lvlJc w:val="left"/>
-      <w:pPr>
-        <w:ind w:left="5749" w:hanging="360"/>
-      </w:pPr>
-      <w:rPr>
-        <w:rFonts w:ascii="Symbol" w:hAnsi="Symbol" w:hint="default"/>
-      </w:rPr>
-    </w:lvl>
-    <w:lvl w:ilvl="7" w:tplc="080A0003" w:tentative="1">
-      <w:start w:val="1"/>
-      <w:numFmt w:val="bullet"/>
-      <w:lvlText w:val="o"/>
-      <w:lvlJc w:val="left"/>
-      <w:pPr>
-        <w:ind w:left="6469" w:hanging="360"/>
-      </w:pPr>
-      <w:rPr>
-        <w:rFonts w:ascii="Courier New" w:hAnsi="Courier New" w:cs="Courier New" w:hint="default"/>
-      </w:rPr>
-    </w:lvl>
-    <w:lvl w:ilvl="8" w:tplc="080A0005" w:tentative="1">
-      <w:start w:val="1"/>
-      <w:numFmt w:val="bullet"/>
-      <w:lvlText w:val=""/>
-      <w:lvlJc w:val="left"/>
-      <w:pPr>
-        <w:ind w:left="7189" w:hanging="360"/>
-      </w:pPr>
-      <w:rPr>
-        <w:rFonts w:ascii="Wingdings" w:hAnsi="Wingdings" w:hint="default"/>
-      </w:rPr>
-    </w:lvl>
-  </w:abstractNum>
-  <w:abstractNum w:abstractNumId="44" w15:restartNumberingAfterBreak="0">
-    <w:nsid w:val="6C0D7888"/>
-    <w:multiLevelType w:val="hybridMultilevel"/>
-    <w:tmpl w:val="8A009C6A"/>
-    <w:lvl w:ilvl="0" w:tplc="080A0001">
-      <w:start w:val="1"/>
-      <w:numFmt w:val="bullet"/>
-      <w:lvlText w:val=""/>
-      <w:lvlJc w:val="left"/>
-      <w:pPr>
-        <w:ind w:left="1429" w:hanging="360"/>
-      </w:pPr>
-      <w:rPr>
-        <w:rFonts w:ascii="Symbol" w:hAnsi="Symbol" w:hint="default"/>
-      </w:rPr>
-    </w:lvl>
-    <w:lvl w:ilvl="1" w:tplc="080A0003" w:tentative="1">
-      <w:start w:val="1"/>
-      <w:numFmt w:val="bullet"/>
-      <w:lvlText w:val="o"/>
-      <w:lvlJc w:val="left"/>
-      <w:pPr>
-        <w:ind w:left="2149" w:hanging="360"/>
-      </w:pPr>
-      <w:rPr>
-        <w:rFonts w:ascii="Courier New" w:hAnsi="Courier New" w:cs="Courier New" w:hint="default"/>
-      </w:rPr>
-    </w:lvl>
-    <w:lvl w:ilvl="2" w:tplc="080A0005" w:tentative="1">
-      <w:start w:val="1"/>
-      <w:numFmt w:val="bullet"/>
-      <w:lvlText w:val=""/>
-      <w:lvlJc w:val="left"/>
-      <w:pPr>
-        <w:ind w:left="2869" w:hanging="360"/>
-      </w:pPr>
-      <w:rPr>
-        <w:rFonts w:ascii="Wingdings" w:hAnsi="Wingdings" w:hint="default"/>
-      </w:rPr>
-    </w:lvl>
-    <w:lvl w:ilvl="3" w:tplc="080A0001" w:tentative="1">
-      <w:start w:val="1"/>
-      <w:numFmt w:val="bullet"/>
-      <w:lvlText w:val=""/>
-      <w:lvlJc w:val="left"/>
-      <w:pPr>
-        <w:ind w:left="3589" w:hanging="360"/>
-      </w:pPr>
-      <w:rPr>
-        <w:rFonts w:ascii="Symbol" w:hAnsi="Symbol" w:hint="default"/>
-      </w:rPr>
-    </w:lvl>
-    <w:lvl w:ilvl="4" w:tplc="080A0003" w:tentative="1">
-      <w:start w:val="1"/>
-      <w:numFmt w:val="bullet"/>
-      <w:lvlText w:val="o"/>
-      <w:lvlJc w:val="left"/>
-      <w:pPr>
-        <w:ind w:left="4309" w:hanging="360"/>
-      </w:pPr>
-      <w:rPr>
-        <w:rFonts w:ascii="Courier New" w:hAnsi="Courier New" w:cs="Courier New" w:hint="default"/>
-      </w:rPr>
-    </w:lvl>
-    <w:lvl w:ilvl="5" w:tplc="080A0005" w:tentative="1">
-      <w:start w:val="1"/>
-      <w:numFmt w:val="bullet"/>
-      <w:lvlText w:val=""/>
-      <w:lvlJc w:val="left"/>
-      <w:pPr>
-        <w:ind w:left="5029" w:hanging="360"/>
-      </w:pPr>
-      <w:rPr>
-        <w:rFonts w:ascii="Wingdings" w:hAnsi="Wingdings" w:hint="default"/>
-      </w:rPr>
-    </w:lvl>
-    <w:lvl w:ilvl="6" w:tplc="080A0001" w:tentative="1">
-      <w:start w:val="1"/>
-      <w:numFmt w:val="bullet"/>
-      <w:lvlText w:val=""/>
-      <w:lvlJc w:val="left"/>
-      <w:pPr>
-        <w:ind w:left="5749" w:hanging="360"/>
-      </w:pPr>
-      <w:rPr>
-        <w:rFonts w:ascii="Symbol" w:hAnsi="Symbol" w:hint="default"/>
-      </w:rPr>
-    </w:lvl>
-    <w:lvl w:ilvl="7" w:tplc="080A0003" w:tentative="1">
-      <w:start w:val="1"/>
-      <w:numFmt w:val="bullet"/>
-      <w:lvlText w:val="o"/>
-      <w:lvlJc w:val="left"/>
-      <w:pPr>
-        <w:ind w:left="6469" w:hanging="360"/>
-      </w:pPr>
-      <w:rPr>
-        <w:rFonts w:ascii="Courier New" w:hAnsi="Courier New" w:cs="Courier New" w:hint="default"/>
-      </w:rPr>
-    </w:lvl>
-    <w:lvl w:ilvl="8" w:tplc="080A0005" w:tentative="1">
-      <w:start w:val="1"/>
-      <w:numFmt w:val="bullet"/>
-      <w:lvlText w:val=""/>
-      <w:lvlJc w:val="left"/>
-      <w:pPr>
-        <w:ind w:left="7189" w:hanging="360"/>
-      </w:pPr>
-      <w:rPr>
-        <w:rFonts w:ascii="Wingdings" w:hAnsi="Wingdings" w:hint="default"/>
-      </w:rPr>
-    </w:lvl>
-  </w:abstractNum>
-  <w:abstractNum w:abstractNumId="45" w15:restartNumberingAfterBreak="0">
+  <w:abstractNum w:abstractNumId="16" w15:restartNumberingAfterBreak="0">
     <w:nsid w:val="709E24DB"/>
     <w:multiLevelType w:val="hybridMultilevel"/>
     <w:tmpl w:val="41884BA6"/>
@@ -12858,206 +9613,7 @@
       </w:pPr>
     </w:lvl>
   </w:abstractNum>
-  <w:abstractNum w:abstractNumId="46" w15:restartNumberingAfterBreak="0">
-    <w:nsid w:val="71F92F0C"/>
-    <w:multiLevelType w:val="hybridMultilevel"/>
-    <w:tmpl w:val="8DBCF770"/>
-    <w:lvl w:ilvl="0" w:tplc="080A0017">
-      <w:start w:val="1"/>
-      <w:numFmt w:val="lowerLetter"/>
-      <w:lvlText w:val="%1)"/>
-      <w:lvlJc w:val="left"/>
-      <w:pPr>
-        <w:ind w:left="1429" w:hanging="360"/>
-      </w:pPr>
-    </w:lvl>
-    <w:lvl w:ilvl="1" w:tplc="080A0019" w:tentative="1">
-      <w:start w:val="1"/>
-      <w:numFmt w:val="lowerLetter"/>
-      <w:lvlText w:val="%2."/>
-      <w:lvlJc w:val="left"/>
-      <w:pPr>
-        <w:ind w:left="2149" w:hanging="360"/>
-      </w:pPr>
-    </w:lvl>
-    <w:lvl w:ilvl="2" w:tplc="080A001B" w:tentative="1">
-      <w:start w:val="1"/>
-      <w:numFmt w:val="lowerRoman"/>
-      <w:lvlText w:val="%3."/>
-      <w:lvlJc w:val="right"/>
-      <w:pPr>
-        <w:ind w:left="2869" w:hanging="180"/>
-      </w:pPr>
-    </w:lvl>
-    <w:lvl w:ilvl="3" w:tplc="080A000F" w:tentative="1">
-      <w:start w:val="1"/>
-      <w:numFmt w:val="decimal"/>
-      <w:lvlText w:val="%4."/>
-      <w:lvlJc w:val="left"/>
-      <w:pPr>
-        <w:ind w:left="3589" w:hanging="360"/>
-      </w:pPr>
-    </w:lvl>
-    <w:lvl w:ilvl="4" w:tplc="080A0019" w:tentative="1">
-      <w:start w:val="1"/>
-      <w:numFmt w:val="lowerLetter"/>
-      <w:lvlText w:val="%5."/>
-      <w:lvlJc w:val="left"/>
-      <w:pPr>
-        <w:ind w:left="4309" w:hanging="360"/>
-      </w:pPr>
-    </w:lvl>
-    <w:lvl w:ilvl="5" w:tplc="080A001B" w:tentative="1">
-      <w:start w:val="1"/>
-      <w:numFmt w:val="lowerRoman"/>
-      <w:lvlText w:val="%6."/>
-      <w:lvlJc w:val="right"/>
-      <w:pPr>
-        <w:ind w:left="5029" w:hanging="180"/>
-      </w:pPr>
-    </w:lvl>
-    <w:lvl w:ilvl="6" w:tplc="080A000F" w:tentative="1">
-      <w:start w:val="1"/>
-      <w:numFmt w:val="decimal"/>
-      <w:lvlText w:val="%7."/>
-      <w:lvlJc w:val="left"/>
-      <w:pPr>
-        <w:ind w:left="5749" w:hanging="360"/>
-      </w:pPr>
-    </w:lvl>
-    <w:lvl w:ilvl="7" w:tplc="080A0019" w:tentative="1">
-      <w:start w:val="1"/>
-      <w:numFmt w:val="lowerLetter"/>
-      <w:lvlText w:val="%8."/>
-      <w:lvlJc w:val="left"/>
-      <w:pPr>
-        <w:ind w:left="6469" w:hanging="360"/>
-      </w:pPr>
-    </w:lvl>
-    <w:lvl w:ilvl="8" w:tplc="080A001B" w:tentative="1">
-      <w:start w:val="1"/>
-      <w:numFmt w:val="lowerRoman"/>
-      <w:lvlText w:val="%9."/>
-      <w:lvlJc w:val="right"/>
-      <w:pPr>
-        <w:ind w:left="7189" w:hanging="180"/>
-      </w:pPr>
-    </w:lvl>
-  </w:abstractNum>
-  <w:abstractNum w:abstractNumId="47" w15:restartNumberingAfterBreak="0">
-    <w:nsid w:val="7215636E"/>
-    <w:multiLevelType w:val="hybridMultilevel"/>
-    <w:tmpl w:val="59F811FE"/>
-    <w:lvl w:ilvl="0" w:tplc="240A0003">
-      <w:start w:val="1"/>
-      <w:numFmt w:val="bullet"/>
-      <w:lvlText w:val="o"/>
-      <w:lvlJc w:val="left"/>
-      <w:pPr>
-        <w:ind w:left="2149" w:hanging="360"/>
-      </w:pPr>
-      <w:rPr>
-        <w:rFonts w:ascii="Courier New" w:hAnsi="Courier New" w:cs="Courier New" w:hint="default"/>
-      </w:rPr>
-    </w:lvl>
-    <w:lvl w:ilvl="1" w:tplc="080A0003" w:tentative="1">
-      <w:start w:val="1"/>
-      <w:numFmt w:val="bullet"/>
-      <w:lvlText w:val="o"/>
-      <w:lvlJc w:val="left"/>
-      <w:pPr>
-        <w:ind w:left="2869" w:hanging="360"/>
-      </w:pPr>
-      <w:rPr>
-        <w:rFonts w:ascii="Courier New" w:hAnsi="Courier New" w:cs="Courier New" w:hint="default"/>
-      </w:rPr>
-    </w:lvl>
-    <w:lvl w:ilvl="2" w:tplc="080A0005" w:tentative="1">
-      <w:start w:val="1"/>
-      <w:numFmt w:val="bullet"/>
-      <w:lvlText w:val=""/>
-      <w:lvlJc w:val="left"/>
-      <w:pPr>
-        <w:ind w:left="3589" w:hanging="360"/>
-      </w:pPr>
-      <w:rPr>
-        <w:rFonts w:ascii="Wingdings" w:hAnsi="Wingdings" w:hint="default"/>
-      </w:rPr>
-    </w:lvl>
-    <w:lvl w:ilvl="3" w:tplc="080A0001" w:tentative="1">
-      <w:start w:val="1"/>
-      <w:numFmt w:val="bullet"/>
-      <w:lvlText w:val=""/>
-      <w:lvlJc w:val="left"/>
-      <w:pPr>
-        <w:ind w:left="4309" w:hanging="360"/>
-      </w:pPr>
-      <w:rPr>
-        <w:rFonts w:ascii="Symbol" w:hAnsi="Symbol" w:hint="default"/>
-      </w:rPr>
-    </w:lvl>
-    <w:lvl w:ilvl="4" w:tplc="080A0003" w:tentative="1">
-      <w:start w:val="1"/>
-      <w:numFmt w:val="bullet"/>
-      <w:lvlText w:val="o"/>
-      <w:lvlJc w:val="left"/>
-      <w:pPr>
-        <w:ind w:left="5029" w:hanging="360"/>
-      </w:pPr>
-      <w:rPr>
-        <w:rFonts w:ascii="Courier New" w:hAnsi="Courier New" w:cs="Courier New" w:hint="default"/>
-      </w:rPr>
-    </w:lvl>
-    <w:lvl w:ilvl="5" w:tplc="080A0005" w:tentative="1">
-      <w:start w:val="1"/>
-      <w:numFmt w:val="bullet"/>
-      <w:lvlText w:val=""/>
-      <w:lvlJc w:val="left"/>
-      <w:pPr>
-        <w:ind w:left="5749" w:hanging="360"/>
-      </w:pPr>
-      <w:rPr>
-        <w:rFonts w:ascii="Wingdings" w:hAnsi="Wingdings" w:hint="default"/>
-      </w:rPr>
-    </w:lvl>
-    <w:lvl w:ilvl="6" w:tplc="080A0001" w:tentative="1">
-      <w:start w:val="1"/>
-      <w:numFmt w:val="bullet"/>
-      <w:lvlText w:val=""/>
-      <w:lvlJc w:val="left"/>
-      <w:pPr>
-        <w:ind w:left="6469" w:hanging="360"/>
-      </w:pPr>
-      <w:rPr>
-        <w:rFonts w:ascii="Symbol" w:hAnsi="Symbol" w:hint="default"/>
-      </w:rPr>
-    </w:lvl>
-    <w:lvl w:ilvl="7" w:tplc="080A0003" w:tentative="1">
-      <w:start w:val="1"/>
-      <w:numFmt w:val="bullet"/>
-      <w:lvlText w:val="o"/>
-      <w:lvlJc w:val="left"/>
-      <w:pPr>
-        <w:ind w:left="7189" w:hanging="360"/>
-      </w:pPr>
-      <w:rPr>
-        <w:rFonts w:ascii="Courier New" w:hAnsi="Courier New" w:cs="Courier New" w:hint="default"/>
-      </w:rPr>
-    </w:lvl>
-    <w:lvl w:ilvl="8" w:tplc="080A0005" w:tentative="1">
-      <w:start w:val="1"/>
-      <w:numFmt w:val="bullet"/>
-      <w:lvlText w:val=""/>
-      <w:lvlJc w:val="left"/>
-      <w:pPr>
-        <w:ind w:left="7909" w:hanging="360"/>
-      </w:pPr>
-      <w:rPr>
-        <w:rFonts w:ascii="Wingdings" w:hAnsi="Wingdings" w:hint="default"/>
-      </w:rPr>
-    </w:lvl>
-  </w:abstractNum>
-  <w:abstractNum w:abstractNumId="48" w15:restartNumberingAfterBreak="0">
+  <w:abstractNum w:abstractNumId="17" w15:restartNumberingAfterBreak="0">
     <w:nsid w:val="72394059"/>
     <w:multiLevelType w:val="multilevel"/>
     <w:tmpl w:val="3B4E6946"/>
@@ -13180,120 +9736,7 @@
       </w:rPr>
     </w:lvl>
   </w:abstractNum>
-  <w:abstractNum w:abstractNumId="49" w15:restartNumberingAfterBreak="0">
-    <w:nsid w:val="73D91879"/>
-    <w:multiLevelType w:val="hybridMultilevel"/>
-    <w:tmpl w:val="32C65FBC"/>
-    <w:lvl w:ilvl="0" w:tplc="080A0001">
-      <w:start w:val="1"/>
-      <w:numFmt w:val="bullet"/>
-      <w:lvlText w:val=""/>
-      <w:lvlJc w:val="left"/>
-      <w:pPr>
-        <w:ind w:left="1429" w:hanging="360"/>
-      </w:pPr>
-      <w:rPr>
-        <w:rFonts w:ascii="Symbol" w:hAnsi="Symbol" w:hint="default"/>
-      </w:rPr>
-    </w:lvl>
-    <w:lvl w:ilvl="1" w:tplc="080A0003" w:tentative="1">
-      <w:start w:val="1"/>
-      <w:numFmt w:val="bullet"/>
-      <w:lvlText w:val="o"/>
-      <w:lvlJc w:val="left"/>
-      <w:pPr>
-        <w:ind w:left="2149" w:hanging="360"/>
-      </w:pPr>
-      <w:rPr>
-        <w:rFonts w:ascii="Courier New" w:hAnsi="Courier New" w:cs="Courier New" w:hint="default"/>
-      </w:rPr>
-    </w:lvl>
-    <w:lvl w:ilvl="2" w:tplc="080A0005" w:tentative="1">
-      <w:start w:val="1"/>
-      <w:numFmt w:val="bullet"/>
-      <w:lvlText w:val=""/>
-      <w:lvlJc w:val="left"/>
-      <w:pPr>
-        <w:ind w:left="2869" w:hanging="360"/>
-      </w:pPr>
-      <w:rPr>
-        <w:rFonts w:ascii="Wingdings" w:hAnsi="Wingdings" w:hint="default"/>
-      </w:rPr>
-    </w:lvl>
-    <w:lvl w:ilvl="3" w:tplc="080A0001" w:tentative="1">
-      <w:start w:val="1"/>
-      <w:numFmt w:val="bullet"/>
-      <w:lvlText w:val=""/>
-      <w:lvlJc w:val="left"/>
-      <w:pPr>
-        <w:ind w:left="3589" w:hanging="360"/>
-      </w:pPr>
-      <w:rPr>
-        <w:rFonts w:ascii="Symbol" w:hAnsi="Symbol" w:hint="default"/>
-      </w:rPr>
-    </w:lvl>
-    <w:lvl w:ilvl="4" w:tplc="080A0003" w:tentative="1">
-      <w:start w:val="1"/>
-      <w:numFmt w:val="bullet"/>
-      <w:lvlText w:val="o"/>
-      <w:lvlJc w:val="left"/>
-      <w:pPr>
-        <w:ind w:left="4309" w:hanging="360"/>
-      </w:pPr>
-      <w:rPr>
-        <w:rFonts w:ascii="Courier New" w:hAnsi="Courier New" w:cs="Courier New" w:hint="default"/>
-      </w:rPr>
-    </w:lvl>
-    <w:lvl w:ilvl="5" w:tplc="080A0005" w:tentative="1">
-      <w:start w:val="1"/>
-      <w:numFmt w:val="bullet"/>
-      <w:lvlText w:val=""/>
-      <w:lvlJc w:val="left"/>
-      <w:pPr>
-        <w:ind w:left="5029" w:hanging="360"/>
-      </w:pPr>
-      <w:rPr>
-        <w:rFonts w:ascii="Wingdings" w:hAnsi="Wingdings" w:hint="default"/>
-      </w:rPr>
-    </w:lvl>
-    <w:lvl w:ilvl="6" w:tplc="080A0001" w:tentative="1">
-      <w:start w:val="1"/>
-      <w:numFmt w:val="bullet"/>
-      <w:lvlText w:val=""/>
-      <w:lvlJc w:val="left"/>
-      <w:pPr>
-        <w:ind w:left="5749" w:hanging="360"/>
-      </w:pPr>
-      <w:rPr>
-        <w:rFonts w:ascii="Symbol" w:hAnsi="Symbol" w:hint="default"/>
-      </w:rPr>
-    </w:lvl>
-    <w:lvl w:ilvl="7" w:tplc="080A0003" w:tentative="1">
-      <w:start w:val="1"/>
-      <w:numFmt w:val="bullet"/>
-      <w:lvlText w:val="o"/>
-      <w:lvlJc w:val="left"/>
-      <w:pPr>
-        <w:ind w:left="6469" w:hanging="360"/>
-      </w:pPr>
-      <w:rPr>
-        <w:rFonts w:ascii="Courier New" w:hAnsi="Courier New" w:cs="Courier New" w:hint="default"/>
-      </w:rPr>
-    </w:lvl>
-    <w:lvl w:ilvl="8" w:tplc="080A0005" w:tentative="1">
-      <w:start w:val="1"/>
-      <w:numFmt w:val="bullet"/>
-      <w:lvlText w:val=""/>
-      <w:lvlJc w:val="left"/>
-      <w:pPr>
-        <w:ind w:left="7189" w:hanging="360"/>
-      </w:pPr>
-      <w:rPr>
-        <w:rFonts w:ascii="Wingdings" w:hAnsi="Wingdings" w:hint="default"/>
-      </w:rPr>
-    </w:lvl>
-  </w:abstractNum>
-  <w:abstractNum w:abstractNumId="50" w15:restartNumberingAfterBreak="0">
+  <w:abstractNum w:abstractNumId="18" w15:restartNumberingAfterBreak="0">
     <w:nsid w:val="74943236"/>
     <w:multiLevelType w:val="hybridMultilevel"/>
     <w:tmpl w:val="1CC2B376"/>
@@ -13406,233 +9849,7 @@
       </w:rPr>
     </w:lvl>
   </w:abstractNum>
-  <w:abstractNum w:abstractNumId="51" w15:restartNumberingAfterBreak="0">
-    <w:nsid w:val="777A432C"/>
-    <w:multiLevelType w:val="hybridMultilevel"/>
-    <w:tmpl w:val="88A2292A"/>
-    <w:lvl w:ilvl="0" w:tplc="080A0001">
-      <w:start w:val="1"/>
-      <w:numFmt w:val="bullet"/>
-      <w:lvlText w:val=""/>
-      <w:lvlJc w:val="left"/>
-      <w:pPr>
-        <w:ind w:left="1429" w:hanging="360"/>
-      </w:pPr>
-      <w:rPr>
-        <w:rFonts w:ascii="Symbol" w:hAnsi="Symbol" w:hint="default"/>
-      </w:rPr>
-    </w:lvl>
-    <w:lvl w:ilvl="1" w:tplc="080A0003" w:tentative="1">
-      <w:start w:val="1"/>
-      <w:numFmt w:val="bullet"/>
-      <w:lvlText w:val="o"/>
-      <w:lvlJc w:val="left"/>
-      <w:pPr>
-        <w:ind w:left="2149" w:hanging="360"/>
-      </w:pPr>
-      <w:rPr>
-        <w:rFonts w:ascii="Courier New" w:hAnsi="Courier New" w:cs="Courier New" w:hint="default"/>
-      </w:rPr>
-    </w:lvl>
-    <w:lvl w:ilvl="2" w:tplc="080A0005" w:tentative="1">
-      <w:start w:val="1"/>
-      <w:numFmt w:val="bullet"/>
-      <w:lvlText w:val=""/>
-      <w:lvlJc w:val="left"/>
-      <w:pPr>
-        <w:ind w:left="2869" w:hanging="360"/>
-      </w:pPr>
-      <w:rPr>
-        <w:rFonts w:ascii="Wingdings" w:hAnsi="Wingdings" w:hint="default"/>
-      </w:rPr>
-    </w:lvl>
-    <w:lvl w:ilvl="3" w:tplc="080A0001" w:tentative="1">
-      <w:start w:val="1"/>
-      <w:numFmt w:val="bullet"/>
-      <w:lvlText w:val=""/>
-      <w:lvlJc w:val="left"/>
-      <w:pPr>
-        <w:ind w:left="3589" w:hanging="360"/>
-      </w:pPr>
-      <w:rPr>
-        <w:rFonts w:ascii="Symbol" w:hAnsi="Symbol" w:hint="default"/>
-      </w:rPr>
-    </w:lvl>
-    <w:lvl w:ilvl="4" w:tplc="080A0003" w:tentative="1">
-      <w:start w:val="1"/>
-      <w:numFmt w:val="bullet"/>
-      <w:lvlText w:val="o"/>
-      <w:lvlJc w:val="left"/>
-      <w:pPr>
-        <w:ind w:left="4309" w:hanging="360"/>
-      </w:pPr>
-      <w:rPr>
-        <w:rFonts w:ascii="Courier New" w:hAnsi="Courier New" w:cs="Courier New" w:hint="default"/>
-      </w:rPr>
-    </w:lvl>
-    <w:lvl w:ilvl="5" w:tplc="080A0005" w:tentative="1">
-      <w:start w:val="1"/>
-      <w:numFmt w:val="bullet"/>
-      <w:lvlText w:val=""/>
-      <w:lvlJc w:val="left"/>
-      <w:pPr>
-        <w:ind w:left="5029" w:hanging="360"/>
-      </w:pPr>
-      <w:rPr>
-        <w:rFonts w:ascii="Wingdings" w:hAnsi="Wingdings" w:hint="default"/>
-      </w:rPr>
-    </w:lvl>
-    <w:lvl w:ilvl="6" w:tplc="080A0001" w:tentative="1">
-      <w:start w:val="1"/>
-      <w:numFmt w:val="bullet"/>
-      <w:lvlText w:val=""/>
-      <w:lvlJc w:val="left"/>
-      <w:pPr>
-        <w:ind w:left="5749" w:hanging="360"/>
-      </w:pPr>
-      <w:rPr>
-        <w:rFonts w:ascii="Symbol" w:hAnsi="Symbol" w:hint="default"/>
-      </w:rPr>
-    </w:lvl>
-    <w:lvl w:ilvl="7" w:tplc="080A0003" w:tentative="1">
-      <w:start w:val="1"/>
-      <w:numFmt w:val="bullet"/>
-      <w:lvlText w:val="o"/>
-      <w:lvlJc w:val="left"/>
-      <w:pPr>
-        <w:ind w:left="6469" w:hanging="360"/>
-      </w:pPr>
-      <w:rPr>
-        <w:rFonts w:ascii="Courier New" w:hAnsi="Courier New" w:cs="Courier New" w:hint="default"/>
-      </w:rPr>
-    </w:lvl>
-    <w:lvl w:ilvl="8" w:tplc="080A0005" w:tentative="1">
-      <w:start w:val="1"/>
-      <w:numFmt w:val="bullet"/>
-      <w:lvlText w:val=""/>
-      <w:lvlJc w:val="left"/>
-      <w:pPr>
-        <w:ind w:left="7189" w:hanging="360"/>
-      </w:pPr>
-      <w:rPr>
-        <w:rFonts w:ascii="Wingdings" w:hAnsi="Wingdings" w:hint="default"/>
-      </w:rPr>
-    </w:lvl>
-  </w:abstractNum>
-  <w:abstractNum w:abstractNumId="52" w15:restartNumberingAfterBreak="0">
-    <w:nsid w:val="7A525E87"/>
-    <w:multiLevelType w:val="hybridMultilevel"/>
-    <w:tmpl w:val="D5245C7E"/>
-    <w:lvl w:ilvl="0" w:tplc="080A0001">
-      <w:start w:val="1"/>
-      <w:numFmt w:val="bullet"/>
-      <w:lvlText w:val=""/>
-      <w:lvlJc w:val="left"/>
-      <w:pPr>
-        <w:ind w:left="1429" w:hanging="360"/>
-      </w:pPr>
-      <w:rPr>
-        <w:rFonts w:ascii="Symbol" w:hAnsi="Symbol" w:hint="default"/>
-      </w:rPr>
-    </w:lvl>
-    <w:lvl w:ilvl="1" w:tplc="080A0003" w:tentative="1">
-      <w:start w:val="1"/>
-      <w:numFmt w:val="bullet"/>
-      <w:lvlText w:val="o"/>
-      <w:lvlJc w:val="left"/>
-      <w:pPr>
-        <w:ind w:left="2149" w:hanging="360"/>
-      </w:pPr>
-      <w:rPr>
-        <w:rFonts w:ascii="Courier New" w:hAnsi="Courier New" w:cs="Courier New" w:hint="default"/>
-      </w:rPr>
-    </w:lvl>
-    <w:lvl w:ilvl="2" w:tplc="080A0005" w:tentative="1">
-      <w:start w:val="1"/>
-      <w:numFmt w:val="bullet"/>
-      <w:lvlText w:val=""/>
-      <w:lvlJc w:val="left"/>
-      <w:pPr>
-        <w:ind w:left="2869" w:hanging="360"/>
-      </w:pPr>
-      <w:rPr>
-        <w:rFonts w:ascii="Wingdings" w:hAnsi="Wingdings" w:hint="default"/>
-      </w:rPr>
-    </w:lvl>
-    <w:lvl w:ilvl="3" w:tplc="080A0001" w:tentative="1">
-      <w:start w:val="1"/>
-      <w:numFmt w:val="bullet"/>
-      <w:lvlText w:val=""/>
-      <w:lvlJc w:val="left"/>
-      <w:pPr>
-        <w:ind w:left="3589" w:hanging="360"/>
-      </w:pPr>
-      <w:rPr>
-        <w:rFonts w:ascii="Symbol" w:hAnsi="Symbol" w:hint="default"/>
-      </w:rPr>
-    </w:lvl>
-    <w:lvl w:ilvl="4" w:tplc="080A0003" w:tentative="1">
-      <w:start w:val="1"/>
-      <w:numFmt w:val="bullet"/>
-      <w:lvlText w:val="o"/>
-      <w:lvlJc w:val="left"/>
-      <w:pPr>
-        <w:ind w:left="4309" w:hanging="360"/>
-      </w:pPr>
-      <w:rPr>
-        <w:rFonts w:ascii="Courier New" w:hAnsi="Courier New" w:cs="Courier New" w:hint="default"/>
-      </w:rPr>
-    </w:lvl>
-    <w:lvl w:ilvl="5" w:tplc="080A0005" w:tentative="1">
-      <w:start w:val="1"/>
-      <w:numFmt w:val="bullet"/>
-      <w:lvlText w:val=""/>
-      <w:lvlJc w:val="left"/>
-      <w:pPr>
-        <w:ind w:left="5029" w:hanging="360"/>
-      </w:pPr>
-      <w:rPr>
-        <w:rFonts w:ascii="Wingdings" w:hAnsi="Wingdings" w:hint="default"/>
-      </w:rPr>
-    </w:lvl>
-    <w:lvl w:ilvl="6" w:tplc="080A0001" w:tentative="1">
-      <w:start w:val="1"/>
-      <w:numFmt w:val="bullet"/>
-      <w:lvlText w:val=""/>
-      <w:lvlJc w:val="left"/>
-      <w:pPr>
-        <w:ind w:left="5749" w:hanging="360"/>
-      </w:pPr>
-      <w:rPr>
-        <w:rFonts w:ascii="Symbol" w:hAnsi="Symbol" w:hint="default"/>
-      </w:rPr>
-    </w:lvl>
-    <w:lvl w:ilvl="7" w:tplc="080A0003" w:tentative="1">
-      <w:start w:val="1"/>
-      <w:numFmt w:val="bullet"/>
-      <w:lvlText w:val="o"/>
-      <w:lvlJc w:val="left"/>
-      <w:pPr>
-        <w:ind w:left="6469" w:hanging="360"/>
-      </w:pPr>
-      <w:rPr>
-        <w:rFonts w:ascii="Courier New" w:hAnsi="Courier New" w:cs="Courier New" w:hint="default"/>
-      </w:rPr>
-    </w:lvl>
-    <w:lvl w:ilvl="8" w:tplc="080A0005" w:tentative="1">
-      <w:start w:val="1"/>
-      <w:numFmt w:val="bullet"/>
-      <w:lvlText w:val=""/>
-      <w:lvlJc w:val="left"/>
-      <w:pPr>
-        <w:ind w:left="7189" w:hanging="360"/>
-      </w:pPr>
-      <w:rPr>
-        <w:rFonts w:ascii="Wingdings" w:hAnsi="Wingdings" w:hint="default"/>
-      </w:rPr>
-    </w:lvl>
-  </w:abstractNum>
-  <w:abstractNum w:abstractNumId="53" w15:restartNumberingAfterBreak="0">
+  <w:abstractNum w:abstractNumId="19" w15:restartNumberingAfterBreak="0">
     <w:nsid w:val="7BF70F57"/>
     <w:multiLevelType w:val="hybridMultilevel"/>
     <w:tmpl w:val="7ECE06C2"/>
@@ -13722,747 +9939,67 @@
       </w:pPr>
     </w:lvl>
   </w:abstractNum>
-  <w:abstractNum w:abstractNumId="54" w15:restartNumberingAfterBreak="0">
-    <w:nsid w:val="7C161D1C"/>
-    <w:multiLevelType w:val="multilevel"/>
-    <w:tmpl w:val="48125238"/>
-    <w:lvl w:ilvl="0">
-      <w:start w:val="1"/>
-      <w:numFmt w:val="decimal"/>
-      <w:lvlText w:val="%1."/>
-      <w:lvlJc w:val="left"/>
-      <w:pPr>
-        <w:ind w:left="502" w:hanging="360"/>
-      </w:pPr>
-    </w:lvl>
-    <w:lvl w:ilvl="1">
-      <w:start w:val="1"/>
-      <w:numFmt w:val="decimal"/>
-      <w:lvlText w:val="%1.%2."/>
-      <w:lvlJc w:val="left"/>
-      <w:pPr>
-        <w:ind w:left="715" w:hanging="432"/>
-      </w:pPr>
-      <w:rPr>
-        <w:b/>
-        <w:bCs/>
-        <w:i w:val="0"/>
-        <w:iCs w:val="0"/>
-        <w:caps w:val="0"/>
-        <w:smallCaps w:val="0"/>
-        <w:strike w:val="0"/>
-        <w:dstrike w:val="0"/>
-        <w:outline w:val="0"/>
-        <w:shadow w:val="0"/>
-        <w:emboss w:val="0"/>
-        <w:imprint w:val="0"/>
-        <w:noProof w:val="0"/>
-        <w:vanish w:val="0"/>
-        <w:spacing w:val="0"/>
-        <w:kern w:val="0"/>
-        <w:position w:val="0"/>
-        <w:u w:val="none"/>
-        <w:effect w:val="none"/>
-        <w:vertAlign w:val="baseline"/>
-        <w:em w:val="none"/>
-        <w:specVanish w:val="0"/>
-        <w14:glow w14:rad="0">
-          <w14:srgbClr w14:val="000000"/>
-        </w14:glow>
-        <w14:shadow w14:blurRad="0" w14:dist="0" w14:dir="0" w14:sx="0" w14:sy="0" w14:kx="0" w14:ky="0" w14:algn="none">
-          <w14:srgbClr w14:val="000000"/>
-        </w14:shadow>
-        <w14:reflection w14:blurRad="0" w14:stA="0" w14:stPos="0" w14:endA="0" w14:endPos="0" w14:dist="0" w14:dir="0" w14:fadeDir="0" w14:sx="0" w14:sy="0" w14:kx="0" w14:ky="0" w14:algn="none"/>
-        <w14:textOutline w14:w="0" w14:cap="rnd" w14:cmpd="sng" w14:algn="ctr">
-          <w14:noFill/>
-          <w14:prstDash w14:val="solid"/>
-          <w14:bevel/>
-        </w14:textOutline>
-        <w14:scene3d>
-          <w14:camera w14:prst="orthographicFront"/>
-          <w14:lightRig w14:rig="threePt" w14:dir="t">
-            <w14:rot w14:lat="0" w14:lon="0" w14:rev="0"/>
-          </w14:lightRig>
-        </w14:scene3d>
-        <w14:props3d w14:extrusionH="0" w14:contourW="0" w14:prstMaterial="none"/>
-        <w14:ligatures w14:val="none"/>
-        <w14:numForm w14:val="default"/>
-        <w14:numSpacing w14:val="default"/>
-        <w14:stylisticSets/>
-        <w14:cntxtAlts w14:val="0"/>
-      </w:rPr>
-    </w:lvl>
-    <w:lvl w:ilvl="2">
-      <w:start w:val="1"/>
-      <w:numFmt w:val="lowerLetter"/>
-      <w:lvlText w:val="%3)"/>
-      <w:lvlJc w:val="left"/>
-      <w:pPr>
-        <w:ind w:left="1224" w:hanging="504"/>
-      </w:pPr>
-      <w:rPr>
-        <w:b/>
-        <w:bCs/>
-      </w:rPr>
-    </w:lvl>
-    <w:lvl w:ilvl="3">
-      <w:start w:val="1"/>
-      <w:numFmt w:val="decimal"/>
-      <w:lvlText w:val="%1.%2.%3.%4."/>
-      <w:lvlJc w:val="left"/>
-      <w:pPr>
-        <w:ind w:left="1728" w:hanging="648"/>
-      </w:pPr>
-    </w:lvl>
-    <w:lvl w:ilvl="4">
-      <w:start w:val="1"/>
-      <w:numFmt w:val="decimal"/>
-      <w:lvlText w:val="%1.%2.%3.%4.%5."/>
-      <w:lvlJc w:val="left"/>
-      <w:pPr>
-        <w:ind w:left="2232" w:hanging="792"/>
-      </w:pPr>
-    </w:lvl>
-    <w:lvl w:ilvl="5">
-      <w:start w:val="1"/>
-      <w:numFmt w:val="decimal"/>
-      <w:lvlText w:val="%1.%2.%3.%4.%5.%6."/>
-      <w:lvlJc w:val="left"/>
-      <w:pPr>
-        <w:ind w:left="2736" w:hanging="936"/>
-      </w:pPr>
-    </w:lvl>
-    <w:lvl w:ilvl="6">
-      <w:start w:val="1"/>
-      <w:numFmt w:val="decimal"/>
-      <w:lvlText w:val="%1.%2.%3.%4.%5.%6.%7."/>
-      <w:lvlJc w:val="left"/>
-      <w:pPr>
-        <w:ind w:left="3240" w:hanging="1080"/>
-      </w:pPr>
-    </w:lvl>
-    <w:lvl w:ilvl="7">
-      <w:start w:val="1"/>
-      <w:numFmt w:val="decimal"/>
-      <w:lvlText w:val="%1.%2.%3.%4.%5.%6.%7.%8."/>
-      <w:lvlJc w:val="left"/>
-      <w:pPr>
-        <w:ind w:left="3744" w:hanging="1224"/>
-      </w:pPr>
-    </w:lvl>
-    <w:lvl w:ilvl="8">
-      <w:start w:val="1"/>
-      <w:numFmt w:val="decimal"/>
-      <w:lvlText w:val="%1.%2.%3.%4.%5.%6.%7.%8.%9."/>
-      <w:lvlJc w:val="left"/>
-      <w:pPr>
-        <w:ind w:left="4320" w:hanging="1440"/>
-      </w:pPr>
-    </w:lvl>
-  </w:abstractNum>
-  <w:abstractNum w:abstractNumId="55" w15:restartNumberingAfterBreak="0">
-    <w:nsid w:val="7D4F0F53"/>
-    <w:multiLevelType w:val="hybridMultilevel"/>
-    <w:tmpl w:val="9CB072E2"/>
-    <w:lvl w:ilvl="0" w:tplc="080A0017">
-      <w:start w:val="1"/>
-      <w:numFmt w:val="lowerLetter"/>
-      <w:lvlText w:val="%1)"/>
-      <w:lvlJc w:val="left"/>
-      <w:pPr>
-        <w:ind w:left="1429" w:hanging="360"/>
-      </w:pPr>
-    </w:lvl>
-    <w:lvl w:ilvl="1" w:tplc="080A0019" w:tentative="1">
-      <w:start w:val="1"/>
-      <w:numFmt w:val="lowerLetter"/>
-      <w:lvlText w:val="%2."/>
-      <w:lvlJc w:val="left"/>
-      <w:pPr>
-        <w:ind w:left="2149" w:hanging="360"/>
-      </w:pPr>
-    </w:lvl>
-    <w:lvl w:ilvl="2" w:tplc="080A001B" w:tentative="1">
-      <w:start w:val="1"/>
-      <w:numFmt w:val="lowerRoman"/>
-      <w:lvlText w:val="%3."/>
-      <w:lvlJc w:val="right"/>
-      <w:pPr>
-        <w:ind w:left="2869" w:hanging="180"/>
-      </w:pPr>
-    </w:lvl>
-    <w:lvl w:ilvl="3" w:tplc="080A000F" w:tentative="1">
-      <w:start w:val="1"/>
-      <w:numFmt w:val="decimal"/>
-      <w:lvlText w:val="%4."/>
-      <w:lvlJc w:val="left"/>
-      <w:pPr>
-        <w:ind w:left="3589" w:hanging="360"/>
-      </w:pPr>
-    </w:lvl>
-    <w:lvl w:ilvl="4" w:tplc="080A0019" w:tentative="1">
-      <w:start w:val="1"/>
-      <w:numFmt w:val="lowerLetter"/>
-      <w:lvlText w:val="%5."/>
-      <w:lvlJc w:val="left"/>
-      <w:pPr>
-        <w:ind w:left="4309" w:hanging="360"/>
-      </w:pPr>
-    </w:lvl>
-    <w:lvl w:ilvl="5" w:tplc="080A001B" w:tentative="1">
-      <w:start w:val="1"/>
-      <w:numFmt w:val="lowerRoman"/>
-      <w:lvlText w:val="%6."/>
-      <w:lvlJc w:val="right"/>
-      <w:pPr>
-        <w:ind w:left="5029" w:hanging="180"/>
-      </w:pPr>
-    </w:lvl>
-    <w:lvl w:ilvl="6" w:tplc="080A000F" w:tentative="1">
-      <w:start w:val="1"/>
-      <w:numFmt w:val="decimal"/>
-      <w:lvlText w:val="%7."/>
-      <w:lvlJc w:val="left"/>
-      <w:pPr>
-        <w:ind w:left="5749" w:hanging="360"/>
-      </w:pPr>
-    </w:lvl>
-    <w:lvl w:ilvl="7" w:tplc="080A0019" w:tentative="1">
-      <w:start w:val="1"/>
-      <w:numFmt w:val="lowerLetter"/>
-      <w:lvlText w:val="%8."/>
-      <w:lvlJc w:val="left"/>
-      <w:pPr>
-        <w:ind w:left="6469" w:hanging="360"/>
-      </w:pPr>
-    </w:lvl>
-    <w:lvl w:ilvl="8" w:tplc="080A001B" w:tentative="1">
-      <w:start w:val="1"/>
-      <w:numFmt w:val="lowerRoman"/>
-      <w:lvlText w:val="%9."/>
-      <w:lvlJc w:val="right"/>
-      <w:pPr>
-        <w:ind w:left="7189" w:hanging="180"/>
-      </w:pPr>
-    </w:lvl>
-  </w:abstractNum>
-  <w:abstractNum w:abstractNumId="56" w15:restartNumberingAfterBreak="0">
-    <w:nsid w:val="7DA21199"/>
-    <w:multiLevelType w:val="hybridMultilevel"/>
-    <w:tmpl w:val="B0D2E9F6"/>
-    <w:lvl w:ilvl="0" w:tplc="080A0001">
-      <w:start w:val="1"/>
-      <w:numFmt w:val="bullet"/>
-      <w:lvlText w:val=""/>
-      <w:lvlJc w:val="left"/>
-      <w:pPr>
-        <w:ind w:left="1429" w:hanging="360"/>
-      </w:pPr>
-      <w:rPr>
-        <w:rFonts w:ascii="Symbol" w:hAnsi="Symbol" w:hint="default"/>
-      </w:rPr>
-    </w:lvl>
-    <w:lvl w:ilvl="1" w:tplc="080A0003" w:tentative="1">
-      <w:start w:val="1"/>
-      <w:numFmt w:val="bullet"/>
-      <w:lvlText w:val="o"/>
-      <w:lvlJc w:val="left"/>
-      <w:pPr>
-        <w:ind w:left="2149" w:hanging="360"/>
-      </w:pPr>
-      <w:rPr>
-        <w:rFonts w:ascii="Courier New" w:hAnsi="Courier New" w:cs="Courier New" w:hint="default"/>
-      </w:rPr>
-    </w:lvl>
-    <w:lvl w:ilvl="2" w:tplc="080A0005" w:tentative="1">
-      <w:start w:val="1"/>
-      <w:numFmt w:val="bullet"/>
-      <w:lvlText w:val=""/>
-      <w:lvlJc w:val="left"/>
-      <w:pPr>
-        <w:ind w:left="2869" w:hanging="360"/>
-      </w:pPr>
-      <w:rPr>
-        <w:rFonts w:ascii="Wingdings" w:hAnsi="Wingdings" w:hint="default"/>
-      </w:rPr>
-    </w:lvl>
-    <w:lvl w:ilvl="3" w:tplc="080A0001" w:tentative="1">
-      <w:start w:val="1"/>
-      <w:numFmt w:val="bullet"/>
-      <w:lvlText w:val=""/>
-      <w:lvlJc w:val="left"/>
-      <w:pPr>
-        <w:ind w:left="3589" w:hanging="360"/>
-      </w:pPr>
-      <w:rPr>
-        <w:rFonts w:ascii="Symbol" w:hAnsi="Symbol" w:hint="default"/>
-      </w:rPr>
-    </w:lvl>
-    <w:lvl w:ilvl="4" w:tplc="080A0003" w:tentative="1">
-      <w:start w:val="1"/>
-      <w:numFmt w:val="bullet"/>
-      <w:lvlText w:val="o"/>
-      <w:lvlJc w:val="left"/>
-      <w:pPr>
-        <w:ind w:left="4309" w:hanging="360"/>
-      </w:pPr>
-      <w:rPr>
-        <w:rFonts w:ascii="Courier New" w:hAnsi="Courier New" w:cs="Courier New" w:hint="default"/>
-      </w:rPr>
-    </w:lvl>
-    <w:lvl w:ilvl="5" w:tplc="080A0005" w:tentative="1">
-      <w:start w:val="1"/>
-      <w:numFmt w:val="bullet"/>
-      <w:lvlText w:val=""/>
-      <w:lvlJc w:val="left"/>
-      <w:pPr>
-        <w:ind w:left="5029" w:hanging="360"/>
-      </w:pPr>
-      <w:rPr>
-        <w:rFonts w:ascii="Wingdings" w:hAnsi="Wingdings" w:hint="default"/>
-      </w:rPr>
-    </w:lvl>
-    <w:lvl w:ilvl="6" w:tplc="080A0001" w:tentative="1">
-      <w:start w:val="1"/>
-      <w:numFmt w:val="bullet"/>
-      <w:lvlText w:val=""/>
-      <w:lvlJc w:val="left"/>
-      <w:pPr>
-        <w:ind w:left="5749" w:hanging="360"/>
-      </w:pPr>
-      <w:rPr>
-        <w:rFonts w:ascii="Symbol" w:hAnsi="Symbol" w:hint="default"/>
-      </w:rPr>
-    </w:lvl>
-    <w:lvl w:ilvl="7" w:tplc="080A0003" w:tentative="1">
-      <w:start w:val="1"/>
-      <w:numFmt w:val="bullet"/>
-      <w:lvlText w:val="o"/>
-      <w:lvlJc w:val="left"/>
-      <w:pPr>
-        <w:ind w:left="6469" w:hanging="360"/>
-      </w:pPr>
-      <w:rPr>
-        <w:rFonts w:ascii="Courier New" w:hAnsi="Courier New" w:cs="Courier New" w:hint="default"/>
-      </w:rPr>
-    </w:lvl>
-    <w:lvl w:ilvl="8" w:tplc="080A0005" w:tentative="1">
-      <w:start w:val="1"/>
-      <w:numFmt w:val="bullet"/>
-      <w:lvlText w:val=""/>
-      <w:lvlJc w:val="left"/>
-      <w:pPr>
-        <w:ind w:left="7189" w:hanging="360"/>
-      </w:pPr>
-      <w:rPr>
-        <w:rFonts w:ascii="Wingdings" w:hAnsi="Wingdings" w:hint="default"/>
-      </w:rPr>
-    </w:lvl>
-  </w:abstractNum>
-  <w:abstractNum w:abstractNumId="57" w15:restartNumberingAfterBreak="0">
-    <w:nsid w:val="7E33412F"/>
-    <w:multiLevelType w:val="hybridMultilevel"/>
-    <w:tmpl w:val="C0F6563A"/>
-    <w:lvl w:ilvl="0" w:tplc="080A0001">
-      <w:start w:val="1"/>
-      <w:numFmt w:val="bullet"/>
-      <w:lvlText w:val=""/>
-      <w:lvlJc w:val="left"/>
-      <w:pPr>
-        <w:ind w:left="1429" w:hanging="360"/>
-      </w:pPr>
-      <w:rPr>
-        <w:rFonts w:ascii="Symbol" w:hAnsi="Symbol" w:hint="default"/>
-      </w:rPr>
-    </w:lvl>
-    <w:lvl w:ilvl="1" w:tplc="080A0003" w:tentative="1">
-      <w:start w:val="1"/>
-      <w:numFmt w:val="bullet"/>
-      <w:lvlText w:val="o"/>
-      <w:lvlJc w:val="left"/>
-      <w:pPr>
-        <w:ind w:left="2149" w:hanging="360"/>
-      </w:pPr>
-      <w:rPr>
-        <w:rFonts w:ascii="Courier New" w:hAnsi="Courier New" w:cs="Courier New" w:hint="default"/>
-      </w:rPr>
-    </w:lvl>
-    <w:lvl w:ilvl="2" w:tplc="080A0005" w:tentative="1">
-      <w:start w:val="1"/>
-      <w:numFmt w:val="bullet"/>
-      <w:lvlText w:val=""/>
-      <w:lvlJc w:val="left"/>
-      <w:pPr>
-        <w:ind w:left="2869" w:hanging="360"/>
-      </w:pPr>
-      <w:rPr>
-        <w:rFonts w:ascii="Wingdings" w:hAnsi="Wingdings" w:hint="default"/>
-      </w:rPr>
-    </w:lvl>
-    <w:lvl w:ilvl="3" w:tplc="080A0001" w:tentative="1">
-      <w:start w:val="1"/>
-      <w:numFmt w:val="bullet"/>
-      <w:lvlText w:val=""/>
-      <w:lvlJc w:val="left"/>
-      <w:pPr>
-        <w:ind w:left="3589" w:hanging="360"/>
-      </w:pPr>
-      <w:rPr>
-        <w:rFonts w:ascii="Symbol" w:hAnsi="Symbol" w:hint="default"/>
-      </w:rPr>
-    </w:lvl>
-    <w:lvl w:ilvl="4" w:tplc="080A0003" w:tentative="1">
-      <w:start w:val="1"/>
-      <w:numFmt w:val="bullet"/>
-      <w:lvlText w:val="o"/>
-      <w:lvlJc w:val="left"/>
-      <w:pPr>
-        <w:ind w:left="4309" w:hanging="360"/>
-      </w:pPr>
-      <w:rPr>
-        <w:rFonts w:ascii="Courier New" w:hAnsi="Courier New" w:cs="Courier New" w:hint="default"/>
-      </w:rPr>
-    </w:lvl>
-    <w:lvl w:ilvl="5" w:tplc="080A0005" w:tentative="1">
-      <w:start w:val="1"/>
-      <w:numFmt w:val="bullet"/>
-      <w:lvlText w:val=""/>
-      <w:lvlJc w:val="left"/>
-      <w:pPr>
-        <w:ind w:left="5029" w:hanging="360"/>
-      </w:pPr>
-      <w:rPr>
-        <w:rFonts w:ascii="Wingdings" w:hAnsi="Wingdings" w:hint="default"/>
-      </w:rPr>
-    </w:lvl>
-    <w:lvl w:ilvl="6" w:tplc="080A0001" w:tentative="1">
-      <w:start w:val="1"/>
-      <w:numFmt w:val="bullet"/>
-      <w:lvlText w:val=""/>
-      <w:lvlJc w:val="left"/>
-      <w:pPr>
-        <w:ind w:left="5749" w:hanging="360"/>
-      </w:pPr>
-      <w:rPr>
-        <w:rFonts w:ascii="Symbol" w:hAnsi="Symbol" w:hint="default"/>
-      </w:rPr>
-    </w:lvl>
-    <w:lvl w:ilvl="7" w:tplc="080A0003" w:tentative="1">
-      <w:start w:val="1"/>
-      <w:numFmt w:val="bullet"/>
-      <w:lvlText w:val="o"/>
-      <w:lvlJc w:val="left"/>
-      <w:pPr>
-        <w:ind w:left="6469" w:hanging="360"/>
-      </w:pPr>
-      <w:rPr>
-        <w:rFonts w:ascii="Courier New" w:hAnsi="Courier New" w:cs="Courier New" w:hint="default"/>
-      </w:rPr>
-    </w:lvl>
-    <w:lvl w:ilvl="8" w:tplc="080A0005" w:tentative="1">
-      <w:start w:val="1"/>
-      <w:numFmt w:val="bullet"/>
-      <w:lvlText w:val=""/>
-      <w:lvlJc w:val="left"/>
-      <w:pPr>
-        <w:ind w:left="7189" w:hanging="360"/>
-      </w:pPr>
-      <w:rPr>
-        <w:rFonts w:ascii="Wingdings" w:hAnsi="Wingdings" w:hint="default"/>
-      </w:rPr>
-    </w:lvl>
-  </w:abstractNum>
-  <w:abstractNum w:abstractNumId="58" w15:restartNumberingAfterBreak="0">
-    <w:nsid w:val="7E706265"/>
-    <w:multiLevelType w:val="hybridMultilevel"/>
-    <w:tmpl w:val="060EBCD4"/>
-    <w:lvl w:ilvl="0" w:tplc="240A0003">
-      <w:start w:val="1"/>
-      <w:numFmt w:val="bullet"/>
-      <w:lvlText w:val="o"/>
-      <w:lvlJc w:val="left"/>
-      <w:pPr>
-        <w:ind w:left="2149" w:hanging="360"/>
-      </w:pPr>
-      <w:rPr>
-        <w:rFonts w:ascii="Courier New" w:hAnsi="Courier New" w:cs="Courier New" w:hint="default"/>
-      </w:rPr>
-    </w:lvl>
-    <w:lvl w:ilvl="1" w:tplc="080A0003" w:tentative="1">
-      <w:start w:val="1"/>
-      <w:numFmt w:val="bullet"/>
-      <w:lvlText w:val="o"/>
-      <w:lvlJc w:val="left"/>
-      <w:pPr>
-        <w:ind w:left="2869" w:hanging="360"/>
-      </w:pPr>
-      <w:rPr>
-        <w:rFonts w:ascii="Courier New" w:hAnsi="Courier New" w:cs="Courier New" w:hint="default"/>
-      </w:rPr>
-    </w:lvl>
-    <w:lvl w:ilvl="2" w:tplc="080A0005" w:tentative="1">
-      <w:start w:val="1"/>
-      <w:numFmt w:val="bullet"/>
-      <w:lvlText w:val=""/>
-      <w:lvlJc w:val="left"/>
-      <w:pPr>
-        <w:ind w:left="3589" w:hanging="360"/>
-      </w:pPr>
-      <w:rPr>
-        <w:rFonts w:ascii="Wingdings" w:hAnsi="Wingdings" w:hint="default"/>
-      </w:rPr>
-    </w:lvl>
-    <w:lvl w:ilvl="3" w:tplc="080A0001" w:tentative="1">
-      <w:start w:val="1"/>
-      <w:numFmt w:val="bullet"/>
-      <w:lvlText w:val=""/>
-      <w:lvlJc w:val="left"/>
-      <w:pPr>
-        <w:ind w:left="4309" w:hanging="360"/>
-      </w:pPr>
-      <w:rPr>
-        <w:rFonts w:ascii="Symbol" w:hAnsi="Symbol" w:hint="default"/>
-      </w:rPr>
-    </w:lvl>
-    <w:lvl w:ilvl="4" w:tplc="080A0003" w:tentative="1">
-      <w:start w:val="1"/>
-      <w:numFmt w:val="bullet"/>
-      <w:lvlText w:val="o"/>
-      <w:lvlJc w:val="left"/>
-      <w:pPr>
-        <w:ind w:left="5029" w:hanging="360"/>
-      </w:pPr>
-      <w:rPr>
-        <w:rFonts w:ascii="Courier New" w:hAnsi="Courier New" w:cs="Courier New" w:hint="default"/>
-      </w:rPr>
-    </w:lvl>
-    <w:lvl w:ilvl="5" w:tplc="080A0005" w:tentative="1">
-      <w:start w:val="1"/>
-      <w:numFmt w:val="bullet"/>
-      <w:lvlText w:val=""/>
-      <w:lvlJc w:val="left"/>
-      <w:pPr>
-        <w:ind w:left="5749" w:hanging="360"/>
-      </w:pPr>
-      <w:rPr>
-        <w:rFonts w:ascii="Wingdings" w:hAnsi="Wingdings" w:hint="default"/>
-      </w:rPr>
-    </w:lvl>
-    <w:lvl w:ilvl="6" w:tplc="080A0001" w:tentative="1">
-      <w:start w:val="1"/>
-      <w:numFmt w:val="bullet"/>
-      <w:lvlText w:val=""/>
-      <w:lvlJc w:val="left"/>
-      <w:pPr>
-        <w:ind w:left="6469" w:hanging="360"/>
-      </w:pPr>
-      <w:rPr>
-        <w:rFonts w:ascii="Symbol" w:hAnsi="Symbol" w:hint="default"/>
-      </w:rPr>
-    </w:lvl>
-    <w:lvl w:ilvl="7" w:tplc="080A0003" w:tentative="1">
-      <w:start w:val="1"/>
-      <w:numFmt w:val="bullet"/>
-      <w:lvlText w:val="o"/>
-      <w:lvlJc w:val="left"/>
-      <w:pPr>
-        <w:ind w:left="7189" w:hanging="360"/>
-      </w:pPr>
-      <w:rPr>
-        <w:rFonts w:ascii="Courier New" w:hAnsi="Courier New" w:cs="Courier New" w:hint="default"/>
-      </w:rPr>
-    </w:lvl>
-    <w:lvl w:ilvl="8" w:tplc="080A0005" w:tentative="1">
-      <w:start w:val="1"/>
-      <w:numFmt w:val="bullet"/>
-      <w:lvlText w:val=""/>
-      <w:lvlJc w:val="left"/>
-      <w:pPr>
-        <w:ind w:left="7909" w:hanging="360"/>
-      </w:pPr>
-      <w:rPr>
-        <w:rFonts w:ascii="Wingdings" w:hAnsi="Wingdings" w:hint="default"/>
-      </w:rPr>
-    </w:lvl>
-  </w:abstractNum>
-  <w:num w:numId="1" w16cid:durableId="1549029441">
-    <w:abstractNumId w:val="54"/>
-  </w:num>
-  <w:num w:numId="2" w16cid:durableId="1924606139">
+  <w:num w:numId="1" w16cid:durableId="1924606139">
     <w:abstractNumId w:val="0"/>
   </w:num>
-  <w:num w:numId="3" w16cid:durableId="1248614875">
+  <w:num w:numId="2" w16cid:durableId="1248614875">
+    <w:abstractNumId w:val="5"/>
+  </w:num>
+  <w:num w:numId="3" w16cid:durableId="1453593432">
+    <w:abstractNumId w:val="12"/>
+  </w:num>
+  <w:num w:numId="4" w16cid:durableId="1761674783">
+    <w:abstractNumId w:val="7"/>
+  </w:num>
+  <w:num w:numId="5" w16cid:durableId="851265509">
+    <w:abstractNumId w:val="3"/>
+  </w:num>
+  <w:num w:numId="6" w16cid:durableId="2120836654">
+    <w:abstractNumId w:val="16"/>
+  </w:num>
+  <w:num w:numId="7" w16cid:durableId="1370185621">
+    <w:abstractNumId w:val="17"/>
+  </w:num>
+  <w:num w:numId="8" w16cid:durableId="1997538793">
+    <w:abstractNumId w:val="15"/>
+  </w:num>
+  <w:num w:numId="9" w16cid:durableId="115486505">
+    <w:abstractNumId w:val="18"/>
+  </w:num>
+  <w:num w:numId="10" w16cid:durableId="740518620">
+    <w:abstractNumId w:val="14"/>
+  </w:num>
+  <w:num w:numId="11" w16cid:durableId="730276587">
+    <w:abstractNumId w:val="11"/>
+  </w:num>
+  <w:num w:numId="12" w16cid:durableId="606698826">
+    <w:abstractNumId w:val="13"/>
+  </w:num>
+  <w:num w:numId="13" w16cid:durableId="1258715604">
+    <w:abstractNumId w:val="4"/>
+  </w:num>
+  <w:num w:numId="14" w16cid:durableId="1893807348">
+    <w:abstractNumId w:val="6"/>
+  </w:num>
+  <w:num w:numId="15" w16cid:durableId="797381432">
+    <w:abstractNumId w:val="1"/>
+  </w:num>
+  <w:num w:numId="16" w16cid:durableId="243270655">
     <w:abstractNumId w:val="19"/>
   </w:num>
-  <w:num w:numId="4" w16cid:durableId="1453593432">
-    <w:abstractNumId w:val="33"/>
+  <w:num w:numId="17" w16cid:durableId="647635537">
+    <w:abstractNumId w:val="8"/>
   </w:num>
-  <w:num w:numId="5" w16cid:durableId="1761674783">
-    <w:abstractNumId w:val="25"/>
+  <w:num w:numId="18" w16cid:durableId="341663420">
+    <w:abstractNumId w:val="2"/>
   </w:num>
-  <w:num w:numId="6" w16cid:durableId="851265509">
+  <w:num w:numId="19" w16cid:durableId="2039431610">
     <w:abstractNumId w:val="9"/>
   </w:num>
-  <w:num w:numId="7" w16cid:durableId="2120836654">
-    <w:abstractNumId w:val="45"/>
-  </w:num>
-  <w:num w:numId="8" w16cid:durableId="663818795">
-    <w:abstractNumId w:val="17"/>
-  </w:num>
-  <w:num w:numId="9" w16cid:durableId="557014035">
-    <w:abstractNumId w:val="2"/>
-  </w:num>
-  <w:num w:numId="10" w16cid:durableId="955060221">
-    <w:abstractNumId w:val="5"/>
-  </w:num>
-  <w:num w:numId="11" w16cid:durableId="155386893">
+  <w:num w:numId="20" w16cid:durableId="1935626106">
     <w:abstractNumId w:val="10"/>
   </w:num>
-  <w:num w:numId="12" w16cid:durableId="1246839004">
-    <w:abstractNumId w:val="41"/>
-  </w:num>
-  <w:num w:numId="13" w16cid:durableId="228078497">
-    <w:abstractNumId w:val="46"/>
-  </w:num>
-  <w:num w:numId="14" w16cid:durableId="1987129261">
-    <w:abstractNumId w:val="28"/>
-  </w:num>
-  <w:num w:numId="15" w16cid:durableId="647636108">
-    <w:abstractNumId w:val="35"/>
-  </w:num>
-  <w:num w:numId="16" w16cid:durableId="126318926">
-    <w:abstractNumId w:val="58"/>
-  </w:num>
-  <w:num w:numId="17" w16cid:durableId="1507480260">
-    <w:abstractNumId w:val="47"/>
-  </w:num>
-  <w:num w:numId="18" w16cid:durableId="1526095038">
-    <w:abstractNumId w:val="7"/>
-  </w:num>
-  <w:num w:numId="19" w16cid:durableId="2040397914">
-    <w:abstractNumId w:val="14"/>
-  </w:num>
-  <w:num w:numId="20" w16cid:durableId="1047559418">
-    <w:abstractNumId w:val="32"/>
-  </w:num>
-  <w:num w:numId="21" w16cid:durableId="1728607577">
-    <w:abstractNumId w:val="21"/>
-  </w:num>
-  <w:num w:numId="22" w16cid:durableId="1167794470">
-    <w:abstractNumId w:val="37"/>
-  </w:num>
-  <w:num w:numId="23" w16cid:durableId="763066736">
-    <w:abstractNumId w:val="56"/>
-  </w:num>
-  <w:num w:numId="24" w16cid:durableId="260070751">
-    <w:abstractNumId w:val="39"/>
-  </w:num>
-  <w:num w:numId="25" w16cid:durableId="1884705440">
-    <w:abstractNumId w:val="52"/>
-  </w:num>
-  <w:num w:numId="26" w16cid:durableId="147407950">
-    <w:abstractNumId w:val="38"/>
-  </w:num>
-  <w:num w:numId="27" w16cid:durableId="1993482122">
-    <w:abstractNumId w:val="15"/>
-  </w:num>
-  <w:num w:numId="28" w16cid:durableId="1763992720">
-    <w:abstractNumId w:val="20"/>
-  </w:num>
-  <w:num w:numId="29" w16cid:durableId="1308049825">
-    <w:abstractNumId w:val="55"/>
-  </w:num>
-  <w:num w:numId="30" w16cid:durableId="1370185621">
-    <w:abstractNumId w:val="48"/>
-  </w:num>
-  <w:num w:numId="31" w16cid:durableId="544872990">
-    <w:abstractNumId w:val="24"/>
-  </w:num>
-  <w:num w:numId="32" w16cid:durableId="281228927">
-    <w:abstractNumId w:val="49"/>
-  </w:num>
-  <w:num w:numId="33" w16cid:durableId="1450857524">
-    <w:abstractNumId w:val="3"/>
-  </w:num>
-  <w:num w:numId="34" w16cid:durableId="950820839">
-    <w:abstractNumId w:val="51"/>
-  </w:num>
-  <w:num w:numId="35" w16cid:durableId="1743722250">
-    <w:abstractNumId w:val="11"/>
-  </w:num>
-  <w:num w:numId="36" w16cid:durableId="1217669586">
-    <w:abstractNumId w:val="18"/>
-  </w:num>
-  <w:num w:numId="37" w16cid:durableId="769400657">
-    <w:abstractNumId w:val="12"/>
-  </w:num>
-  <w:num w:numId="38" w16cid:durableId="2092696769">
-    <w:abstractNumId w:val="6"/>
-  </w:num>
-  <w:num w:numId="39" w16cid:durableId="1678117666">
-    <w:abstractNumId w:val="26"/>
-  </w:num>
-  <w:num w:numId="40" w16cid:durableId="531573661">
-    <w:abstractNumId w:val="42"/>
-  </w:num>
-  <w:num w:numId="41" w16cid:durableId="1904413338">
-    <w:abstractNumId w:val="44"/>
-  </w:num>
-  <w:num w:numId="42" w16cid:durableId="1319846028">
-    <w:abstractNumId w:val="57"/>
-  </w:num>
-  <w:num w:numId="43" w16cid:durableId="2094542655">
-    <w:abstractNumId w:val="22"/>
-  </w:num>
-  <w:num w:numId="44" w16cid:durableId="1388066032">
-    <w:abstractNumId w:val="4"/>
-  </w:num>
-  <w:num w:numId="45" w16cid:durableId="1649937460">
-    <w:abstractNumId w:val="43"/>
-  </w:num>
-  <w:num w:numId="46" w16cid:durableId="284850278">
-    <w:abstractNumId w:val="16"/>
-  </w:num>
-  <w:num w:numId="47" w16cid:durableId="1997538793">
-    <w:abstractNumId w:val="40"/>
-  </w:num>
-  <w:num w:numId="48" w16cid:durableId="115486505">
-    <w:abstractNumId w:val="50"/>
-  </w:num>
-  <w:num w:numId="49" w16cid:durableId="740518620">
-    <w:abstractNumId w:val="36"/>
-  </w:num>
-  <w:num w:numId="50" w16cid:durableId="730276587">
-    <w:abstractNumId w:val="31"/>
-  </w:num>
-  <w:num w:numId="51" w16cid:durableId="606698826">
-    <w:abstractNumId w:val="34"/>
-  </w:num>
-  <w:num w:numId="52" w16cid:durableId="1258715604">
-    <w:abstractNumId w:val="13"/>
-  </w:num>
-  <w:num w:numId="53" w16cid:durableId="1893807348">
-    <w:abstractNumId w:val="23"/>
-  </w:num>
-  <w:num w:numId="54" w16cid:durableId="797381432">
-    <w:abstractNumId w:val="1"/>
-  </w:num>
-  <w:num w:numId="55" w16cid:durableId="243270655">
-    <w:abstractNumId w:val="53"/>
-  </w:num>
-  <w:num w:numId="56" w16cid:durableId="647635537">
-    <w:abstractNumId w:val="27"/>
-  </w:num>
-  <w:num w:numId="57" w16cid:durableId="341663420">
-    <w:abstractNumId w:val="8"/>
-  </w:num>
-  <w:num w:numId="58" w16cid:durableId="2039431610">
-    <w:abstractNumId w:val="29"/>
-  </w:num>
-  <w:num w:numId="59" w16cid:durableId="1935626106">
-    <w:abstractNumId w:val="30"/>
-  </w:num>
-  <w:numIdMacAtCleanup w:val="32"/>
+  <w:numIdMacAtCleanup w:val="20"/>
 </w:numbering>
 </file>
 
@@ -14886,7 +10423,7 @@
     <w:rsid w:val="000C7F62"/>
     <w:pPr>
       <w:numPr>
-        <w:numId w:val="30"/>
+        <w:numId w:val="7"/>
       </w:numPr>
       <w:shd w:val="clear" w:color="auto" w:fill="FFFFFF"/>
       <w:spacing w:before="280" w:after="120"/>
@@ -14920,7 +10457,7 @@
       <w:keepLines/>
       <w:numPr>
         <w:ilvl w:val="1"/>
-        <w:numId w:val="30"/>
+        <w:numId w:val="7"/>
       </w:numPr>
       <w:shd w:val="clear" w:color="auto" w:fill="FFFFFF"/>
       <w:spacing w:before="0" w:after="180" w:line="240" w:lineRule="auto"/>
@@ -15126,7 +10663,7 @@
     <w:rsid w:val="00C407C1"/>
     <w:pPr>
       <w:numPr>
-        <w:numId w:val="2"/>
+        <w:numId w:val="1"/>
       </w:numPr>
       <w:contextualSpacing/>
     </w:pPr>
@@ -15158,7 +10695,7 @@
     <w:rsid w:val="00AA0BA8"/>
     <w:pPr>
       <w:numPr>
-        <w:numId w:val="3"/>
+        <w:numId w:val="2"/>
       </w:numPr>
       <w:tabs>
         <w:tab w:val="left" w:pos="1134"/>
@@ -15236,7 +10773,7 @@
     <w:rsid w:val="00F24245"/>
     <w:pPr>
       <w:numPr>
-        <w:numId w:val="4"/>
+        <w:numId w:val="3"/>
       </w:numPr>
       <w:spacing w:before="240" w:line="240" w:lineRule="auto"/>
       <w:ind w:left="1134" w:hanging="1134"/>
@@ -15383,7 +10920,7 @@
     <w:rsid w:val="00425E49"/>
     <w:pPr>
       <w:numPr>
-        <w:numId w:val="5"/>
+        <w:numId w:val="4"/>
       </w:numPr>
       <w:spacing w:before="240"/>
       <w:ind w:left="1134" w:hanging="1134"/>
@@ -15700,7 +11237,7 @@
     <w:rsid w:val="00A800F2"/>
     <w:pPr>
       <w:numPr>
-        <w:numId w:val="6"/>
+        <w:numId w:val="5"/>
       </w:numPr>
     </w:pPr>
     <w:rPr>
@@ -15777,7 +11314,7 @@
     <w:pPr>
       <w:numPr>
         <w:ilvl w:val="0"/>
-        <w:numId w:val="7"/>
+        <w:numId w:val="6"/>
       </w:numPr>
     </w:pPr>
   </w:style>
@@ -16188,10 +11725,21 @@
 </file>
 
 <file path=customXml/item1.xml><?xml version="1.0" encoding="utf-8"?>
+<p:properties xmlns:p="http://schemas.microsoft.com/office/2006/metadata/properties" xmlns:xsi="http://www.w3.org/2001/XMLSchema-instance" xmlns:pc="http://schemas.microsoft.com/office/infopath/2007/PartnerControls">
+  <documentManagement>
+    <TaxCatchAll xmlns="cb45339b-ced9-4d0d-8f64-77573914d53b" xsi:nil="true"/>
+    <lcf76f155ced4ddcb4097134ff3c332f xmlns="43a3ca16-9c26-4813-b83f-4aec9927b43f">
+      <Terms xmlns="http://schemas.microsoft.com/office/infopath/2007/PartnerControls"/>
+    </lcf76f155ced4ddcb4097134ff3c332f>
+  </documentManagement>
+</p:properties>
+</file>
+
+<file path=customXml/item2.xml><?xml version="1.0" encoding="utf-8"?>
 <b:Sources xmlns:b="http://schemas.openxmlformats.org/officeDocument/2006/bibliography" xmlns="http://schemas.openxmlformats.org/officeDocument/2006/bibliography" SelectedStyle="\APASixthEditionOfficeOnline.xsl" StyleName="APA" Version="6"/>
 </file>
 
-<file path=customXml/item2.xml><?xml version="1.0" encoding="utf-8"?>
+<file path=customXml/item3.xml><?xml version="1.0" encoding="utf-8"?>
 <?mso-contentType ?>
 <FormTemplates xmlns="http://schemas.microsoft.com/sharepoint/v3/contenttype/forms">
   <Display>DocumentLibraryForm</Display>
@@ -16200,7 +11748,7 @@
 </FormTemplates>
 </file>
 
-<file path=customXml/item3.xml><?xml version="1.0" encoding="utf-8"?>
+<file path=customXml/item4.xml><?xml version="1.0" encoding="utf-8"?>
 <ct:contentTypeSchema xmlns:ct="http://schemas.microsoft.com/office/2006/metadata/contentType" xmlns:ma="http://schemas.microsoft.com/office/2006/metadata/properties/metaAttributes" ct:_="" ma:_="" ma:contentTypeName="Documento" ma:contentTypeID="0x01010049282E1EDBE9234EA9E6D38F720E265F" ma:contentTypeVersion="15" ma:contentTypeDescription="Crear nuevo documento." ma:contentTypeScope="" ma:versionID="b31c7aa9eaf043a08b87120b3c4916e3">
   <xsd:schema xmlns:xsd="http://www.w3.org/2001/XMLSchema" xmlns:xs="http://www.w3.org/2001/XMLSchema" xmlns:p="http://schemas.microsoft.com/office/2006/metadata/properties" xmlns:ns2="cb45339b-ced9-4d0d-8f64-77573914d53b" xmlns:ns3="43a3ca16-9c26-4813-b83f-4aec9927b43f" targetNamespace="http://schemas.microsoft.com/office/2006/metadata/properties" ma:root="true" ma:fieldsID="3533d065b04d75c457075bc55f1f5315" ns2:_="" ns3:_="">
     <xsd:import namespace="cb45339b-ced9-4d0d-8f64-77573914d53b"/>
@@ -16435,18 +11983,18 @@
 </ct:contentTypeSchema>
 </file>
 
-<file path=customXml/item4.xml><?xml version="1.0" encoding="utf-8"?>
-<p:properties xmlns:p="http://schemas.microsoft.com/office/2006/metadata/properties" xmlns:xsi="http://www.w3.org/2001/XMLSchema-instance" xmlns:pc="http://schemas.microsoft.com/office/infopath/2007/PartnerControls">
-  <documentManagement>
-    <TaxCatchAll xmlns="cb45339b-ced9-4d0d-8f64-77573914d53b" xsi:nil="true"/>
-    <lcf76f155ced4ddcb4097134ff3c332f xmlns="43a3ca16-9c26-4813-b83f-4aec9927b43f">
-      <Terms xmlns="http://schemas.microsoft.com/office/infopath/2007/PartnerControls"/>
-    </lcf76f155ced4ddcb4097134ff3c332f>
-  </documentManagement>
-</p:properties>
+<file path=customXml/itemProps1.xml><?xml version="1.0" encoding="utf-8"?>
+<ds:datastoreItem xmlns:ds="http://schemas.openxmlformats.org/officeDocument/2006/customXml" ds:itemID="{26259216-AD86-464A-AEAD-95B1F9E17392}">
+  <ds:schemaRefs>
+    <ds:schemaRef ds:uri="http://schemas.microsoft.com/office/2006/metadata/properties"/>
+    <ds:schemaRef ds:uri="http://schemas.microsoft.com/office/infopath/2007/PartnerControls"/>
+    <ds:schemaRef ds:uri="cb45339b-ced9-4d0d-8f64-77573914d53b"/>
+    <ds:schemaRef ds:uri="43a3ca16-9c26-4813-b83f-4aec9927b43f"/>
+  </ds:schemaRefs>
+</ds:datastoreItem>
 </file>
 
-<file path=customXml/itemProps1.xml><?xml version="1.0" encoding="utf-8"?>
+<file path=customXml/itemProps2.xml><?xml version="1.0" encoding="utf-8"?>
 <ds:datastoreItem xmlns:ds="http://schemas.openxmlformats.org/officeDocument/2006/customXml" ds:itemID="{A9F2CEBA-C824-4C86-81A8-E32CBD0EB92D}">
   <ds:schemaRefs>
     <ds:schemaRef ds:uri="http://schemas.openxmlformats.org/officeDocument/2006/bibliography"/>
@@ -16454,7 +12002,7 @@
 </ds:datastoreItem>
 </file>
 
-<file path=customXml/itemProps2.xml><?xml version="1.0" encoding="utf-8"?>
+<file path=customXml/itemProps3.xml><?xml version="1.0" encoding="utf-8"?>
 <ds:datastoreItem xmlns:ds="http://schemas.openxmlformats.org/officeDocument/2006/customXml" ds:itemID="{D00A4A46-BDBD-48AC-87B9-2BA42D9CC06F}">
   <ds:schemaRefs>
     <ds:schemaRef ds:uri="http://schemas.microsoft.com/sharepoint/v3/contenttype/forms"/>
@@ -16462,7 +12010,7 @@
 </ds:datastoreItem>
 </file>
 
-<file path=customXml/itemProps3.xml><?xml version="1.0" encoding="utf-8"?>
+<file path=customXml/itemProps4.xml><?xml version="1.0" encoding="utf-8"?>
 <ds:datastoreItem xmlns:ds="http://schemas.openxmlformats.org/officeDocument/2006/customXml" ds:itemID="{0BC4A0A4-89EA-4C0C-9011-C1B351E892BC}">
   <ds:schemaRefs>
     <ds:schemaRef ds:uri="http://schemas.microsoft.com/office/2006/metadata/contentType"/>
@@ -16479,15 +12027,4 @@
     <ds:schemaRef ds:uri="http://schemas.microsoft.com/internal/obd"/>
   </ds:schemaRefs>
 </ds:datastoreItem>
-</file>
-
-<file path=customXml/itemProps4.xml><?xml version="1.0" encoding="utf-8"?>
-<ds:datastoreItem xmlns:ds="http://schemas.openxmlformats.org/officeDocument/2006/customXml" ds:itemID="{26259216-AD86-464A-AEAD-95B1F9E17392}">
-  <ds:schemaRefs>
-    <ds:schemaRef ds:uri="http://schemas.microsoft.com/office/2006/metadata/properties"/>
-    <ds:schemaRef ds:uri="http://schemas.microsoft.com/office/infopath/2007/PartnerControls"/>
-    <ds:schemaRef ds:uri="cb45339b-ced9-4d0d-8f64-77573914d53b"/>
-    <ds:schemaRef ds:uri="43a3ca16-9c26-4813-b83f-4aec9927b43f"/>
-  </ds:schemaRefs>
-</ds:datastoreItem>
 </file>
--- a/fuentes/CF2_96151139_DU.docx
+++ b/fuentes/CF2_96151139_DU.docx
@@ -3508,14 +3508,7 @@
         <w:rPr>
           <w:lang w:val="es-419" w:eastAsia="es-CO"/>
         </w:rPr>
-        <w:t>La estabilidad microbiológica de las carnes secas está directamente relacionada con su actividad de agua (</w:t>
-      </w:r>
-      <w:proofErr w:type="spellStart"/>
-      <w:r>
-        <w:rPr>
-          <w:lang w:val="es-419" w:eastAsia="es-CO"/>
-        </w:rPr>
-        <w:t>a</w:t>
+        <w:t>La estabilidad microbiológica de las carnes secas está directamente relacionada con su actividad de agua (a</w:t>
       </w:r>
       <w:r>
         <w:rPr>
@@ -3523,7 +3516,6 @@
         </w:rPr>
         <w:t>w</w:t>
       </w:r>
-      <w:proofErr w:type="spellEnd"/>
       <w:r>
         <w:rPr>
           <w:lang w:val="es-419" w:eastAsia="es-CO"/>
@@ -6879,18 +6871,7 @@
           <w:lang w:eastAsia="es-CO"/>
           <w14:ligatures w14:val="none"/>
         </w:rPr>
-        <w:t xml:space="preserve"> artesanales. SCRIBD</w:t>
-      </w:r>
-      <w:r>
-        <w:rPr>
-          <w:rFonts w:eastAsia="Times New Roman" w:cstheme="minorHAnsi"/>
-          <w:kern w:val="0"/>
-          <w:szCs w:val="28"/>
-          <w:bdr w:val="none" w:sz="0" w:space="0" w:color="auto" w:frame="1"/>
-          <w:lang w:eastAsia="es-CO"/>
-          <w14:ligatures w14:val="none"/>
-        </w:rPr>
-        <w:t>.</w:t>
+        <w:t xml:space="preserve"> artesanales. SCRIBD.</w:t>
       </w:r>
       <w:r>
         <w:rPr>
@@ -6926,7 +6907,7 @@
           <w:lang w:eastAsia="es-CO"/>
           <w14:ligatures w14:val="none"/>
         </w:rPr>
-        <w:t xml:space="preserve">  </w:t>
+        <w:t xml:space="preserve"> </w:t>
       </w:r>
     </w:p>
     <w:p>
@@ -6976,10 +6957,13 @@
           <w:lang w:eastAsia="es-CO"/>
           <w14:ligatures w14:val="none"/>
         </w:rPr>
-        <w:t xml:space="preserve">Mosquera, A. (s f.). Unidad 3 </w:t>
-      </w:r>
-      <w:proofErr w:type="spellStart"/>
-      <w:r>
+        <w:t>Onega, M. (2003). Evaluación de la calidad fresca: Aplicación de técnicas analíticas, instrumentales y sensoriales. Madrid, España: Universidad Complutense de Madrid.</w:t>
+      </w:r>
+    </w:p>
+    <w:p>
+      <w:pPr>
+        <w:spacing w:before="0" w:after="160" w:line="259" w:lineRule="auto"/>
+        <w:ind w:left="709" w:hanging="709"/>
         <w:rPr>
           <w:rFonts w:eastAsia="Times New Roman" w:cstheme="minorHAnsi"/>
           <w:kern w:val="0"/>
@@ -6988,9 +6972,7 @@
           <w:lang w:eastAsia="es-CO"/>
           <w14:ligatures w14:val="none"/>
         </w:rPr>
-        <w:t>carnicos</w:t>
-      </w:r>
-      <w:proofErr w:type="spellEnd"/>
+      </w:pPr>
       <w:r>
         <w:rPr>
           <w:rFonts w:eastAsia="Times New Roman" w:cstheme="minorHAnsi"/>
@@ -7000,7 +6982,7 @@
           <w:lang w:eastAsia="es-CO"/>
           <w14:ligatures w14:val="none"/>
         </w:rPr>
-        <w:t>. Scribd.</w:t>
+        <w:t>Páez Perilla, Á. V., &amp; Bobadilla Gutiérrez, P. A. (2014). Unidad 2. Productos e ingredientes cárnicos. Servicio Nacional de Aprendizaje – SENA, Centro Agroindustrial, Regional Quindío.</w:t>
       </w:r>
       <w:r>
         <w:rPr>
@@ -7024,7 +7006,7 @@
             <w:lang w:eastAsia="es-CO"/>
             <w14:ligatures w14:val="none"/>
           </w:rPr>
-          <w:t>https://es.scribd.com/document/425610108/UNIDAD-3-CARNICOS</w:t>
+          <w:t>https://ecoredsena-santander.github.io/96151139_CF2_CONTROL_CALIDAD_PRODUCTOS_CARNICOS/downloads/Control_calidad_productos_carnicos.pdf</w:t>
         </w:r>
       </w:hyperlink>
       <w:r>
@@ -7036,7 +7018,7 @@
           <w:lang w:eastAsia="es-CO"/>
           <w14:ligatures w14:val="none"/>
         </w:rPr>
-        <w:t xml:space="preserve">  </w:t>
+        <w:t xml:space="preserve"> </w:t>
       </w:r>
     </w:p>
     <w:p>
@@ -7061,13 +7043,10 @@
           <w:lang w:eastAsia="es-CO"/>
           <w14:ligatures w14:val="none"/>
         </w:rPr>
-        <w:t>Onega, M. (2003). Evaluación de la calidad fresca: Aplicación de técnicas analíticas, instrumentales y sensoriales. Madrid, España: Universidad Complutense de Madrid.</w:t>
-      </w:r>
-    </w:p>
-    <w:p>
-      <w:pPr>
-        <w:spacing w:before="0" w:after="160" w:line="259" w:lineRule="auto"/>
-        <w:ind w:left="709" w:hanging="709"/>
+        <w:t xml:space="preserve">Restrepo Molina, D.A., Arango Mejía, C.M., Amézquita Campuzano, A., Restrepo </w:t>
+      </w:r>
+      <w:proofErr w:type="spellStart"/>
+      <w:r>
         <w:rPr>
           <w:rFonts w:eastAsia="Times New Roman" w:cstheme="minorHAnsi"/>
           <w:kern w:val="0"/>
@@ -7076,7 +7055,9 @@
           <w:lang w:eastAsia="es-CO"/>
           <w14:ligatures w14:val="none"/>
         </w:rPr>
-      </w:pPr>
+        <w:t>Digiammarco</w:t>
+      </w:r>
+      <w:proofErr w:type="spellEnd"/>
       <w:r>
         <w:rPr>
           <w:rFonts w:eastAsia="Times New Roman" w:cstheme="minorHAnsi"/>
@@ -7086,42 +7067,7 @@
           <w:lang w:eastAsia="es-CO"/>
           <w14:ligatures w14:val="none"/>
         </w:rPr>
-        <w:t xml:space="preserve">Restrepo Molina, D.A., Arango Mejía, C.M., Amézquita Campuzano, A., Restrepo </w:t>
-      </w:r>
-      <w:proofErr w:type="spellStart"/>
-      <w:r>
-        <w:rPr>
-          <w:rFonts w:eastAsia="Times New Roman" w:cstheme="minorHAnsi"/>
-          <w:kern w:val="0"/>
-          <w:szCs w:val="28"/>
-          <w:bdr w:val="none" w:sz="0" w:space="0" w:color="auto" w:frame="1"/>
-          <w:lang w:eastAsia="es-CO"/>
-          <w14:ligatures w14:val="none"/>
-        </w:rPr>
-        <w:t>Digiammarco</w:t>
-      </w:r>
-      <w:proofErr w:type="spellEnd"/>
-      <w:r>
-        <w:rPr>
-          <w:rFonts w:eastAsia="Times New Roman" w:cstheme="minorHAnsi"/>
-          <w:kern w:val="0"/>
-          <w:szCs w:val="28"/>
-          <w:bdr w:val="none" w:sz="0" w:space="0" w:color="auto" w:frame="1"/>
-          <w:lang w:eastAsia="es-CO"/>
-          <w14:ligatures w14:val="none"/>
-        </w:rPr>
-        <w:t>, R.A. (2001). Industria de carnes. Universidad Nacional de Colombia. Medellín, Colombia</w:t>
-      </w:r>
-      <w:r>
-        <w:rPr>
-          <w:rFonts w:eastAsia="Times New Roman" w:cstheme="minorHAnsi"/>
-          <w:kern w:val="0"/>
-          <w:szCs w:val="28"/>
-          <w:bdr w:val="none" w:sz="0" w:space="0" w:color="auto" w:frame="1"/>
-          <w:lang w:eastAsia="es-CO"/>
-          <w14:ligatures w14:val="none"/>
-        </w:rPr>
-        <w:t>.</w:t>
+        <w:t>, R.A. (2001). Industria de carnes. Universidad Nacional de Colombia. Medellín, Colombia.</w:t>
       </w:r>
       <w:r>
         <w:rPr>
@@ -7375,7 +7321,13 @@
               <w:pStyle w:val="TextoTablas"/>
             </w:pPr>
             <w:r>
-              <w:t>Centro Agroindustrial – Regional Quindío</w:t>
+              <w:t xml:space="preserve">Centro Agroindustrial </w:t>
+            </w:r>
+            <w:r>
+              <w:t>-</w:t>
+            </w:r>
+            <w:r>
+              <w:t xml:space="preserve"> Regional Quindío</w:t>
             </w:r>
           </w:p>
         </w:tc>
@@ -7419,7 +7371,13 @@
               <w:pStyle w:val="TextoTablas"/>
             </w:pPr>
             <w:r>
-              <w:t>Centro Agroindustrial – Regional Quindío</w:t>
+              <w:t xml:space="preserve">Centro Agroindustrial </w:t>
+            </w:r>
+            <w:r>
+              <w:t>-</w:t>
+            </w:r>
+            <w:r>
+              <w:t xml:space="preserve"> Regional Quindío</w:t>
             </w:r>
           </w:p>
         </w:tc>
@@ -11727,8 +11685,8 @@
 <file path=customXml/item1.xml><?xml version="1.0" encoding="utf-8"?>
 <p:properties xmlns:p="http://schemas.microsoft.com/office/2006/metadata/properties" xmlns:xsi="http://www.w3.org/2001/XMLSchema-instance" xmlns:pc="http://schemas.microsoft.com/office/infopath/2007/PartnerControls">
   <documentManagement>
-    <TaxCatchAll xmlns="cb45339b-ced9-4d0d-8f64-77573914d53b" xsi:nil="true"/>
-    <lcf76f155ced4ddcb4097134ff3c332f xmlns="43a3ca16-9c26-4813-b83f-4aec9927b43f">
+    <TaxCatchAll xmlns="285d351f-f218-493a-825f-85a9dfbde315" xsi:nil="true"/>
+    <lcf76f155ced4ddcb4097134ff3c332f xmlns="55abea07-cd72-4a95-add0-1082a24cf9e9">
       <Terms xmlns="http://schemas.microsoft.com/office/infopath/2007/PartnerControls"/>
     </lcf76f155ced4ddcb4097134ff3c332f>
   </documentManagement>
@@ -11749,30 +11707,26 @@
 </file>
 
 <file path=customXml/item4.xml><?xml version="1.0" encoding="utf-8"?>
-<ct:contentTypeSchema xmlns:ct="http://schemas.microsoft.com/office/2006/metadata/contentType" xmlns:ma="http://schemas.microsoft.com/office/2006/metadata/properties/metaAttributes" ct:_="" ma:_="" ma:contentTypeName="Documento" ma:contentTypeID="0x01010049282E1EDBE9234EA9E6D38F720E265F" ma:contentTypeVersion="15" ma:contentTypeDescription="Crear nuevo documento." ma:contentTypeScope="" ma:versionID="b31c7aa9eaf043a08b87120b3c4916e3">
-  <xsd:schema xmlns:xsd="http://www.w3.org/2001/XMLSchema" xmlns:xs="http://www.w3.org/2001/XMLSchema" xmlns:p="http://schemas.microsoft.com/office/2006/metadata/properties" xmlns:ns2="cb45339b-ced9-4d0d-8f64-77573914d53b" xmlns:ns3="43a3ca16-9c26-4813-b83f-4aec9927b43f" targetNamespace="http://schemas.microsoft.com/office/2006/metadata/properties" ma:root="true" ma:fieldsID="3533d065b04d75c457075bc55f1f5315" ns2:_="" ns3:_="">
-    <xsd:import namespace="cb45339b-ced9-4d0d-8f64-77573914d53b"/>
-    <xsd:import namespace="43a3ca16-9c26-4813-b83f-4aec9927b43f"/>
+<ct:contentTypeSchema xmlns:ct="http://schemas.microsoft.com/office/2006/metadata/contentType" xmlns:ma="http://schemas.microsoft.com/office/2006/metadata/properties/metaAttributes" ct:_="" ma:_="" ma:contentTypeName="Documento" ma:contentTypeID="0x0101005D7421CBAB376F47AC1876466873BE0C" ma:contentTypeVersion="11" ma:contentTypeDescription="Crear nuevo documento." ma:contentTypeScope="" ma:versionID="2b4f891a1a5ad88e3e621500c8553ae4">
+  <xsd:schema xmlns:xsd="http://www.w3.org/2001/XMLSchema" xmlns:xs="http://www.w3.org/2001/XMLSchema" xmlns:p="http://schemas.microsoft.com/office/2006/metadata/properties" xmlns:ns2="55abea07-cd72-4a95-add0-1082a24cf9e9" xmlns:ns3="285d351f-f218-493a-825f-85a9dfbde315" targetNamespace="http://schemas.microsoft.com/office/2006/metadata/properties" ma:root="true" ma:fieldsID="4883b2e7c543eac85f1b7e21127c6f20" ns2:_="" ns3:_="">
+    <xsd:import namespace="55abea07-cd72-4a95-add0-1082a24cf9e9"/>
+    <xsd:import namespace="285d351f-f218-493a-825f-85a9dfbde315"/>
     <xsd:element name="properties">
       <xsd:complexType>
         <xsd:sequence>
           <xsd:element name="documentManagement">
             <xsd:complexType>
               <xsd:all>
-                <xsd:element ref="ns2:SharedWithUsers" minOccurs="0"/>
-                <xsd:element ref="ns2:SharedWithDetails" minOccurs="0"/>
-                <xsd:element ref="ns3:MediaServiceMetadata" minOccurs="0"/>
-                <xsd:element ref="ns3:MediaServiceFastMetadata" minOccurs="0"/>
-                <xsd:element ref="ns3:MediaServiceDateTaken" minOccurs="0"/>
-                <xsd:element ref="ns3:MediaServiceObjectDetectorVersions" minOccurs="0"/>
-                <xsd:element ref="ns3:MediaLengthInSeconds" minOccurs="0"/>
-                <xsd:element ref="ns3:MediaServiceLocation" minOccurs="0"/>
-                <xsd:element ref="ns3:MediaServiceGenerationTime" minOccurs="0"/>
-                <xsd:element ref="ns3:MediaServiceEventHashCode" minOccurs="0"/>
-                <xsd:element ref="ns3:lcf76f155ced4ddcb4097134ff3c332f" minOccurs="0"/>
-                <xsd:element ref="ns2:TaxCatchAll" minOccurs="0"/>
-                <xsd:element ref="ns3:MediaServiceOCR" minOccurs="0"/>
-                <xsd:element ref="ns3:MediaServiceSearchProperties" minOccurs="0"/>
+                <xsd:element ref="ns2:MediaServiceMetadata" minOccurs="0"/>
+                <xsd:element ref="ns2:MediaServiceFastMetadata" minOccurs="0"/>
+                <xsd:element ref="ns2:MediaServiceSearchProperties" minOccurs="0"/>
+                <xsd:element ref="ns2:MediaServiceDateTaken" minOccurs="0"/>
+                <xsd:element ref="ns2:lcf76f155ced4ddcb4097134ff3c332f" minOccurs="0"/>
+                <xsd:element ref="ns3:TaxCatchAll" minOccurs="0"/>
+                <xsd:element ref="ns2:MediaServiceOCR" minOccurs="0"/>
+                <xsd:element ref="ns2:MediaServiceGenerationTime" minOccurs="0"/>
+                <xsd:element ref="ns2:MediaServiceEventHashCode" minOccurs="0"/>
+                <xsd:element ref="ns2:MediaLengthInSeconds" minOccurs="0"/>
               </xsd:all>
             </xsd:complexType>
           </xsd:element>
@@ -11780,78 +11734,41 @@
       </xsd:complexType>
     </xsd:element>
   </xsd:schema>
-  <xsd:schema xmlns:xsd="http://www.w3.org/2001/XMLSchema" xmlns:xs="http://www.w3.org/2001/XMLSchema" xmlns:dms="http://schemas.microsoft.com/office/2006/documentManagement/types" xmlns:pc="http://schemas.microsoft.com/office/infopath/2007/PartnerControls" targetNamespace="cb45339b-ced9-4d0d-8f64-77573914d53b" elementFormDefault="qualified">
+  <xsd:schema xmlns:xsd="http://www.w3.org/2001/XMLSchema" xmlns:xs="http://www.w3.org/2001/XMLSchema" xmlns:dms="http://schemas.microsoft.com/office/2006/documentManagement/types" xmlns:pc="http://schemas.microsoft.com/office/infopath/2007/PartnerControls" targetNamespace="55abea07-cd72-4a95-add0-1082a24cf9e9" elementFormDefault="qualified">
     <xsd:import namespace="http://schemas.microsoft.com/office/2006/documentManagement/types"/>
     <xsd:import namespace="http://schemas.microsoft.com/office/infopath/2007/PartnerControls"/>
-    <xsd:element name="SharedWithUsers" ma:index="8" nillable="true" ma:displayName="Compartido con" ma:internalName="SharedWithUsers" ma:readOnly="true">
+    <xsd:element name="MediaServiceMetadata" ma:index="8" nillable="true" ma:displayName="MediaServiceMetadata" ma:hidden="true" ma:internalName="MediaServiceMetadata" ma:readOnly="true">
+      <xsd:simpleType>
+        <xsd:restriction base="dms:Note"/>
+      </xsd:simpleType>
+    </xsd:element>
+    <xsd:element name="MediaServiceFastMetadata" ma:index="9" nillable="true" ma:displayName="MediaServiceFastMetadata" ma:hidden="true" ma:internalName="MediaServiceFastMetadata" ma:readOnly="true">
+      <xsd:simpleType>
+        <xsd:restriction base="dms:Note"/>
+      </xsd:simpleType>
+    </xsd:element>
+    <xsd:element name="MediaServiceSearchProperties" ma:index="10" nillable="true" ma:displayName="MediaServiceSearchProperties" ma:hidden="true" ma:internalName="MediaServiceSearchProperties" ma:readOnly="true">
+      <xsd:simpleType>
+        <xsd:restriction base="dms:Note"/>
+      </xsd:simpleType>
+    </xsd:element>
+    <xsd:element name="MediaServiceDateTaken" ma:index="11" nillable="true" ma:displayName="MediaServiceDateTaken" ma:hidden="true" ma:indexed="true" ma:internalName="MediaServiceDateTaken" ma:readOnly="true">
+      <xsd:simpleType>
+        <xsd:restriction base="dms:Text"/>
+      </xsd:simpleType>
+    </xsd:element>
+    <xsd:element name="lcf76f155ced4ddcb4097134ff3c332f" ma:index="13" nillable="true" ma:taxonomy="true" ma:internalName="lcf76f155ced4ddcb4097134ff3c332f" ma:taxonomyFieldName="MediaServiceImageTags" ma:displayName="Etiquetas de imagen" ma:readOnly="false" ma:fieldId="{5cf76f15-5ced-4ddc-b409-7134ff3c332f}" ma:taxonomyMulti="true" ma:sspId="d33c8c81-5745-4931-bcc4-c2aeafe86780" ma:termSetId="09814cd3-568e-fe90-9814-8d621ff8fb84" ma:anchorId="fba54fb3-c3e1-fe81-a776-ca4b69148c4d" ma:open="true" ma:isKeyword="false">
       <xsd:complexType>
-        <xsd:complexContent>
-          <xsd:extension base="dms:UserMulti">
-            <xsd:sequence>
-              <xsd:element name="UserInfo" minOccurs="0" maxOccurs="unbounded">
-                <xsd:complexType>
-                  <xsd:sequence>
-                    <xsd:element name="DisplayName" type="xsd:string" minOccurs="0"/>
-                    <xsd:element name="AccountId" type="dms:UserId" minOccurs="0" nillable="true"/>
-                    <xsd:element name="AccountType" type="xsd:string" minOccurs="0"/>
-                  </xsd:sequence>
-                </xsd:complexType>
-              </xsd:element>
-            </xsd:sequence>
-          </xsd:extension>
-        </xsd:complexContent>
+        <xsd:sequence>
+          <xsd:element ref="pc:Terms" minOccurs="0" maxOccurs="1"/>
+        </xsd:sequence>
       </xsd:complexType>
     </xsd:element>
-    <xsd:element name="SharedWithDetails" ma:index="9" nillable="true" ma:displayName="Detalles de uso compartido" ma:internalName="SharedWithDetails" ma:readOnly="true">
+    <xsd:element name="MediaServiceOCR" ma:index="15" nillable="true" ma:displayName="Extracted Text" ma:internalName="MediaServiceOCR" ma:readOnly="true">
       <xsd:simpleType>
         <xsd:restriction base="dms:Note">
           <xsd:maxLength value="255"/>
         </xsd:restriction>
-      </xsd:simpleType>
-    </xsd:element>
-    <xsd:element name="TaxCatchAll" ma:index="20" nillable="true" ma:displayName="Taxonomy Catch All Column" ma:hidden="true" ma:list="{2f40a149-578b-41a1-8845-c88bc1831770}" ma:internalName="TaxCatchAll" ma:showField="CatchAllData" ma:web="cb45339b-ced9-4d0d-8f64-77573914d53b">
-      <xsd:complexType>
-        <xsd:complexContent>
-          <xsd:extension base="dms:MultiChoiceLookup">
-            <xsd:sequence>
-              <xsd:element name="Value" type="dms:Lookup" maxOccurs="unbounded" minOccurs="0" nillable="true"/>
-            </xsd:sequence>
-          </xsd:extension>
-        </xsd:complexContent>
-      </xsd:complexType>
-    </xsd:element>
-  </xsd:schema>
-  <xsd:schema xmlns:xsd="http://www.w3.org/2001/XMLSchema" xmlns:xs="http://www.w3.org/2001/XMLSchema" xmlns:dms="http://schemas.microsoft.com/office/2006/documentManagement/types" xmlns:pc="http://schemas.microsoft.com/office/infopath/2007/PartnerControls" targetNamespace="43a3ca16-9c26-4813-b83f-4aec9927b43f" elementFormDefault="qualified">
-    <xsd:import namespace="http://schemas.microsoft.com/office/2006/documentManagement/types"/>
-    <xsd:import namespace="http://schemas.microsoft.com/office/infopath/2007/PartnerControls"/>
-    <xsd:element name="MediaServiceMetadata" ma:index="10" nillable="true" ma:displayName="MediaServiceMetadata" ma:hidden="true" ma:internalName="MediaServiceMetadata" ma:readOnly="true">
-      <xsd:simpleType>
-        <xsd:restriction base="dms:Note"/>
-      </xsd:simpleType>
-    </xsd:element>
-    <xsd:element name="MediaServiceFastMetadata" ma:index="11" nillable="true" ma:displayName="MediaServiceFastMetadata" ma:hidden="true" ma:internalName="MediaServiceFastMetadata" ma:readOnly="true">
-      <xsd:simpleType>
-        <xsd:restriction base="dms:Note"/>
-      </xsd:simpleType>
-    </xsd:element>
-    <xsd:element name="MediaServiceDateTaken" ma:index="12" nillable="true" ma:displayName="MediaServiceDateTaken" ma:hidden="true" ma:indexed="true" ma:internalName="MediaServiceDateTaken" ma:readOnly="true">
-      <xsd:simpleType>
-        <xsd:restriction base="dms:Text"/>
-      </xsd:simpleType>
-    </xsd:element>
-    <xsd:element name="MediaServiceObjectDetectorVersions" ma:index="13" nillable="true" ma:displayName="MediaServiceObjectDetectorVersions" ma:hidden="true" ma:indexed="true" ma:internalName="MediaServiceObjectDetectorVersions" ma:readOnly="true">
-      <xsd:simpleType>
-        <xsd:restriction base="dms:Text"/>
-      </xsd:simpleType>
-    </xsd:element>
-    <xsd:element name="MediaLengthInSeconds" ma:index="14" nillable="true" ma:displayName="MediaLengthInSeconds" ma:hidden="true" ma:internalName="MediaLengthInSeconds" ma:readOnly="true">
-      <xsd:simpleType>
-        <xsd:restriction base="dms:Unknown"/>
-      </xsd:simpleType>
-    </xsd:element>
-    <xsd:element name="MediaServiceLocation" ma:index="15" nillable="true" ma:displayName="Location" ma:indexed="true" ma:internalName="MediaServiceLocation" ma:readOnly="true">
-      <xsd:simpleType>
-        <xsd:restriction base="dms:Text"/>
       </xsd:simpleType>
     </xsd:element>
     <xsd:element name="MediaServiceGenerationTime" ma:index="16" nillable="true" ma:displayName="MediaServiceGenerationTime" ma:hidden="true" ma:internalName="MediaServiceGenerationTime" ma:readOnly="true">
@@ -11864,24 +11781,25 @@
         <xsd:restriction base="dms:Text"/>
       </xsd:simpleType>
     </xsd:element>
-    <xsd:element name="lcf76f155ced4ddcb4097134ff3c332f" ma:index="19" nillable="true" ma:taxonomy="true" ma:internalName="lcf76f155ced4ddcb4097134ff3c332f" ma:taxonomyFieldName="MediaServiceImageTags" ma:displayName="Etiquetas de imagen" ma:readOnly="false" ma:fieldId="{5cf76f15-5ced-4ddc-b409-7134ff3c332f}" ma:taxonomyMulti="true" ma:sspId="d33c8c81-5745-4931-bcc4-c2aeafe86780" ma:termSetId="09814cd3-568e-fe90-9814-8d621ff8fb84" ma:anchorId="fba54fb3-c3e1-fe81-a776-ca4b69148c4d" ma:open="true" ma:isKeyword="false">
-      <xsd:complexType>
-        <xsd:sequence>
-          <xsd:element ref="pc:Terms" minOccurs="0" maxOccurs="1"/>
-        </xsd:sequence>
-      </xsd:complexType>
-    </xsd:element>
-    <xsd:element name="MediaServiceOCR" ma:index="21" nillable="true" ma:displayName="Extracted Text" ma:internalName="MediaServiceOCR" ma:readOnly="true">
+    <xsd:element name="MediaLengthInSeconds" ma:index="18" nillable="true" ma:displayName="MediaLengthInSeconds" ma:hidden="true" ma:internalName="MediaLengthInSeconds" ma:readOnly="true">
       <xsd:simpleType>
-        <xsd:restriction base="dms:Note">
-          <xsd:maxLength value="255"/>
-        </xsd:restriction>
+        <xsd:restriction base="dms:Unknown"/>
       </xsd:simpleType>
     </xsd:element>
-    <xsd:element name="MediaServiceSearchProperties" ma:index="22" nillable="true" ma:displayName="MediaServiceSearchProperties" ma:hidden="true" ma:internalName="MediaServiceSearchProperties" ma:readOnly="true">
-      <xsd:simpleType>
-        <xsd:restriction base="dms:Note"/>
-      </xsd:simpleType>
+  </xsd:schema>
+  <xsd:schema xmlns:xsd="http://www.w3.org/2001/XMLSchema" xmlns:xs="http://www.w3.org/2001/XMLSchema" xmlns:dms="http://schemas.microsoft.com/office/2006/documentManagement/types" xmlns:pc="http://schemas.microsoft.com/office/infopath/2007/PartnerControls" targetNamespace="285d351f-f218-493a-825f-85a9dfbde315" elementFormDefault="qualified">
+    <xsd:import namespace="http://schemas.microsoft.com/office/2006/documentManagement/types"/>
+    <xsd:import namespace="http://schemas.microsoft.com/office/infopath/2007/PartnerControls"/>
+    <xsd:element name="TaxCatchAll" ma:index="14" nillable="true" ma:displayName="Taxonomy Catch All Column" ma:hidden="true" ma:list="{5d57ac59-ec13-4ab6-8bf8-a162ea89df9b}" ma:internalName="TaxCatchAll" ma:showField="CatchAllData" ma:web="285d351f-f218-493a-825f-85a9dfbde315">
+      <xsd:complexType>
+        <xsd:complexContent>
+          <xsd:extension base="dms:MultiChoiceLookup">
+            <xsd:sequence>
+              <xsd:element name="Value" type="dms:Lookup" maxOccurs="unbounded" minOccurs="0" nillable="true"/>
+            </xsd:sequence>
+          </xsd:extension>
+        </xsd:complexContent>
+      </xsd:complexType>
     </xsd:element>
   </xsd:schema>
   <xsd:schema xmlns="http://schemas.openxmlformats.org/package/2006/metadata/core-properties" xmlns:xsd="http://www.w3.org/2001/XMLSchema" xmlns:xsi="http://www.w3.org/2001/XMLSchema-instance" xmlns:dc="http://purl.org/dc/elements/1.1/" xmlns:dcterms="http://purl.org/dc/terms/" xmlns:odoc="http://schemas.microsoft.com/internal/obd" targetNamespace="http://schemas.openxmlformats.org/package/2006/metadata/core-properties" elementFormDefault="qualified" attributeFormDefault="unqualified" blockDefault="#all">
@@ -12011,20 +11929,5 @@
 </file>
 
 <file path=customXml/itemProps4.xml><?xml version="1.0" encoding="utf-8"?>
-<ds:datastoreItem xmlns:ds="http://schemas.openxmlformats.org/officeDocument/2006/customXml" ds:itemID="{0BC4A0A4-89EA-4C0C-9011-C1B351E892BC}">
-  <ds:schemaRefs>
-    <ds:schemaRef ds:uri="http://schemas.microsoft.com/office/2006/metadata/contentType"/>
-    <ds:schemaRef ds:uri="http://schemas.microsoft.com/office/2006/metadata/properties/metaAttributes"/>
-    <ds:schemaRef ds:uri="http://www.w3.org/2001/XMLSchema"/>
-    <ds:schemaRef ds:uri="http://schemas.microsoft.com/office/2006/metadata/properties"/>
-    <ds:schemaRef ds:uri="cb45339b-ced9-4d0d-8f64-77573914d53b"/>
-    <ds:schemaRef ds:uri="43a3ca16-9c26-4813-b83f-4aec9927b43f"/>
-    <ds:schemaRef ds:uri="http://schemas.microsoft.com/office/2006/documentManagement/types"/>
-    <ds:schemaRef ds:uri="http://schemas.microsoft.com/office/infopath/2007/PartnerControls"/>
-    <ds:schemaRef ds:uri="http://schemas.openxmlformats.org/package/2006/metadata/core-properties"/>
-    <ds:schemaRef ds:uri="http://purl.org/dc/elements/1.1/"/>
-    <ds:schemaRef ds:uri="http://purl.org/dc/terms/"/>
-    <ds:schemaRef ds:uri="http://schemas.microsoft.com/internal/obd"/>
-  </ds:schemaRefs>
-</ds:datastoreItem>
+<ds:datastoreItem xmlns:ds="http://schemas.openxmlformats.org/officeDocument/2006/customXml" ds:itemID="{191DDCB9-ADCF-48E4-A856-FCAD09B0A3AD}"/>
 </file>
--- a/fuentes/CF2_96151139_DU.docx
+++ b/fuentes/CF2_96151139_DU.docx
@@ -513,8 +513,8 @@
         <w:br w:type="page"/>
       </w:r>
     </w:p>
-    <w:bookmarkStart w:id="0" w:name="_Toc204025439" w:displacedByCustomXml="next"/>
-    <w:bookmarkStart w:id="1" w:name="_Toc204881176" w:displacedByCustomXml="next"/>
+    <w:bookmarkStart w:id="0" w:name="_Toc204881176" w:displacedByCustomXml="next"/>
+    <w:bookmarkStart w:id="1" w:name="_Toc204025439" w:displacedByCustomXml="next"/>
     <w:sdt>
       <w:sdtPr>
         <w:rPr>
@@ -11694,19 +11694,6 @@
 </file>
 
 <file path=customXml/item2.xml><?xml version="1.0" encoding="utf-8"?>
-<b:Sources xmlns:b="http://schemas.openxmlformats.org/officeDocument/2006/bibliography" xmlns="http://schemas.openxmlformats.org/officeDocument/2006/bibliography" SelectedStyle="\APASixthEditionOfficeOnline.xsl" StyleName="APA" Version="6"/>
-</file>
-
-<file path=customXml/item3.xml><?xml version="1.0" encoding="utf-8"?>
-<?mso-contentType ?>
-<FormTemplates xmlns="http://schemas.microsoft.com/sharepoint/v3/contenttype/forms">
-  <Display>DocumentLibraryForm</Display>
-  <Edit>DocumentLibraryForm</Edit>
-  <New>DocumentLibraryForm</New>
-</FormTemplates>
-</file>
-
-<file path=customXml/item4.xml><?xml version="1.0" encoding="utf-8"?>
 <ct:contentTypeSchema xmlns:ct="http://schemas.microsoft.com/office/2006/metadata/contentType" xmlns:ma="http://schemas.microsoft.com/office/2006/metadata/properties/metaAttributes" ct:_="" ma:_="" ma:contentTypeName="Documento" ma:contentTypeID="0x0101005D7421CBAB376F47AC1876466873BE0C" ma:contentTypeVersion="11" ma:contentTypeDescription="Crear nuevo documento." ma:contentTypeScope="" ma:versionID="2b4f891a1a5ad88e3e621500c8553ae4">
   <xsd:schema xmlns:xsd="http://www.w3.org/2001/XMLSchema" xmlns:xs="http://www.w3.org/2001/XMLSchema" xmlns:p="http://schemas.microsoft.com/office/2006/metadata/properties" xmlns:ns2="55abea07-cd72-4a95-add0-1082a24cf9e9" xmlns:ns3="285d351f-f218-493a-825f-85a9dfbde315" targetNamespace="http://schemas.microsoft.com/office/2006/metadata/properties" ma:root="true" ma:fieldsID="4883b2e7c543eac85f1b7e21127c6f20" ns2:_="" ns3:_="">
     <xsd:import namespace="55abea07-cd72-4a95-add0-1082a24cf9e9"/>
@@ -11901,21 +11888,45 @@
 </ct:contentTypeSchema>
 </file>
 
+<file path=customXml/item3.xml><?xml version="1.0" encoding="utf-8"?>
+<?mso-contentType ?>
+<FormTemplates xmlns="http://schemas.microsoft.com/sharepoint/v3/contenttype/forms">
+  <Display>DocumentLibraryForm</Display>
+  <Edit>DocumentLibraryForm</Edit>
+  <New>DocumentLibraryForm</New>
+</FormTemplates>
+</file>
+
+<file path=customXml/item4.xml><?xml version="1.0" encoding="utf-8"?>
+<b:Sources xmlns:b="http://schemas.openxmlformats.org/officeDocument/2006/bibliography" xmlns="http://schemas.openxmlformats.org/officeDocument/2006/bibliography" SelectedStyle="\APASixthEditionOfficeOnline.xsl" StyleName="APA" Version="6"/>
+</file>
+
 <file path=customXml/itemProps1.xml><?xml version="1.0" encoding="utf-8"?>
 <ds:datastoreItem xmlns:ds="http://schemas.openxmlformats.org/officeDocument/2006/customXml" ds:itemID="{26259216-AD86-464A-AEAD-95B1F9E17392}">
   <ds:schemaRefs>
     <ds:schemaRef ds:uri="http://schemas.microsoft.com/office/2006/metadata/properties"/>
     <ds:schemaRef ds:uri="http://schemas.microsoft.com/office/infopath/2007/PartnerControls"/>
-    <ds:schemaRef ds:uri="cb45339b-ced9-4d0d-8f64-77573914d53b"/>
-    <ds:schemaRef ds:uri="43a3ca16-9c26-4813-b83f-4aec9927b43f"/>
+    <ds:schemaRef ds:uri="285d351f-f218-493a-825f-85a9dfbde315"/>
+    <ds:schemaRef ds:uri="55abea07-cd72-4a95-add0-1082a24cf9e9"/>
   </ds:schemaRefs>
 </ds:datastoreItem>
 </file>
 
 <file path=customXml/itemProps2.xml><?xml version="1.0" encoding="utf-8"?>
-<ds:datastoreItem xmlns:ds="http://schemas.openxmlformats.org/officeDocument/2006/customXml" ds:itemID="{A9F2CEBA-C824-4C86-81A8-E32CBD0EB92D}">
+<ds:datastoreItem xmlns:ds="http://schemas.openxmlformats.org/officeDocument/2006/customXml" ds:itemID="{191DDCB9-ADCF-48E4-A856-FCAD09B0A3AD}">
   <ds:schemaRefs>
-    <ds:schemaRef ds:uri="http://schemas.openxmlformats.org/officeDocument/2006/bibliography"/>
+    <ds:schemaRef ds:uri="http://schemas.microsoft.com/office/2006/metadata/contentType"/>
+    <ds:schemaRef ds:uri="http://schemas.microsoft.com/office/2006/metadata/properties/metaAttributes"/>
+    <ds:schemaRef ds:uri="http://www.w3.org/2001/XMLSchema"/>
+    <ds:schemaRef ds:uri="http://schemas.microsoft.com/office/2006/metadata/properties"/>
+    <ds:schemaRef ds:uri="55abea07-cd72-4a95-add0-1082a24cf9e9"/>
+    <ds:schemaRef ds:uri="285d351f-f218-493a-825f-85a9dfbde315"/>
+    <ds:schemaRef ds:uri="http://schemas.microsoft.com/office/2006/documentManagement/types"/>
+    <ds:schemaRef ds:uri="http://schemas.microsoft.com/office/infopath/2007/PartnerControls"/>
+    <ds:schemaRef ds:uri="http://schemas.openxmlformats.org/package/2006/metadata/core-properties"/>
+    <ds:schemaRef ds:uri="http://purl.org/dc/elements/1.1/"/>
+    <ds:schemaRef ds:uri="http://purl.org/dc/terms/"/>
+    <ds:schemaRef ds:uri="http://schemas.microsoft.com/internal/obd"/>
   </ds:schemaRefs>
 </ds:datastoreItem>
 </file>
@@ -11929,5 +11940,9 @@
 </file>
 
 <file path=customXml/itemProps4.xml><?xml version="1.0" encoding="utf-8"?>
-<ds:datastoreItem xmlns:ds="http://schemas.openxmlformats.org/officeDocument/2006/customXml" ds:itemID="{191DDCB9-ADCF-48E4-A856-FCAD09B0A3AD}"/>
+<ds:datastoreItem xmlns:ds="http://schemas.openxmlformats.org/officeDocument/2006/customXml" ds:itemID="{A9F2CEBA-C824-4C86-81A8-E32CBD0EB92D}">
+  <ds:schemaRefs>
+    <ds:schemaRef ds:uri="http://schemas.openxmlformats.org/officeDocument/2006/bibliography"/>
+  </ds:schemaRefs>
+</ds:datastoreItem>
 </file>
--- a/fuentes/CF2_96151139_DU.docx
+++ b/fuentes/CF2_96151139_DU.docx
@@ -513,8 +513,8 @@
         <w:br w:type="page"/>
       </w:r>
     </w:p>
-    <w:bookmarkStart w:id="0" w:name="_Toc204881176" w:displacedByCustomXml="next"/>
-    <w:bookmarkStart w:id="1" w:name="_Toc204025439" w:displacedByCustomXml="next"/>
+    <w:bookmarkStart w:id="0" w:name="_Toc204025439" w:displacedByCustomXml="next"/>
+    <w:bookmarkStart w:id="1" w:name="_Toc204881176" w:displacedByCustomXml="next"/>
     <w:sdt>
       <w:sdtPr>
         <w:rPr>
@@ -6982,7 +6982,18 @@
           <w:lang w:eastAsia="es-CO"/>
           <w14:ligatures w14:val="none"/>
         </w:rPr>
-        <w:t>Páez Perilla, Á. V., &amp; Bobadilla Gutiérrez, P. A. (2014). Unidad 2. Productos e ingredientes cárnicos. Servicio Nacional de Aprendizaje – SENA, Centro Agroindustrial, Regional Quindío.</w:t>
+        <w:t>Páez Perilla, A.V. &amp; Bobadilla Gutiérrez, P. A. (2014). Unidad 3. Alteración, higiene en la carne y en los productos cárnicos. Servicio Nacional de Aprendizaje (SENA). Centro Agroindustrial, Regional Quindío</w:t>
+      </w:r>
+      <w:r>
+        <w:rPr>
+          <w:rFonts w:eastAsia="Times New Roman" w:cstheme="minorHAnsi"/>
+          <w:kern w:val="0"/>
+          <w:szCs w:val="28"/>
+          <w:bdr w:val="none" w:sz="0" w:space="0" w:color="auto" w:frame="1"/>
+          <w:lang w:eastAsia="es-CO"/>
+          <w14:ligatures w14:val="none"/>
+        </w:rPr>
+        <w:t>.</w:t>
       </w:r>
       <w:r>
         <w:rPr>
@@ -7006,7 +7017,7 @@
             <w:lang w:eastAsia="es-CO"/>
             <w14:ligatures w14:val="none"/>
           </w:rPr>
-          <w:t>https://ecoredsena-santander.github.io/96151139_CF2_CONTROL_CALIDAD_PRODUCTOS_CARNICOS/downloads/Control_calidad_productos_carnicos.pdf</w:t>
+          <w:t>https://ecoredsena-santander.github.io/96151139_CF2_CONTROL_CALIDAD_PRODUCTOS_CARNICOS/downloads/alteracion_higiene_carne_productos_carnicos.pdf</w:t>
         </w:r>
       </w:hyperlink>
       <w:r>
@@ -11694,6 +11705,19 @@
 </file>
 
 <file path=customXml/item2.xml><?xml version="1.0" encoding="utf-8"?>
+<b:Sources xmlns:b="http://schemas.openxmlformats.org/officeDocument/2006/bibliography" xmlns="http://schemas.openxmlformats.org/officeDocument/2006/bibliography" SelectedStyle="\APASixthEditionOfficeOnline.xsl" StyleName="APA" Version="6"/>
+</file>
+
+<file path=customXml/item3.xml><?xml version="1.0" encoding="utf-8"?>
+<?mso-contentType ?>
+<FormTemplates xmlns="http://schemas.microsoft.com/sharepoint/v3/contenttype/forms">
+  <Display>DocumentLibraryForm</Display>
+  <Edit>DocumentLibraryForm</Edit>
+  <New>DocumentLibraryForm</New>
+</FormTemplates>
+</file>
+
+<file path=customXml/item4.xml><?xml version="1.0" encoding="utf-8"?>
 <ct:contentTypeSchema xmlns:ct="http://schemas.microsoft.com/office/2006/metadata/contentType" xmlns:ma="http://schemas.microsoft.com/office/2006/metadata/properties/metaAttributes" ct:_="" ma:_="" ma:contentTypeName="Documento" ma:contentTypeID="0x0101005D7421CBAB376F47AC1876466873BE0C" ma:contentTypeVersion="11" ma:contentTypeDescription="Crear nuevo documento." ma:contentTypeScope="" ma:versionID="2b4f891a1a5ad88e3e621500c8553ae4">
   <xsd:schema xmlns:xsd="http://www.w3.org/2001/XMLSchema" xmlns:xs="http://www.w3.org/2001/XMLSchema" xmlns:p="http://schemas.microsoft.com/office/2006/metadata/properties" xmlns:ns2="55abea07-cd72-4a95-add0-1082a24cf9e9" xmlns:ns3="285d351f-f218-493a-825f-85a9dfbde315" targetNamespace="http://schemas.microsoft.com/office/2006/metadata/properties" ma:root="true" ma:fieldsID="4883b2e7c543eac85f1b7e21127c6f20" ns2:_="" ns3:_="">
     <xsd:import namespace="55abea07-cd72-4a95-add0-1082a24cf9e9"/>
@@ -11888,19 +11912,6 @@
 </ct:contentTypeSchema>
 </file>
 
-<file path=customXml/item3.xml><?xml version="1.0" encoding="utf-8"?>
-<?mso-contentType ?>
-<FormTemplates xmlns="http://schemas.microsoft.com/sharepoint/v3/contenttype/forms">
-  <Display>DocumentLibraryForm</Display>
-  <Edit>DocumentLibraryForm</Edit>
-  <New>DocumentLibraryForm</New>
-</FormTemplates>
-</file>
-
-<file path=customXml/item4.xml><?xml version="1.0" encoding="utf-8"?>
-<b:Sources xmlns:b="http://schemas.openxmlformats.org/officeDocument/2006/bibliography" xmlns="http://schemas.openxmlformats.org/officeDocument/2006/bibliography" SelectedStyle="\APASixthEditionOfficeOnline.xsl" StyleName="APA" Version="6"/>
-</file>
-
 <file path=customXml/itemProps1.xml><?xml version="1.0" encoding="utf-8"?>
 <ds:datastoreItem xmlns:ds="http://schemas.openxmlformats.org/officeDocument/2006/customXml" ds:itemID="{26259216-AD86-464A-AEAD-95B1F9E17392}">
   <ds:schemaRefs>
@@ -11913,6 +11924,22 @@
 </file>
 
 <file path=customXml/itemProps2.xml><?xml version="1.0" encoding="utf-8"?>
+<ds:datastoreItem xmlns:ds="http://schemas.openxmlformats.org/officeDocument/2006/customXml" ds:itemID="{A9F2CEBA-C824-4C86-81A8-E32CBD0EB92D}">
+  <ds:schemaRefs>
+    <ds:schemaRef ds:uri="http://schemas.openxmlformats.org/officeDocument/2006/bibliography"/>
+  </ds:schemaRefs>
+</ds:datastoreItem>
+</file>
+
+<file path=customXml/itemProps3.xml><?xml version="1.0" encoding="utf-8"?>
+<ds:datastoreItem xmlns:ds="http://schemas.openxmlformats.org/officeDocument/2006/customXml" ds:itemID="{D00A4A46-BDBD-48AC-87B9-2BA42D9CC06F}">
+  <ds:schemaRefs>
+    <ds:schemaRef ds:uri="http://schemas.microsoft.com/sharepoint/v3/contenttype/forms"/>
+  </ds:schemaRefs>
+</ds:datastoreItem>
+</file>
+
+<file path=customXml/itemProps4.xml><?xml version="1.0" encoding="utf-8"?>
 <ds:datastoreItem xmlns:ds="http://schemas.openxmlformats.org/officeDocument/2006/customXml" ds:itemID="{191DDCB9-ADCF-48E4-A856-FCAD09B0A3AD}">
   <ds:schemaRefs>
     <ds:schemaRef ds:uri="http://schemas.microsoft.com/office/2006/metadata/contentType"/>
@@ -11929,20 +11956,4 @@
     <ds:schemaRef ds:uri="http://schemas.microsoft.com/internal/obd"/>
   </ds:schemaRefs>
 </ds:datastoreItem>
-</file>
-
-<file path=customXml/itemProps3.xml><?xml version="1.0" encoding="utf-8"?>
-<ds:datastoreItem xmlns:ds="http://schemas.openxmlformats.org/officeDocument/2006/customXml" ds:itemID="{D00A4A46-BDBD-48AC-87B9-2BA42D9CC06F}">
-  <ds:schemaRefs>
-    <ds:schemaRef ds:uri="http://schemas.microsoft.com/sharepoint/v3/contenttype/forms"/>
-  </ds:schemaRefs>
-</ds:datastoreItem>
-</file>
-
-<file path=customXml/itemProps4.xml><?xml version="1.0" encoding="utf-8"?>
-<ds:datastoreItem xmlns:ds="http://schemas.openxmlformats.org/officeDocument/2006/customXml" ds:itemID="{A9F2CEBA-C824-4C86-81A8-E32CBD0EB92D}">
-  <ds:schemaRefs>
-    <ds:schemaRef ds:uri="http://schemas.openxmlformats.org/officeDocument/2006/bibliography"/>
-  </ds:schemaRefs>
-</ds:datastoreItem>
 </file>